--- a/textual data analysis/docs/謝誌.docx
+++ b/textual data analysis/docs/謝誌.docx
@@ -169,10 +169,7 @@
     </w:p>
     <w:p>
       <w:r>
-        <w:t>也</w:t>
-      </w:r>
-      <w:r>
-        <w:t>謝謝幾位與我特別交好的朋友。為了</w:t>
+        <w:t>也謝謝幾位與我特別交好的朋友。為了</w:t>
       </w:r>
       <w:proofErr w:type="gramStart"/>
       <w:r>
@@ -209,6 +206,56 @@
       <w:pPr>
         <w:pStyle w:val="Web"/>
       </w:pPr>
+      <w:proofErr w:type="gramStart"/>
+      <w:r>
+        <w:t>此外，</w:t>
+      </w:r>
+      <w:proofErr w:type="gramEnd"/>
+      <w:r>
+        <w:t>我本身是一名基督徒。在花蓮的日子裡，我曾參與學校</w:t>
+      </w:r>
+      <w:proofErr w:type="gramStart"/>
+      <w:r>
+        <w:t>的嗎哪團契</w:t>
+      </w:r>
+      <w:proofErr w:type="gramEnd"/>
+      <w:r>
+        <w:t>，也到吉安鄉的 316 新人教會聚會。</w:t>
+      </w:r>
+      <w:proofErr w:type="gramStart"/>
+      <w:r>
+        <w:t>在嗎哪團契</w:t>
+      </w:r>
+      <w:proofErr w:type="gramEnd"/>
+      <w:r>
+        <w:t>的時光中，我認識了許多有趣的人；每個人都有鮮明的個性，也讓我的研究所生活多了許多不同的交流與記憶。新人教會則帶著我認識另一種生活方式，讓我有機會體驗部落生活、</w:t>
+      </w:r>
+      <w:r>
+        <w:t>一起烤火，也</w:t>
+      </w:r>
+      <w:r>
+        <w:rPr>
+          <w:rFonts w:hint="eastAsia"/>
+        </w:rPr>
+        <w:t>原本有機會</w:t>
+      </w:r>
+      <w:r>
+        <w:t>打獵</w:t>
+      </w:r>
+      <w:r>
+        <w:rPr>
+          <w:rFonts w:hint="eastAsia"/>
+        </w:rPr>
+        <w:t>，卻因為颱風未能成行</w:t>
+      </w:r>
+      <w:r>
+        <w:t>。這些看似與論文無關的經歷，仍讓我在花蓮的日子裡，得到許多陪伴與溫暖。</w:t>
+      </w:r>
+    </w:p>
+    <w:p>
+      <w:pPr>
+        <w:pStyle w:val="Web"/>
+      </w:pPr>
       <w:r>
         <w:t>回到這段旅程本身，我與兩位教授相識的起點，仍要回到系上辦公室的那一天。當時，在他人的鼓勵下，我追出去邀請</w:t>
       </w:r>
@@ -254,226 +301,480 @@
       </w:r>
     </w:p>
     <w:p>
-      <w:pPr>
+      <w:r>
+        <w:t>當我向兩位老師談起對工作的煩惱時，兩位也總像大哥哥般，大手一</w:t>
+      </w:r>
+      <w:proofErr w:type="gramStart"/>
+      <w:r>
+        <w:t>揮地叫</w:t>
+      </w:r>
+      <w:proofErr w:type="gramEnd"/>
+      <w:r>
+        <w:t>我不要過度擔心。後來，老師們不僅給予我鼓勵，更實際協助我引薦業界前輩，讓我對未來有更多理解與方向。總體而言，兩位老師不只是帶領我完成論文的</w:t>
+      </w:r>
+      <w:r>
+        <w:lastRenderedPageBreak/>
+        <w:t>指導教授，也是我在研究所階段、乃至人生道路上非常重要的貴人。</w:t>
+      </w:r>
+    </w:p>
+    <w:p>
+      <w:r>
+        <w:t>在東華的日子裡，我也曾參與學生會，並認識了一群很有趣的人。學生會的工作量或許不算多</w:t>
+      </w:r>
+      <w:proofErr w:type="gramStart"/>
+      <w:r>
+        <w:t>——</w:t>
+      </w:r>
+      <w:proofErr w:type="gramEnd"/>
+      <w:r>
+        <w:t>當然，這點可能會有人不同意</w:t>
+      </w:r>
+      <w:proofErr w:type="gramStart"/>
+      <w:r>
+        <w:t>——</w:t>
+      </w:r>
+      <w:proofErr w:type="gramEnd"/>
+      <w:r>
+        <w:t>但這段經驗仍然相當不錯，也讓我的研究所生活多了不少不同的回憶。</w:t>
+      </w:r>
+    </w:p>
+    <w:p/>
+    <w:p>
+      <w:pPr>
+        <w:pStyle w:val="Web"/>
+      </w:pPr>
+      <w:r>
+        <w:t>實習對我而言，也是一段意義重大的經歷。我曾面試過幾間公司，雖然並非每一次都獲得機會，但每一場面試都帶給我不同的反思。第一間公司提醒我，必須真正熟悉自己的專案，理解自己究竟做了什麼，而不是套用既有的方法後便宣稱完成；第二間公司則讓我明白，自己不能只具備單一、特定的能力，例如回測或</w:t>
+      </w:r>
+      <w:r>
         <w:rPr>
           <w:rFonts w:hint="eastAsia"/>
         </w:rPr>
-      </w:pPr>
-      <w:r>
-        <w:t>當我向兩位老師談起對工作的煩惱時，兩位也總像大哥哥般，大手一</w:t>
-      </w:r>
-      <w:proofErr w:type="gramStart"/>
-      <w:r>
-        <w:t>揮地叫</w:t>
-      </w:r>
-      <w:proofErr w:type="gramEnd"/>
-      <w:r>
-        <w:t>我不要過度擔心。後來，老師們不僅給予我鼓勵，更實際協助我引薦業界前輩，讓我對未來有更多理解與方向。總體而言，兩位老師不只是帶領我完成論文的指導教授，也是我在研究所階段、乃至人生道路上非常重要的貴人。</w:t>
-      </w:r>
-    </w:p>
-    <w:p>
-      <w:r>
-        <w:t>在東華的日子裡，我也曾參與學生會，並認識了一群很有趣的人。學生會的工作量或許不算多</w:t>
-      </w:r>
-      <w:proofErr w:type="gramStart"/>
-      <w:r>
-        <w:t>——</w:t>
-      </w:r>
-      <w:proofErr w:type="gramEnd"/>
-      <w:r>
-        <w:t>當然，這點可能會有人不同意</w:t>
-      </w:r>
-      <w:proofErr w:type="gramStart"/>
-      <w:r>
-        <w:t>——</w:t>
-      </w:r>
-      <w:proofErr w:type="gramEnd"/>
-      <w:r>
-        <w:t>但這段經驗仍然相當不錯，也讓我的研究所生活多了不少不同的回憶。</w:t>
-      </w:r>
-    </w:p>
-    <w:p/>
+        <w:t>只有</w:t>
+      </w:r>
+      <w:r>
+        <w:t>固定</w:t>
+      </w:r>
+      <w:r>
+        <w:rPr>
+          <w:rFonts w:hint="eastAsia"/>
+        </w:rPr>
+        <w:t>、單一的</w:t>
+      </w:r>
+      <w:r>
+        <w:t xml:space="preserve">資料來源，而應持續拓展資料來源與能力的多樣性。 </w:t>
+      </w:r>
+    </w:p>
     <w:p>
       <w:pPr>
         <w:pStyle w:val="Web"/>
       </w:pPr>
       <w:r>
+        <w:t>第三間，也就是</w:t>
+      </w:r>
+      <w:proofErr w:type="gramStart"/>
+      <w:r>
+        <w:t>雋</w:t>
+      </w:r>
+      <w:proofErr w:type="gramEnd"/>
+      <w:r>
+        <w:t xml:space="preserve">寬資本，則讓我開始反過來觀察自己的內心：我為什麼想做交易？寫出一個策略後，卻遲遲不願上線，真正擔心的又是什麼？這些面對內心的問題，恰恰是我最不擅長的部分，卻也是我必須學習面對的課題。 </w:t>
+      </w:r>
+    </w:p>
+    <w:p>
+      <w:pPr>
+        <w:pStyle w:val="Web"/>
+      </w:pPr>
+      <w:r>
+        <w:t>很幸運地，在猴子哥的大力推薦下，我得以進入</w:t>
+      </w:r>
+      <w:proofErr w:type="gramStart"/>
+      <w:r>
+        <w:t>雋</w:t>
+      </w:r>
+      <w:proofErr w:type="gramEnd"/>
+      <w:r>
+        <w:t>寬資本實習。過去的我，常是依循網路文章或課堂所學完成一個專案；直到進入實習後，我才真正認識業界實際的工作方式與思考模式。這段經驗大幅翻轉了我的思考，也讓我開始理解，完成一個專案與解決一個真實問題</w:t>
+      </w:r>
+      <w:proofErr w:type="gramStart"/>
+      <w:r>
+        <w:t>之間，</w:t>
+      </w:r>
+      <w:proofErr w:type="gramEnd"/>
+      <w:r>
+        <w:t xml:space="preserve">仍有很長的距離。 </w:t>
+      </w:r>
+    </w:p>
+    <w:p>
+      <w:pPr>
+        <w:pStyle w:val="Web"/>
+      </w:pPr>
+      <w:r>
+        <w:t>這段實習也讓我認識了一群聰明、厲害而且可愛的人。</w:t>
+      </w:r>
+      <w:r>
+        <w:rPr>
+          <w:rFonts w:hint="eastAsia"/>
+        </w:rPr>
+        <w:t>品</w:t>
+      </w:r>
+      <w:proofErr w:type="gramStart"/>
+      <w:r>
+        <w:rPr>
+          <w:rFonts w:hint="eastAsia"/>
+        </w:rPr>
+        <w:t>妤</w:t>
+      </w:r>
+      <w:proofErr w:type="gramEnd"/>
+      <w:r>
+        <w:t>很照顧我，給了我許多建議與資源；</w:t>
+      </w:r>
+      <w:r>
+        <w:rPr>
+          <w:rFonts w:hint="eastAsia"/>
+        </w:rPr>
+        <w:t>Johnny</w:t>
+      </w:r>
+      <w:r>
+        <w:t>在同期實習生中</w:t>
+      </w:r>
+      <w:r>
+        <w:rPr>
+          <w:rFonts w:hint="eastAsia"/>
+        </w:rPr>
+        <w:t>碾壓所有人</w:t>
+      </w:r>
+      <w:r>
+        <w:t>；</w:t>
+      </w:r>
+      <w:r>
+        <w:rPr>
+          <w:rFonts w:hint="eastAsia"/>
+        </w:rPr>
+        <w:t>LSY</w:t>
+      </w:r>
+      <w:r>
+        <w:t>能同時兼顧攝影與專案進度；</w:t>
+      </w:r>
+      <w:proofErr w:type="gramStart"/>
+      <w:r>
+        <w:rPr>
+          <w:rFonts w:hint="eastAsia"/>
+        </w:rPr>
+        <w:t>娟</w:t>
+      </w:r>
+      <w:proofErr w:type="gramEnd"/>
+      <w:r>
+        <w:rPr>
+          <w:rFonts w:hint="eastAsia"/>
+        </w:rPr>
+        <w:t>姐</w:t>
+      </w:r>
+      <w:r>
+        <w:t>是令人佩服的基本面</w:t>
+      </w:r>
+      <w:r>
+        <w:rPr>
+          <w:rFonts w:hint="eastAsia"/>
+        </w:rPr>
+        <w:t>鬼才</w:t>
+      </w:r>
+      <w:r>
+        <w:t>。</w:t>
+      </w:r>
+      <w:r>
+        <w:rPr>
+          <w:rFonts w:hint="eastAsia"/>
+        </w:rPr>
+        <w:t>沒提到的其他人不是不強，而是寫不完，</w:t>
+      </w:r>
+      <w:r>
+        <w:t xml:space="preserve">這裡有太多值得我學習的人。 </w:t>
+      </w:r>
+    </w:p>
+    <w:p>
+      <w:pPr>
+        <w:pStyle w:val="Web"/>
+        <w:rPr>
+          <w:rFonts w:hint="eastAsia"/>
+        </w:rPr>
+      </w:pPr>
+      <w:r>
+        <w:t xml:space="preserve">特別感謝 Jim 老大與西老大，持續向我灌輸宏觀觀念與技術細節上的思考；以及我的 mentor </w:t>
+      </w:r>
+      <w:proofErr w:type="gramStart"/>
+      <w:r>
+        <w:t>建崴，</w:t>
+      </w:r>
+      <w:proofErr w:type="gramEnd"/>
+      <w:r>
+        <w:t>雖然是冷冷的 I 人，卻始終是一位可靠、願意協助我的好人。謝謝你們讓我在實習中獲得的不只是技術與經驗，也有對工作、交易與自己更深一層的理解。</w:t>
+      </w:r>
+    </w:p>
+    <w:p>
+      <w:pPr>
+        <w:widowControl/>
+        <w:spacing w:before="100" w:beforeAutospacing="1" w:after="100" w:afterAutospacing="1"/>
+        <w:rPr>
+          <w:rFonts w:ascii="新細明體" w:eastAsia="新細明體" w:hAnsi="新細明體" w:cs="新細明體"/>
+          <w:kern w:val="0"/>
+          <w:szCs w:val="24"/>
+        </w:rPr>
+      </w:pPr>
+      <w:r>
+        <w:rPr>
+          <w:rFonts w:ascii="新細明體" w:eastAsia="新細明體" w:hAnsi="新細明體" w:cs="新細明體"/>
+          <w:kern w:val="0"/>
+          <w:szCs w:val="24"/>
+        </w:rPr>
+        <w:t>實習結束後，我也進入完成論文的最後階段。那段時間，我幾乎把研究室當成了家：中午過去，往往直到凌晨才離開。所幸，兩位教授都在研究方向與細節上給予我非常實際的協助，讓我能在一次</w:t>
+      </w:r>
+      <w:proofErr w:type="gramStart"/>
+      <w:r>
+        <w:rPr>
+          <w:rFonts w:ascii="新細明體" w:eastAsia="新細明體" w:hAnsi="新細明體" w:cs="新細明體"/>
+          <w:kern w:val="0"/>
+          <w:szCs w:val="24"/>
+        </w:rPr>
+        <w:t>次</w:t>
+      </w:r>
+      <w:proofErr w:type="gramEnd"/>
+      <w:r>
+        <w:rPr>
+          <w:rFonts w:ascii="新細明體" w:eastAsia="新細明體" w:hAnsi="新細明體" w:cs="新細明體"/>
+          <w:kern w:val="0"/>
+          <w:szCs w:val="24"/>
+        </w:rPr>
+        <w:t>修改與推進中，慢慢完成這份論文。</w:t>
+      </w:r>
+    </w:p>
+    <w:p>
+      <w:pPr>
+        <w:widowControl/>
+        <w:spacing w:before="100" w:beforeAutospacing="1" w:after="100" w:afterAutospacing="1"/>
+        <w:rPr>
+          <w:rFonts w:ascii="新細明體" w:eastAsia="新細明體" w:hAnsi="新細明體" w:cs="新細明體"/>
+          <w:kern w:val="0"/>
+          <w:szCs w:val="24"/>
+        </w:rPr>
+      </w:pPr>
+      <w:r>
+        <w:rPr>
+          <w:rFonts w:ascii="新細明體" w:eastAsia="新細明體" w:hAnsi="新細明體" w:cs="新細明體"/>
+          <w:kern w:val="0"/>
+          <w:szCs w:val="24"/>
+        </w:rPr>
+        <w:t xml:space="preserve">這段日子不只是論文寫作的衝刺，更是一段磨礪心性的過程。我學著在壓力、疲憊與不確定之中持續前進，也開始學習如何與 </w:t>
+      </w:r>
+      <w:proofErr w:type="spellStart"/>
+      <w:r>
+        <w:rPr>
+          <w:rFonts w:ascii="新細明體" w:eastAsia="新細明體" w:hAnsi="新細明體" w:cs="新細明體"/>
+          <w:kern w:val="0"/>
+          <w:szCs w:val="24"/>
+        </w:rPr>
+        <w:t>ChatGPT</w:t>
+      </w:r>
+      <w:proofErr w:type="spellEnd"/>
+      <w:r>
+        <w:rPr>
+          <w:rFonts w:ascii="新細明體" w:eastAsia="新細明體" w:hAnsi="新細明體" w:cs="新細明體"/>
+          <w:kern w:val="0"/>
+          <w:szCs w:val="24"/>
+        </w:rPr>
+        <w:t xml:space="preserve"> </w:t>
+      </w:r>
+      <w:r>
+        <w:rPr>
+          <w:rFonts w:ascii="新細明體" w:eastAsia="新細明體" w:hAnsi="新細明體" w:cs="新細明體"/>
+          <w:kern w:val="0"/>
+          <w:szCs w:val="24"/>
+        </w:rPr>
+        <w:t>協作：將它作為整理思路、</w:t>
+      </w:r>
+      <w:r>
+        <w:rPr>
+          <w:rFonts w:ascii="新細明體" w:eastAsia="新細明體" w:hAnsi="新細明體" w:cs="新細明體" w:hint="eastAsia"/>
+          <w:kern w:val="0"/>
+          <w:szCs w:val="24"/>
+        </w:rPr>
+        <w:t>潤飾</w:t>
+      </w:r>
+      <w:r>
+        <w:rPr>
+          <w:rFonts w:ascii="新細明體" w:eastAsia="新細明體" w:hAnsi="新細明體" w:cs="新細明體"/>
+          <w:kern w:val="0"/>
+          <w:szCs w:val="24"/>
+        </w:rPr>
+        <w:t>文字與</w:t>
+      </w:r>
+      <w:proofErr w:type="gramStart"/>
+      <w:r>
+        <w:rPr>
+          <w:rFonts w:ascii="新細明體" w:eastAsia="新細明體" w:hAnsi="新細明體" w:cs="新細明體"/>
+          <w:kern w:val="0"/>
+          <w:szCs w:val="24"/>
+        </w:rPr>
+        <w:t>釐</w:t>
+      </w:r>
+      <w:proofErr w:type="gramEnd"/>
+      <w:r>
+        <w:rPr>
+          <w:rFonts w:ascii="新細明體" w:eastAsia="新細明體" w:hAnsi="新細明體" w:cs="新細明體"/>
+          <w:kern w:val="0"/>
+          <w:szCs w:val="24"/>
+        </w:rPr>
+        <w:t>清問題的工具，而不是取代自己思考的答案。回頭看來，</w:t>
+      </w:r>
+      <w:r>
+        <w:rPr>
+          <w:rFonts w:ascii="新細明體" w:eastAsia="新細明體" w:hAnsi="新細明體" w:cs="新細明體"/>
+          <w:kern w:val="0"/>
+          <w:szCs w:val="24"/>
+        </w:rPr>
         <w:lastRenderedPageBreak/>
-        <w:t>實習對我而言，也是一段意義重大的經歷。我曾面試過幾間公司，雖然並非每一次都獲得機會，但每一場面試都帶給我不同的反思。第一間公司提醒我，必須真正熟悉自己的專案，理解自己究竟做了什麼，而不是套用既有的方法後便宣稱完成；第二</w:t>
-      </w:r>
-      <w:r>
-        <w:t>間公司則讓我明白，自己不能只具備單一、特定的能力，例如回測或</w:t>
-      </w:r>
-      <w:r>
-        <w:rPr>
-          <w:rFonts w:hint="eastAsia"/>
-        </w:rPr>
-        <w:t>只有</w:t>
-      </w:r>
-      <w:r>
-        <w:t>固定</w:t>
-      </w:r>
-      <w:r>
-        <w:rPr>
-          <w:rFonts w:hint="eastAsia"/>
-        </w:rPr>
-        <w:t>、單一的</w:t>
-      </w:r>
-      <w:r>
-        <w:t xml:space="preserve">資料來源，而應持續拓展資料來源與能力的多樣性。 </w:t>
-      </w:r>
-    </w:p>
-    <w:p>
-      <w:pPr>
-        <w:pStyle w:val="Web"/>
-      </w:pPr>
-      <w:r>
-        <w:t>第三間，也就是</w:t>
-      </w:r>
-      <w:proofErr w:type="gramStart"/>
-      <w:r>
-        <w:t>雋</w:t>
-      </w:r>
-      <w:proofErr w:type="gramEnd"/>
-      <w:r>
-        <w:t xml:space="preserve">寬資本，則讓我開始反過來觀察自己的內心：我為什麼想做交易？寫出一個策略後，卻遲遲不願上線，真正擔心的又是什麼？這些面對內心的問題，恰恰是我最不擅長的部分，卻也是我必須學習面對的課題。 </w:t>
-      </w:r>
-    </w:p>
-    <w:p>
-      <w:pPr>
-        <w:pStyle w:val="Web"/>
-      </w:pPr>
-      <w:r>
-        <w:t>很幸運地，在猴子哥的大力推薦下，我得以進入</w:t>
-      </w:r>
-      <w:proofErr w:type="gramStart"/>
-      <w:r>
-        <w:t>雋</w:t>
-      </w:r>
-      <w:proofErr w:type="gramEnd"/>
-      <w:r>
-        <w:t>寬資本實習。過去的我，常是依循網路文章或課堂所學完成一個專案；直到進入實習後，我才真正認識業界實際的工作方式與思考模式。這段經驗大幅翻轉了我的思考，也讓我開始理解，完成一個專案與解決一個真實問題</w:t>
-      </w:r>
-      <w:proofErr w:type="gramStart"/>
-      <w:r>
-        <w:t>之間，</w:t>
-      </w:r>
-      <w:proofErr w:type="gramEnd"/>
-      <w:r>
-        <w:t xml:space="preserve">仍有很長的距離。 </w:t>
-      </w:r>
-    </w:p>
-    <w:p>
-      <w:pPr>
-        <w:pStyle w:val="Web"/>
-      </w:pPr>
-      <w:r>
-        <w:t>這段實習也讓我認識了一群聰明、厲害而且可愛的人。</w:t>
-      </w:r>
-      <w:r>
-        <w:rPr>
-          <w:rFonts w:hint="eastAsia"/>
-        </w:rPr>
-        <w:t>品</w:t>
-      </w:r>
-      <w:proofErr w:type="gramStart"/>
-      <w:r>
-        <w:rPr>
-          <w:rFonts w:hint="eastAsia"/>
-        </w:rPr>
-        <w:t>妤</w:t>
-      </w:r>
-      <w:proofErr w:type="gramEnd"/>
-      <w:r>
-        <w:t>很照顧我，給了我許多建議與資源；</w:t>
-      </w:r>
-      <w:r>
-        <w:rPr>
-          <w:rFonts w:hint="eastAsia"/>
-        </w:rPr>
-        <w:t>Johnny</w:t>
-      </w:r>
-      <w:r>
-        <w:t>在同期實習生中</w:t>
-      </w:r>
-      <w:r>
-        <w:rPr>
-          <w:rFonts w:hint="eastAsia"/>
-        </w:rPr>
-        <w:t>碾壓所有人</w:t>
-      </w:r>
-      <w:r>
-        <w:t>；</w:t>
-      </w:r>
-      <w:r>
-        <w:rPr>
-          <w:rFonts w:hint="eastAsia"/>
-        </w:rPr>
-        <w:t>LSY</w:t>
-      </w:r>
-      <w:r>
-        <w:t>能同時兼顧攝影與專案進度；</w:t>
-      </w:r>
-      <w:proofErr w:type="gramStart"/>
-      <w:r>
-        <w:rPr>
-          <w:rFonts w:hint="eastAsia"/>
-        </w:rPr>
-        <w:t>娟</w:t>
-      </w:r>
-      <w:proofErr w:type="gramEnd"/>
-      <w:r>
-        <w:rPr>
-          <w:rFonts w:hint="eastAsia"/>
-        </w:rPr>
-        <w:t>姐</w:t>
-      </w:r>
-      <w:r>
-        <w:t>是令人佩服的基本面</w:t>
-      </w:r>
-      <w:r>
-        <w:rPr>
-          <w:rFonts w:hint="eastAsia"/>
-        </w:rPr>
-        <w:t>鬼才</w:t>
-      </w:r>
-      <w:r>
-        <w:t>。</w:t>
-      </w:r>
-      <w:r>
-        <w:rPr>
-          <w:rFonts w:hint="eastAsia"/>
-        </w:rPr>
-        <w:t>沒提到的其他人不是不強，而是寫不完，</w:t>
-      </w:r>
-      <w:r>
-        <w:t xml:space="preserve">這裡有太多值得我學習的人。 </w:t>
-      </w:r>
-    </w:p>
-    <w:p>
-      <w:pPr>
-        <w:pStyle w:val="Web"/>
-      </w:pPr>
-      <w:r>
-        <w:t xml:space="preserve">特別感謝 Jim 老大與西老大，持續向我灌輸宏觀觀念與技術細節上的思考；以及我的 mentor </w:t>
-      </w:r>
-      <w:proofErr w:type="gramStart"/>
-      <w:r>
-        <w:t>建崴，</w:t>
-      </w:r>
-      <w:proofErr w:type="gramEnd"/>
-      <w:r>
-        <w:t>雖然是冷冷的 I 人，卻始終是一位可靠、願意協助我的好人。謝謝你們讓我在實習中獲得的不只是技術與經驗，也有對工作、交易與自己更深一層的理解。</w:t>
-      </w:r>
-    </w:p>
-    <w:p>
-      <w:pPr>
-        <w:rPr>
-          <w:rFonts w:hint="eastAsia"/>
-        </w:rPr>
-      </w:pPr>
+        <w:t>這段過程讓我更理解，完成論文靠的不只是能力，也是在看不到終點時，仍願意繼續坐在研究室裡、把下一段文字寫完的耐心。</w:t>
+      </w:r>
+    </w:p>
+    <w:p>
+      <w:pPr>
+        <w:widowControl/>
+        <w:spacing w:before="100" w:beforeAutospacing="1" w:after="100" w:afterAutospacing="1"/>
+        <w:rPr>
+          <w:rFonts w:ascii="新細明體" w:eastAsia="新細明體" w:hAnsi="新細明體" w:cs="新細明體"/>
+          <w:kern w:val="0"/>
+          <w:szCs w:val="24"/>
+        </w:rPr>
+      </w:pPr>
+      <w:r>
+        <w:rPr>
+          <w:rFonts w:ascii="新細明體" w:eastAsia="新細明體" w:hAnsi="新細明體" w:cs="新細明體"/>
+          <w:kern w:val="0"/>
+          <w:szCs w:val="24"/>
+        </w:rPr>
+        <w:t xml:space="preserve">在口試前，由於資料繁雜、時間緊湊，我也麻煩學弟妹協助製作簡報。這份簡報承載了他們許多心力與汗水，我由衷感謝；畢竟，以我自己的簡報能力來說，若全由我處理，成果大概很難稱得上好看。 </w:t>
+      </w:r>
+    </w:p>
+    <w:p>
+      <w:pPr>
+        <w:widowControl/>
+        <w:spacing w:before="100" w:beforeAutospacing="1" w:after="100" w:afterAutospacing="1"/>
+        <w:rPr>
+          <w:rFonts w:ascii="新細明體" w:eastAsia="新細明體" w:hAnsi="新細明體" w:cs="新細明體"/>
+          <w:kern w:val="0"/>
+          <w:szCs w:val="24"/>
+        </w:rPr>
+      </w:pPr>
+      <w:r>
+        <w:rPr>
+          <w:rFonts w:ascii="新細明體" w:eastAsia="新細明體" w:hAnsi="新細明體" w:cs="新細明體"/>
+          <w:kern w:val="0"/>
+          <w:szCs w:val="24"/>
+        </w:rPr>
+        <w:t>後來，老師也引薦吳中書董事長擔任我的口試委員。能有機會接受董事長的指導，讓我大開眼界；口試結束後，董事長還親切地邀請我們吃飯，令我十分感動。那天不只收穫了寶貴的建議，也看見老師們互動時可愛而真誠的一面，為這段緊張的口試經驗留下很溫暖的記憶。</w:t>
+      </w:r>
+    </w:p>
+    <w:p>
+      <w:pPr>
+        <w:widowControl/>
+        <w:spacing w:before="100" w:beforeAutospacing="1" w:after="100" w:afterAutospacing="1"/>
+        <w:rPr>
+          <w:rFonts w:ascii="新細明體" w:eastAsia="新細明體" w:hAnsi="新細明體" w:cs="新細明體"/>
+          <w:kern w:val="0"/>
+          <w:szCs w:val="24"/>
+        </w:rPr>
+      </w:pPr>
+      <w:r>
+        <w:rPr>
+          <w:rFonts w:ascii="新細明體" w:eastAsia="新細明體" w:hAnsi="新細明體" w:cs="新細明體"/>
+          <w:kern w:val="0"/>
+          <w:szCs w:val="24"/>
+        </w:rPr>
+        <w:t xml:space="preserve">這段研究所的旅程，對我而言真的十分寶貴。最重要的或許不在於我在學校裡讀了多少書，而是讓我再次看見：在我原有的眼界之外，世界原來如此廣闊。 </w:t>
+      </w:r>
+    </w:p>
+    <w:p>
+      <w:pPr>
+        <w:widowControl/>
+        <w:spacing w:before="100" w:beforeAutospacing="1" w:after="100" w:afterAutospacing="1"/>
+        <w:rPr>
+          <w:rFonts w:ascii="新細明體" w:eastAsia="新細明體" w:hAnsi="新細明體" w:cs="新細明體"/>
+          <w:kern w:val="0"/>
+          <w:szCs w:val="24"/>
+        </w:rPr>
+      </w:pPr>
+      <w:r>
+        <w:rPr>
+          <w:rFonts w:ascii="新細明體" w:eastAsia="新細明體" w:hAnsi="新細明體" w:cs="新細明體"/>
+          <w:kern w:val="0"/>
+          <w:szCs w:val="24"/>
+        </w:rPr>
+        <w:t xml:space="preserve">我仍然不是一個天資特別出眾的人，未來也未必能達成所有想做的事；但這段旅程讓我明白，人不需要等到自己足夠聰明、足夠準備好，才有資格選擇想走的路。許多事情的起點，或許只是願意不再替自己設定上限，並在不確定中踏出第一步。 </w:t>
+      </w:r>
+    </w:p>
+    <w:p>
+      <w:pPr>
+        <w:widowControl/>
+        <w:spacing w:before="100" w:beforeAutospacing="1" w:after="100" w:afterAutospacing="1"/>
+        <w:rPr>
+          <w:rFonts w:ascii="新細明體" w:eastAsia="新細明體" w:hAnsi="新細明體" w:cs="新細明體"/>
+          <w:kern w:val="0"/>
+          <w:szCs w:val="24"/>
+        </w:rPr>
+      </w:pPr>
+      <w:r>
+        <w:rPr>
+          <w:rFonts w:ascii="新細明體" w:eastAsia="新細明體" w:hAnsi="新細明體" w:cs="新細明體"/>
+          <w:kern w:val="0"/>
+          <w:szCs w:val="24"/>
+        </w:rPr>
+        <w:t>從那個不知道自己為何要畢業、對未來</w:t>
+      </w:r>
       <w:bookmarkStart w:id="0" w:name="_GoBack"/>
       <w:bookmarkEnd w:id="0"/>
+      <w:r>
+        <w:rPr>
+          <w:rFonts w:ascii="新細明體" w:eastAsia="新細明體" w:hAnsi="新細明體" w:cs="新細明體"/>
+          <w:kern w:val="0"/>
+          <w:szCs w:val="24"/>
+        </w:rPr>
+        <w:t xml:space="preserve">得過且過的人，到今天能夠完成這篇論文，我還不敢說自己已經找到了答案；但至少，我開始知道自己想成為怎樣的人，也願意為那個方向繼續努力。若未來我真能為這個世界帶來一點微小而正向的改變，我想，這段旅程就是最重要的起點。 </w:t>
+      </w:r>
+    </w:p>
+    <w:p>
+      <w:pPr>
+        <w:widowControl/>
+        <w:spacing w:before="100" w:beforeAutospacing="1" w:after="100" w:afterAutospacing="1"/>
+        <w:rPr>
+          <w:rFonts w:ascii="新細明體" w:eastAsia="新細明體" w:hAnsi="新細明體" w:cs="新細明體" w:hint="eastAsia"/>
+          <w:kern w:val="0"/>
+          <w:szCs w:val="24"/>
+        </w:rPr>
+      </w:pPr>
+      <w:r>
+        <w:rPr>
+          <w:rFonts w:ascii="新細明體" w:eastAsia="新細明體" w:hAnsi="新細明體" w:cs="新細明體"/>
+          <w:kern w:val="0"/>
+          <w:szCs w:val="24"/>
+        </w:rPr>
+        <w:t>謝謝這一路上所有曾經</w:t>
+      </w:r>
+      <w:r>
+        <w:rPr>
+          <w:rFonts w:ascii="新細明體" w:eastAsia="新細明體" w:hAnsi="新細明體" w:cs="新細明體" w:hint="eastAsia"/>
+          <w:kern w:val="0"/>
+          <w:szCs w:val="24"/>
+        </w:rPr>
+        <w:t>出現、</w:t>
+      </w:r>
+      <w:r>
+        <w:rPr>
+          <w:rFonts w:ascii="新細明體" w:eastAsia="新細明體" w:hAnsi="新細明體" w:cs="新細明體"/>
+          <w:kern w:val="0"/>
+          <w:szCs w:val="24"/>
+        </w:rPr>
+        <w:t>幫助、陪伴與相信我的人。你們讓我成為今天的自己，也讓我有勇氣繼續走向還沒有看見的未來。</w:t>
+      </w:r>
     </w:p>
     <w:sectPr>
       <w:pgSz w:w="11906" w:h="16838"/>
@@ -910,7 +1211,6 @@
     <w:name w:val="Normal (Web)"/>
     <w:basedOn w:val="a"/>
     <w:uiPriority w:val="99"/>
-    <w:semiHidden/>
     <w:unhideWhenUsed/>
     <w:rsid w:val="0087011F"/>
     <w:pPr>

--- a/textual data analysis/docs/謝誌.docx
+++ b/textual data analysis/docs/謝誌.docx
@@ -3,511 +3,934 @@
 <w:document xmlns:wpc="http://schemas.microsoft.com/office/word/2010/wordprocessingCanvas" xmlns:cx="http://schemas.microsoft.com/office/drawing/2014/chartex" xmlns:mc="http://schemas.openxmlformats.org/markup-compatibility/2006" xmlns:o="urn:schemas-microsoft-com:office:office" xmlns:r="http://schemas.openxmlformats.org/officeDocument/2006/relationships" xmlns:m="http://schemas.openxmlformats.org/officeDocument/2006/math" xmlns:v="urn:schemas-microsoft-com:vml" xmlns:wp14="http://schemas.microsoft.com/office/word/2010/wordprocessingDrawing" xmlns:wp="http://schemas.openxmlformats.org/drawingml/2006/wordprocessingDrawing" xmlns:w10="urn:schemas-microsoft-com:office:word" xmlns:w="http://schemas.openxmlformats.org/wordprocessingml/2006/main" xmlns:w14="http://schemas.microsoft.com/office/word/2010/wordml" xmlns:w15="http://schemas.microsoft.com/office/word/2012/wordml" xmlns:w16se="http://schemas.microsoft.com/office/word/2015/wordml/symex" xmlns:wpg="http://schemas.microsoft.com/office/word/2010/wordprocessingGroup" xmlns:wpi="http://schemas.microsoft.com/office/word/2010/wordprocessingInk" xmlns:wne="http://schemas.microsoft.com/office/word/2006/wordml" xmlns:wps="http://schemas.microsoft.com/office/word/2010/wordprocessingShape" mc:Ignorable="w14 w15 w16se wp14">
   <w:body>
     <w:p>
-      <w:r>
+      <w:pPr>
+        <w:rPr>
+          <w:rFonts w:ascii="標楷體" w:eastAsia="標楷體" w:hAnsi="標楷體"/>
+        </w:rPr>
+      </w:pPr>
+      <w:r>
+        <w:rPr>
+          <w:rFonts w:ascii="標楷體" w:eastAsia="標楷體" w:hAnsi="標楷體"/>
+        </w:rPr>
         <w:t>歲月如梭，遙想起初埋首苦讀、奮力</w:t>
       </w:r>
       <w:proofErr w:type="gramStart"/>
       <w:r>
+        <w:rPr>
+          <w:rFonts w:ascii="標楷體" w:eastAsia="標楷體" w:hAnsi="標楷體"/>
+        </w:rPr>
         <w:t>拚</w:t>
       </w:r>
       <w:proofErr w:type="gramEnd"/>
       <w:r>
+        <w:rPr>
+          <w:rFonts w:ascii="標楷體" w:eastAsia="標楷體" w:hAnsi="標楷體"/>
+        </w:rPr>
         <w:t>搏的日子，至今</w:t>
       </w:r>
       <w:proofErr w:type="gramStart"/>
       <w:r>
+        <w:rPr>
+          <w:rFonts w:ascii="標楷體" w:eastAsia="標楷體" w:hAnsi="標楷體"/>
+        </w:rPr>
         <w:t>仍能憶起</w:t>
       </w:r>
       <w:proofErr w:type="gramEnd"/>
       <w:r>
+        <w:rPr>
+          <w:rFonts w:ascii="標楷體" w:eastAsia="標楷體" w:hAnsi="標楷體"/>
+        </w:rPr>
         <w:t>那種近乎孤注一擲的感受。雖然我並未達成每一個曾經設定的目標，但這一路對我而言，始終是一段不斷改變、成長，以及重新認識自己的旅程。</w:t>
       </w:r>
       <w:r>
+        <w:rPr>
+          <w:rFonts w:ascii="標楷體" w:eastAsia="標楷體" w:hAnsi="標楷體"/>
+        </w:rPr>
         <w:br/>
       </w:r>
       <w:r>
-        <w:t>我從來不認為自己是一個特別會讀書，或天資特別出眾的人。過去的我，對人生也多少抱持著得過且過的態度。就讀私立科技大學時，我的成績落在後段，甚至因為找不到畢業的理由與動力，直到第七年才正式離開校園。當然，並不是因為成績太差而無法畢業，而是在那段日子裡，我始終沒有想清楚自己究竟要往哪裡去。</w:t>
-      </w:r>
-      <w:r>
+        <w:rPr>
+          <w:rFonts w:ascii="標楷體" w:eastAsia="標楷體" w:hAnsi="標楷體"/>
+        </w:rPr>
+        <w:t>我從來不認為自己是</w:t>
+      </w:r>
+      <w:r>
+        <w:rPr>
+          <w:rFonts w:ascii="標楷體" w:eastAsia="標楷體" w:hAnsi="標楷體"/>
+        </w:rPr>
+        <w:t>個特別會讀書，或天資特別出眾的人。過去的我，對人生也多少抱持著得過且過的態度。就讀私立科技大學時，我的成績落在後段，甚至因為找不到畢業的理由與動力，直到第七年才正式離開校園。</w:t>
+      </w:r>
+      <w:r>
+        <w:rPr>
+          <w:rFonts w:ascii="標楷體" w:eastAsia="標楷體" w:hAnsi="標楷體" w:hint="eastAsia"/>
+        </w:rPr>
+        <w:t>當然，並不是因為成績太差而無法畢業，而</w:t>
+      </w:r>
+      <w:r>
+        <w:rPr>
+          <w:rFonts w:ascii="標楷體" w:eastAsia="標楷體" w:hAnsi="標楷體" w:hint="eastAsia"/>
+        </w:rPr>
+        <w:t>是在那段日子裡，我始終沒有想清楚自己究竟要往哪裡去。後來我才漸漸了解</w:t>
+      </w:r>
+      <w:r>
+        <w:rPr>
+          <w:rFonts w:ascii="標楷體" w:eastAsia="標楷體" w:hAnsi="標楷體" w:hint="eastAsia"/>
+        </w:rPr>
+        <w:t>，人生未必存在一個等著被發現的標準答案；更多時候，是人在一次</w:t>
+      </w:r>
+      <w:proofErr w:type="gramStart"/>
+      <w:r>
+        <w:rPr>
+          <w:rFonts w:ascii="標楷體" w:eastAsia="標楷體" w:hAnsi="標楷體" w:hint="eastAsia"/>
+        </w:rPr>
+        <w:t>次</w:t>
+      </w:r>
+      <w:proofErr w:type="gramEnd"/>
+      <w:r>
+        <w:rPr>
+          <w:rFonts w:ascii="標楷體" w:eastAsia="標楷體" w:hAnsi="標楷體" w:hint="eastAsia"/>
+        </w:rPr>
+        <w:t>選擇之後，才為自己走過的路賦予意義。</w:t>
+      </w:r>
+    </w:p>
+    <w:p>
+      <w:pPr>
+        <w:rPr>
+          <w:rFonts w:ascii="標楷體" w:eastAsia="標楷體" w:hAnsi="標楷體" w:hint="eastAsia"/>
+        </w:rPr>
+      </w:pPr>
+      <w:r>
+        <w:rPr>
+          <w:rFonts w:ascii="標楷體" w:eastAsia="標楷體" w:hAnsi="標楷體"/>
+        </w:rPr>
+        <w:t>我曾在工地搬過鋼筋、在平價汽車旅館當過櫃檯，也曾在合法德州撲克協會</w:t>
+      </w:r>
+      <w:proofErr w:type="gramStart"/>
+      <w:r>
+        <w:rPr>
+          <w:rFonts w:ascii="標楷體" w:eastAsia="標楷體" w:hAnsi="標楷體"/>
+        </w:rPr>
+        <w:t>擔任荷官</w:t>
+      </w:r>
+      <w:proofErr w:type="gramEnd"/>
+      <w:r>
+        <w:rPr>
+          <w:rFonts w:ascii="標楷體" w:eastAsia="標楷體" w:hAnsi="標楷體"/>
+        </w:rPr>
+        <w:t>。我並不是說這些工作有任何不好；每一份工作都值得尊重。只是對當時的我而言，它們帶來的更多是消磨。我看得到那樣的未來，卻不覺得那會是一個令我期待的人生。</w:t>
+      </w:r>
+      <w:r>
+        <w:rPr>
+          <w:rFonts w:ascii="標楷體" w:eastAsia="標楷體" w:hAnsi="標楷體"/>
+        </w:rPr>
         <w:br/>
       </w:r>
       <w:r>
-        <w:t>我曾在工地搬過鋼筋、在平價汽車旅館當過櫃檯，也曾在合法德州撲克協會</w:t>
-      </w:r>
-      <w:proofErr w:type="gramStart"/>
-      <w:r>
-        <w:t>擔任荷官</w:t>
-      </w:r>
-      <w:proofErr w:type="gramEnd"/>
-      <w:r>
-        <w:t>。我並不是說這些工作有任何不好；每一份工作都值得尊重。只是對當時的我而言，它們帶來的更多是消磨。我看得到那樣的未來，卻不覺得那會是一個令我期待的人生。</w:t>
-      </w:r>
-      <w:r>
+        <w:rPr>
+          <w:rFonts w:ascii="標楷體" w:eastAsia="標楷體" w:hAnsi="標楷體" w:hint="eastAsia"/>
+        </w:rPr>
+        <w:t>「令人期待的人生」是一個很抽象的詞。踏遍世界各地的土地、看遍不同時區的晨光，算是精彩嗎？穿越山川、融入不同文化，算是精彩嗎？對我而言，人生並沒有一套預先寫好的精彩標準；意義不是被找到的，而是在選擇之後，透過行動與承擔慢慢被創造出來。能夠在這個世界上帶來一點微小而正向的改變，就是我想賦予自己人生的意義。</w:t>
+      </w:r>
+      <w:r>
+        <w:rPr>
+          <w:rFonts w:ascii="標楷體" w:eastAsia="標楷體" w:hAnsi="標楷體"/>
+        </w:rPr>
+        <w:t>至於何謂正向，或許終究仍要由自己決定。</w:t>
+      </w:r>
+      <w:r>
+        <w:rPr>
+          <w:rFonts w:ascii="標楷體" w:eastAsia="標楷體" w:hAnsi="標楷體"/>
+        </w:rPr>
         <w:br/>
-      </w:r>
-      <w:r>
-        <w:t>「令人期待的人生」是一個很抽象的詞。踏遍世界各地的土地、看遍不同時區的晨光，算是精彩嗎？穿越山川、融入不同文化，算是精彩嗎？對我而言，能夠在這個世界上帶來一點微小而正向的改變，就是精彩。至於何謂正向，或許終究仍要由自己決定。</w:t>
-      </w:r>
-      <w:r>
+        <w:t>在決定考研究所之後，我便如同芸芸考生一般，重新投入讀書與準備之中。我知道有很多人比我更聰明，也比我更努力；但讓我始終沒有放棄的，是一個不斷浮現的問題：我想成為怎麼樣的人？若連讀書與考試都做不到，又如何談得上對這個世界做出改變？</w:t>
+      </w:r>
+      <w:r>
+        <w:rPr>
+          <w:rFonts w:ascii="標楷體" w:eastAsia="標楷體" w:hAnsi="標楷體"/>
+        </w:rPr>
         <w:br/>
-      </w:r>
-      <w:r>
-        <w:t>在決定考研究所之後，我便如同芸芸考生一般，重新投入讀書與準備之中。我知道有很多人比我更聰明，也比我更努力；但讓我始終沒有放棄的，是一個不斷浮現的問題：我想成為怎麼樣的人？若連讀書與考試都做不到，又如何談得上對這個世界做出改變？</w:t>
-      </w:r>
-      <w:r>
+        <w:t>首先，我想謝謝那段時期的自己。謝謝你在未來仍不明朗時，願意扛著壓力、貸款補習，開始準備研究所考試。讀書對當時的你而言並不是一件容易的事；謝謝你願意調整生活、與書為伍，也謝謝你沒有在最辛苦的時候放棄。</w:t>
+      </w:r>
+      <w:r>
+        <w:rPr>
+          <w:rFonts w:ascii="標楷體" w:eastAsia="標楷體" w:hAnsi="標楷體"/>
+        </w:rPr>
         <w:br/>
-      </w:r>
-      <w:r>
-        <w:t>首先，我想謝謝那段時期的自己。謝謝你在未來仍不明朗時，願意扛著壓力、貸款補習，開始準備研究所考試。讀書對當時的你而言並不是一件容易的事；謝謝你願意調整生活、與書為伍，也謝謝你沒有在最辛苦的時候放棄。</w:t>
-      </w:r>
-      <w:r>
+        <w:t>考試結束後，我開始思考自己未來可以做什麼。對我而言，交易既是相對快速接近目標的途徑，也是我真正樂在其中的事情。因此，我開始拼命地、厚著臉皮地尋找各種資源與機會。例如，我或許是 TMBA 過去少數、甚至可能唯一</w:t>
+      </w:r>
+      <w:proofErr w:type="gramStart"/>
+      <w:r>
+        <w:rPr>
+          <w:rFonts w:ascii="標楷體" w:eastAsia="標楷體" w:hAnsi="標楷體"/>
+        </w:rPr>
+        <w:t>一</w:t>
+      </w:r>
+      <w:proofErr w:type="gramEnd"/>
+      <w:r>
+        <w:rPr>
+          <w:rFonts w:ascii="標楷體" w:eastAsia="標楷體" w:hAnsi="標楷體"/>
+        </w:rPr>
+        <w:t>位非四大、四中背景的學員；這點我沒有特別查證，但當時確實感到自己與多數人不同。後來，我也獲得實習的機會。學長曾說，我是他見過唯一</w:t>
+      </w:r>
+      <w:proofErr w:type="gramStart"/>
+      <w:r>
+        <w:rPr>
+          <w:rFonts w:ascii="標楷體" w:eastAsia="標楷體" w:hAnsi="標楷體"/>
+        </w:rPr>
+        <w:t>一</w:t>
+      </w:r>
+      <w:proofErr w:type="gramEnd"/>
+      <w:r>
+        <w:rPr>
+          <w:rFonts w:ascii="標楷體" w:eastAsia="標楷體" w:hAnsi="標楷體"/>
+        </w:rPr>
+        <w:t>位非四大背景的實習生。直到現在，我仍很感謝當時願意給我機會、讓我加入團隊的兩位面試官。</w:t>
+      </w:r>
+      <w:r>
+        <w:rPr>
+          <w:rFonts w:ascii="標楷體" w:eastAsia="標楷體" w:hAnsi="標楷體"/>
+        </w:rPr>
         <w:br/>
-      </w:r>
-      <w:r>
-        <w:t>考試結束後，我開始思考自己未來可以做什麼。對我而言，交易既是相對快速接近目標的途徑，也是我真正樂在其中的事情。因此，我開始拼命地、厚著臉皮地尋找各種資源與機會。例如，我或許是</w:t>
-      </w:r>
-      <w:r>
-        <w:t xml:space="preserve"> TMBA </w:t>
-      </w:r>
-      <w:r>
-        <w:t>過去少數、甚至可能唯一</w:t>
-      </w:r>
-      <w:proofErr w:type="gramStart"/>
-      <w:r>
+        <w:t>那段</w:t>
+      </w:r>
+      <w:proofErr w:type="gramStart"/>
+      <w:r>
+        <w:rPr>
+          <w:rFonts w:ascii="標楷體" w:eastAsia="標楷體" w:hAnsi="標楷體"/>
+        </w:rPr>
+        <w:t>期間，</w:t>
+      </w:r>
+      <w:proofErr w:type="gramEnd"/>
+      <w:r>
+        <w:rPr>
+          <w:rFonts w:ascii="標楷體" w:eastAsia="標楷體" w:hAnsi="標楷體"/>
+        </w:rPr>
+        <w:t>我最深的</w:t>
+      </w:r>
+      <w:proofErr w:type="gramStart"/>
+      <w:r>
+        <w:rPr>
+          <w:rFonts w:ascii="標楷體" w:eastAsia="標楷體" w:hAnsi="標楷體"/>
+        </w:rPr>
+        <w:t>體悟是</w:t>
+      </w:r>
+      <w:proofErr w:type="gramEnd"/>
+      <w:r>
+        <w:rPr>
+          <w:rFonts w:ascii="標楷體" w:eastAsia="標楷體" w:hAnsi="標楷體"/>
+        </w:rPr>
+        <w:t>：不要替自己設定上限。這也是我後來</w:t>
+      </w:r>
+      <w:r>
+        <w:rPr>
+          <w:rFonts w:ascii="標楷體" w:eastAsia="標楷體" w:hAnsi="標楷體"/>
+        </w:rPr>
+        <w:t>很常用來鼓勵別人的一句話。</w:t>
+      </w:r>
+      <w:r>
+        <w:rPr>
+          <w:rFonts w:ascii="標楷體" w:eastAsia="標楷體" w:hAnsi="標楷體"/>
+        </w:rPr>
+        <w:t>而當</w:t>
+      </w:r>
+      <w:proofErr w:type="gramStart"/>
+      <w:r>
+        <w:rPr>
+          <w:rFonts w:ascii="標楷體" w:eastAsia="標楷體" w:hAnsi="標楷體"/>
+        </w:rPr>
         <w:t>一</w:t>
       </w:r>
       <w:proofErr w:type="gramEnd"/>
       <w:r>
-        <w:t>位非四大、四中背景的學員；這點我沒有特別查證，但當時確實感到自己與多數人不同。後來，我也獲得實習的機會。學長曾說，我是他見過唯一</w:t>
-      </w:r>
-      <w:proofErr w:type="gramStart"/>
-      <w:r>
+        <w:rPr>
+          <w:rFonts w:ascii="標楷體" w:eastAsia="標楷體" w:hAnsi="標楷體"/>
+        </w:rPr>
+        <w:t>個人真正全心全意投入其中時，世界也常會在意想不到的地方，替你打開一扇門。</w:t>
+      </w:r>
+    </w:p>
+    <w:p>
+      <w:pPr>
+        <w:rPr>
+          <w:rFonts w:ascii="標楷體" w:eastAsia="標楷體" w:hAnsi="標楷體"/>
+        </w:rPr>
+      </w:pPr>
+      <w:r>
+        <w:rPr>
+          <w:rFonts w:ascii="標楷體" w:eastAsia="標楷體" w:hAnsi="標楷體" w:hint="eastAsia"/>
+        </w:rPr>
+        <w:t>泰戈爾曾寫</w:t>
+      </w:r>
+      <w:r>
+        <w:rPr>
+          <w:rFonts w:ascii="標楷體" w:eastAsia="標楷體" w:hAnsi="標楷體" w:hint="eastAsia"/>
+        </w:rPr>
+        <w:t>：「願我不祈求免於危險，而祈求能無懼地面對危險。」</w:t>
+      </w:r>
+      <w:r>
+        <w:rPr>
+          <w:rFonts w:ascii="標楷體" w:eastAsia="標楷體" w:hAnsi="標楷體" w:hint="eastAsia"/>
+        </w:rPr>
+        <w:t>人生不必總是選擇簡單的路走。並不是因為困難本身值得歌頌，而是有些事如果不去做，</w:t>
+      </w:r>
+      <w:r>
+        <w:rPr>
+          <w:rFonts w:ascii="標楷體" w:eastAsia="標楷體" w:hAnsi="標楷體" w:hint="eastAsia"/>
+        </w:rPr>
+        <w:lastRenderedPageBreak/>
+        <w:t>我大概永遠不會知道自己能走到哪裡。</w:t>
+      </w:r>
+    </w:p>
+    <w:p>
+      <w:pPr>
+        <w:rPr>
+          <w:rFonts w:ascii="標楷體" w:eastAsia="標楷體" w:hAnsi="標楷體"/>
+        </w:rPr>
+      </w:pPr>
+      <w:r>
+        <w:rPr>
+          <w:rFonts w:ascii="標楷體" w:eastAsia="標楷體" w:hAnsi="標楷體" w:hint="eastAsia"/>
+        </w:rPr>
+        <w:t>對當時的我而言，考研究所、踏進陌生領域、一次</w:t>
+      </w:r>
+      <w:proofErr w:type="gramStart"/>
+      <w:r>
+        <w:rPr>
+          <w:rFonts w:ascii="標楷體" w:eastAsia="標楷體" w:hAnsi="標楷體" w:hint="eastAsia"/>
+        </w:rPr>
+        <w:t>次</w:t>
+      </w:r>
+      <w:proofErr w:type="gramEnd"/>
+      <w:r>
+        <w:rPr>
+          <w:rFonts w:ascii="標楷體" w:eastAsia="標楷體" w:hAnsi="標楷體" w:hint="eastAsia"/>
+        </w:rPr>
+        <w:t>爭取不確定的機會，都是這樣的選擇。它們未必保證結果，卻讓我不再只是站在原地想像未來。</w:t>
+      </w:r>
+    </w:p>
+    <w:p>
+      <w:pPr>
+        <w:pStyle w:val="Web"/>
+        <w:rPr>
+          <w:rFonts w:ascii="標楷體" w:eastAsia="標楷體" w:hAnsi="標楷體"/>
+        </w:rPr>
+      </w:pPr>
+      <w:r>
+        <w:rPr>
+          <w:rFonts w:ascii="標楷體" w:eastAsia="標楷體" w:hAnsi="標楷體"/>
+        </w:rPr>
+        <w:t>進入研究所後，首先感謝張翔老師在統計課程，以及達昌老師在經濟課程上的扎實教學，讓我在後續的課程與研究中，鮮少因基</w:t>
+      </w:r>
+      <w:bookmarkStart w:id="0" w:name="_GoBack"/>
+      <w:bookmarkEnd w:id="0"/>
+      <w:r>
+        <w:rPr>
+          <w:rFonts w:ascii="標楷體" w:eastAsia="標楷體" w:hAnsi="標楷體"/>
+        </w:rPr>
+        <w:t xml:space="preserve">礎能力不足而感到挫折。 </w:t>
+      </w:r>
+    </w:p>
+    <w:p>
+      <w:pPr>
+        <w:pStyle w:val="Web"/>
+        <w:rPr>
+          <w:rFonts w:ascii="標楷體" w:eastAsia="標楷體" w:hAnsi="標楷體"/>
+        </w:rPr>
+      </w:pPr>
+      <w:r>
+        <w:rPr>
+          <w:rFonts w:ascii="標楷體" w:eastAsia="標楷體" w:hAnsi="標楷體"/>
+        </w:rPr>
+        <w:t xml:space="preserve">也感謝這兩年來一起走過的同學們。我知道自己不是一個容易相處的人，思考方式也常與大家不太一樣；我們之間或有爭執，但我始終珍惜每一次真誠的交流。未來未必還有機會再見，但仍真心地祝福各位，都能走向自己期待的人生。 </w:t>
+      </w:r>
+    </w:p>
+    <w:p>
+      <w:pPr>
+        <w:pStyle w:val="Web"/>
+        <w:rPr>
+          <w:rFonts w:ascii="標楷體" w:eastAsia="標楷體" w:hAnsi="標楷體"/>
+        </w:rPr>
+      </w:pPr>
+      <w:r>
+        <w:rPr>
+          <w:rFonts w:ascii="標楷體" w:eastAsia="標楷體" w:hAnsi="標楷體"/>
+        </w:rPr>
+        <w:t xml:space="preserve">謝謝系辦的助理們。或許因為我們的爭執與各種狀況，曾讓你們感到困擾，但你們始終保有耐心、願意協助，這份耐心與專業我一直記得。 </w:t>
+      </w:r>
+    </w:p>
+    <w:p>
+      <w:pPr>
+        <w:pStyle w:val="Web"/>
+        <w:rPr>
+          <w:rFonts w:ascii="標楷體" w:eastAsia="標楷體" w:hAnsi="標楷體"/>
+        </w:rPr>
+      </w:pPr>
+      <w:r>
+        <w:rPr>
+          <w:rFonts w:ascii="標楷體" w:eastAsia="標楷體" w:hAnsi="標楷體"/>
+        </w:rPr>
+        <w:t xml:space="preserve">我也是在進入研究所後，認識了現在的女友謝宜臻。妳是個怪人，但還好妳是個怪人，才有辦法和我相處。我很幸運能在這個階段遇見妳；妳對我的深度理解與包容，是我持續努力的重要動力。很多時候，我會不小心忽略妳的感受，謝謝妳仍願意包容我、陪著我。 </w:t>
+      </w:r>
+    </w:p>
+    <w:p>
+      <w:pPr>
+        <w:rPr>
+          <w:rFonts w:ascii="標楷體" w:eastAsia="標楷體" w:hAnsi="標楷體"/>
+        </w:rPr>
+      </w:pPr>
+      <w:r>
+        <w:rPr>
+          <w:rFonts w:ascii="標楷體" w:eastAsia="標楷體" w:hAnsi="標楷體"/>
+        </w:rPr>
+        <w:t>也謝謝幾位與我特別交好的朋友。為了</w:t>
+      </w:r>
+      <w:proofErr w:type="gramStart"/>
+      <w:r>
+        <w:rPr>
+          <w:rFonts w:ascii="標楷體" w:eastAsia="標楷體" w:hAnsi="標楷體"/>
+        </w:rPr>
+        <w:t>避免漏寫誰</w:t>
+      </w:r>
+      <w:proofErr w:type="gramEnd"/>
+      <w:r>
+        <w:rPr>
+          <w:rFonts w:ascii="標楷體" w:eastAsia="標楷體" w:hAnsi="標楷體"/>
+        </w:rPr>
+        <w:t>的名字後被找上門，這裡就不一</w:t>
+      </w:r>
+      <w:proofErr w:type="gramStart"/>
+      <w:r>
+        <w:rPr>
+          <w:rFonts w:ascii="標楷體" w:eastAsia="標楷體" w:hAnsi="標楷體"/>
+        </w:rPr>
         <w:t>一</w:t>
       </w:r>
       <w:proofErr w:type="gramEnd"/>
       <w:r>
-        <w:t>位非四大背景的實習生。直到現在，我仍很感謝當時願意給我機會、讓我加入團隊的兩位面試官。</w:t>
-      </w:r>
-      <w:r>
-        <w:br/>
-      </w:r>
-      <w:r>
-        <w:t>那段</w:t>
-      </w:r>
-      <w:proofErr w:type="gramStart"/>
-      <w:r>
-        <w:t>期間，</w:t>
-      </w:r>
-      <w:proofErr w:type="gramEnd"/>
-      <w:r>
-        <w:t>我最深的</w:t>
-      </w:r>
-      <w:proofErr w:type="gramStart"/>
-      <w:r>
-        <w:t>體悟是</w:t>
-      </w:r>
-      <w:proofErr w:type="gramEnd"/>
-      <w:r>
-        <w:t>：</w:t>
-      </w:r>
-      <w:r>
-        <w:t>**</w:t>
-      </w:r>
-      <w:r>
-        <w:t>不要替自己設定上限。</w:t>
-      </w:r>
-      <w:r>
-        <w:t>**</w:t>
-      </w:r>
-      <w:r>
-        <w:t>這也是我後來很常用來鼓勵別人的一句話。我們能做到的事，往往比自己想像得更多；而當</w:t>
-      </w:r>
-      <w:proofErr w:type="gramStart"/>
-      <w:r>
+        <w:rPr>
+          <w:rFonts w:ascii="標楷體" w:eastAsia="標楷體" w:hAnsi="標楷體"/>
+        </w:rPr>
+        <w:t>點名。你們各自在不同的時刻，以</w:t>
+      </w:r>
+      <w:r>
+        <w:rPr>
+          <w:rFonts w:ascii="標楷體" w:eastAsia="標楷體" w:hAnsi="標楷體"/>
+        </w:rPr>
+        <w:t>不同的方式陪伴和幫助我：有人在我邀請指導教授時給我鼓勵；有人</w:t>
+      </w:r>
+      <w:r>
+        <w:rPr>
+          <w:rFonts w:ascii="標楷體" w:eastAsia="標楷體" w:hAnsi="標楷體"/>
+        </w:rPr>
+        <w:t>當個吉祥物，提供我所需的情緒價值；有人在我擔任學生會幹部期間替我分憂；有人願意和我討論各種不同的知識與想法；也有人一直關心我的近況，甚至在我撰寫這篇謝</w:t>
+      </w:r>
+      <w:proofErr w:type="gramStart"/>
+      <w:r>
+        <w:rPr>
+          <w:rFonts w:ascii="標楷體" w:eastAsia="標楷體" w:hAnsi="標楷體"/>
+        </w:rPr>
+        <w:t>誌</w:t>
+      </w:r>
+      <w:proofErr w:type="gramEnd"/>
+      <w:r>
+        <w:rPr>
+          <w:rFonts w:ascii="標楷體" w:eastAsia="標楷體" w:hAnsi="標楷體"/>
+        </w:rPr>
+        <w:t>的這幾天，仍幫我留意工作機會。還有那位與我最相像，卻又莫名其妙失去聯繫的朋友；不論是否仍有聯絡，你們都是我在東華大學裡十分重要的人。</w:t>
+      </w:r>
+    </w:p>
+    <w:p>
+      <w:pPr>
+        <w:pStyle w:val="Web"/>
+        <w:rPr>
+          <w:rFonts w:ascii="標楷體" w:eastAsia="標楷體" w:hAnsi="標楷體"/>
+        </w:rPr>
+      </w:pPr>
+      <w:proofErr w:type="gramStart"/>
+      <w:r>
+        <w:rPr>
+          <w:rFonts w:ascii="標楷體" w:eastAsia="標楷體" w:hAnsi="標楷體"/>
+        </w:rPr>
+        <w:t>此外，</w:t>
+      </w:r>
+      <w:proofErr w:type="gramEnd"/>
+      <w:r>
+        <w:rPr>
+          <w:rFonts w:ascii="標楷體" w:eastAsia="標楷體" w:hAnsi="標楷體"/>
+        </w:rPr>
+        <w:t>我本身是一名基督徒。在花蓮的日子裡，我曾參與學校</w:t>
+      </w:r>
+      <w:proofErr w:type="gramStart"/>
+      <w:r>
+        <w:rPr>
+          <w:rFonts w:ascii="標楷體" w:eastAsia="標楷體" w:hAnsi="標楷體"/>
+        </w:rPr>
+        <w:t>的嗎哪團契</w:t>
+      </w:r>
+      <w:proofErr w:type="gramEnd"/>
+      <w:r>
+        <w:rPr>
+          <w:rFonts w:ascii="標楷體" w:eastAsia="標楷體" w:hAnsi="標楷體"/>
+        </w:rPr>
+        <w:t>，也到吉安鄉的 316 新人教會聚會。</w:t>
+      </w:r>
+      <w:proofErr w:type="gramStart"/>
+      <w:r>
+        <w:rPr>
+          <w:rFonts w:ascii="標楷體" w:eastAsia="標楷體" w:hAnsi="標楷體"/>
+        </w:rPr>
+        <w:t>在嗎哪團契</w:t>
+      </w:r>
+      <w:proofErr w:type="gramEnd"/>
+      <w:r>
+        <w:rPr>
+          <w:rFonts w:ascii="標楷體" w:eastAsia="標楷體" w:hAnsi="標楷體"/>
+        </w:rPr>
+        <w:t>的時光中，我認識了許多有趣的人；每個人都有鮮明的個性，也讓我的研究所生活多了許多不同的交流與記憶。新人教會則帶著我認識另一種生活方式，讓我有機會體驗部落生活、一起烤火，也</w:t>
+      </w:r>
+      <w:r>
+        <w:rPr>
+          <w:rFonts w:ascii="標楷體" w:eastAsia="標楷體" w:hAnsi="標楷體" w:hint="eastAsia"/>
+        </w:rPr>
+        <w:t>原本有機會</w:t>
+      </w:r>
+      <w:r>
+        <w:rPr>
+          <w:rFonts w:ascii="標楷體" w:eastAsia="標楷體" w:hAnsi="標楷體"/>
+        </w:rPr>
+        <w:t>打獵</w:t>
+      </w:r>
+      <w:r>
+        <w:rPr>
+          <w:rFonts w:ascii="標楷體" w:eastAsia="標楷體" w:hAnsi="標楷體" w:hint="eastAsia"/>
+        </w:rPr>
+        <w:t>，卻因為颱風未能成行</w:t>
+      </w:r>
+      <w:r>
+        <w:rPr>
+          <w:rFonts w:ascii="標楷體" w:eastAsia="標楷體" w:hAnsi="標楷體"/>
+        </w:rPr>
+        <w:t>。這些看似與論文無關的經歷，仍讓我在花蓮的日子裡，得到許多陪伴與溫暖。</w:t>
+      </w:r>
+    </w:p>
+    <w:p>
+      <w:pPr>
+        <w:pStyle w:val="Web"/>
+        <w:rPr>
+          <w:rFonts w:ascii="標楷體" w:eastAsia="標楷體" w:hAnsi="標楷體"/>
+        </w:rPr>
+      </w:pPr>
+      <w:r>
+        <w:rPr>
+          <w:rFonts w:ascii="標楷體" w:eastAsia="標楷體" w:hAnsi="標楷體"/>
+        </w:rPr>
+        <w:t>回到這段旅程本身，我與兩位教授相識的起點，仍要回到系上辦公室的那一天。當時，在他人的鼓勵下，我追出去邀請</w:t>
+      </w:r>
+      <w:proofErr w:type="gramStart"/>
+      <w:r>
+        <w:rPr>
+          <w:rFonts w:ascii="標楷體" w:eastAsia="標楷體" w:hAnsi="標楷體"/>
+        </w:rPr>
+        <w:t>介</w:t>
+      </w:r>
+      <w:proofErr w:type="gramEnd"/>
+      <w:r>
+        <w:rPr>
+          <w:rFonts w:ascii="標楷體" w:eastAsia="標楷體" w:hAnsi="標楷體"/>
+        </w:rPr>
+        <w:t xml:space="preserve">澤老師擔任我的指導教授。很慶幸老師很快便答應了，並與我一同邀請金龍老師加入指導。現在回想起來，那是影響我碩士生涯極為深遠的一次決定。 </w:t>
+      </w:r>
+    </w:p>
+    <w:p>
+      <w:pPr>
+        <w:pStyle w:val="Web"/>
+        <w:rPr>
+          <w:rFonts w:ascii="標楷體" w:eastAsia="標楷體" w:hAnsi="標楷體"/>
+        </w:rPr>
+      </w:pPr>
+      <w:r>
+        <w:rPr>
+          <w:rFonts w:ascii="標楷體" w:eastAsia="標楷體" w:hAnsi="標楷體"/>
+        </w:rPr>
+        <w:lastRenderedPageBreak/>
+        <w:t>這個決定讓我接觸到不同於財金系傳統訓練的領域：文字探</w:t>
+      </w:r>
+      <w:proofErr w:type="gramStart"/>
+      <w:r>
+        <w:rPr>
+          <w:rFonts w:ascii="標楷體" w:eastAsia="標楷體" w:hAnsi="標楷體"/>
+        </w:rPr>
+        <w:t>勘</w:t>
+      </w:r>
+      <w:proofErr w:type="gramEnd"/>
+      <w:r>
+        <w:rPr>
+          <w:rFonts w:ascii="標楷體" w:eastAsia="標楷體" w:hAnsi="標楷體"/>
+        </w:rPr>
+        <w:t>、機器學習，以及 Transformer 等方法。它們不只帶來新的研究工具，也逐漸改變了我理解問題的方式。過去的我，習慣以</w:t>
+      </w:r>
+      <w:proofErr w:type="gramStart"/>
+      <w:r>
+        <w:rPr>
+          <w:rFonts w:ascii="標楷體" w:eastAsia="標楷體" w:hAnsi="標楷體"/>
+        </w:rPr>
+        <w:t>較低維</w:t>
+      </w:r>
+      <w:proofErr w:type="gramEnd"/>
+      <w:r>
+        <w:rPr>
+          <w:rFonts w:ascii="標楷體" w:eastAsia="標楷體" w:hAnsi="標楷體"/>
+        </w:rPr>
+        <w:t>、線性的方式思考；而在這段研究過程中，我開始學著從更多變數、更多關係與更多可能性中理解一件事情。這或許就是研究所帶給我最重要的收穫之</w:t>
+      </w:r>
+      <w:proofErr w:type="gramStart"/>
+      <w:r>
+        <w:rPr>
+          <w:rFonts w:ascii="標楷體" w:eastAsia="標楷體" w:hAnsi="標楷體"/>
+        </w:rPr>
         <w:t>一</w:t>
       </w:r>
       <w:proofErr w:type="gramEnd"/>
       <w:r>
-        <w:t>個人真正全心全意投入其中時，世界也常會在意想不到的地方，替你打開一扇門。</w:t>
-      </w:r>
+        <w:rPr>
+          <w:rFonts w:ascii="標楷體" w:eastAsia="標楷體" w:hAnsi="標楷體"/>
+        </w:rPr>
+        <w:t>。</w:t>
+      </w:r>
+    </w:p>
+    <w:p>
+      <w:pPr>
+        <w:rPr>
+          <w:rFonts w:ascii="標楷體" w:eastAsia="標楷體" w:hAnsi="標楷體"/>
+        </w:rPr>
+      </w:pPr>
+      <w:r>
+        <w:rPr>
+          <w:rFonts w:ascii="標楷體" w:eastAsia="標楷體" w:hAnsi="標楷體"/>
+        </w:rPr>
+        <w:t>當我向兩位老師談起對工作的煩惱時，兩位也總像大哥哥般，大手一</w:t>
+      </w:r>
+      <w:proofErr w:type="gramStart"/>
+      <w:r>
+        <w:rPr>
+          <w:rFonts w:ascii="標楷體" w:eastAsia="標楷體" w:hAnsi="標楷體"/>
+        </w:rPr>
+        <w:t>揮地叫</w:t>
+      </w:r>
+      <w:proofErr w:type="gramEnd"/>
+      <w:r>
+        <w:rPr>
+          <w:rFonts w:ascii="標楷體" w:eastAsia="標楷體" w:hAnsi="標楷體"/>
+        </w:rPr>
+        <w:t>我不要過度擔心。後來，老師們不僅給予我鼓勵，更實際協助我引薦業界前輩，讓我對未來有更多理解與方向。總體而言，兩位老師不只是帶領我完成論文的指導教授，也是我在研究所階段、乃至人生道路上非常重要的貴人。</w:t>
+      </w:r>
+    </w:p>
+    <w:p>
+      <w:pPr>
+        <w:rPr>
+          <w:rFonts w:ascii="標楷體" w:eastAsia="標楷體" w:hAnsi="標楷體"/>
+        </w:rPr>
+      </w:pPr>
+      <w:r>
+        <w:rPr>
+          <w:rFonts w:ascii="標楷體" w:eastAsia="標楷體" w:hAnsi="標楷體"/>
+        </w:rPr>
+        <w:t>在東華的日子裡，我也曾參與學生會，並認識了一群很有趣的人。學生會的工作量或許不算多</w:t>
+      </w:r>
+      <w:proofErr w:type="gramStart"/>
+      <w:r>
+        <w:rPr>
+          <w:rFonts w:ascii="標楷體" w:eastAsia="標楷體" w:hAnsi="標楷體"/>
+        </w:rPr>
+        <w:t>——</w:t>
+      </w:r>
+      <w:proofErr w:type="gramEnd"/>
+      <w:r>
+        <w:rPr>
+          <w:rFonts w:ascii="標楷體" w:eastAsia="標楷體" w:hAnsi="標楷體"/>
+        </w:rPr>
+        <w:t>當然，這點可能會有人不同意</w:t>
+      </w:r>
+      <w:proofErr w:type="gramStart"/>
+      <w:r>
+        <w:rPr>
+          <w:rFonts w:ascii="標楷體" w:eastAsia="標楷體" w:hAnsi="標楷體"/>
+        </w:rPr>
+        <w:t>——</w:t>
+      </w:r>
+      <w:proofErr w:type="gramEnd"/>
+      <w:r>
+        <w:rPr>
+          <w:rFonts w:ascii="標楷體" w:eastAsia="標楷體" w:hAnsi="標楷體"/>
+        </w:rPr>
+        <w:t>但這段經驗仍然相當不錯，也讓我的研究所生活多了不少不同的回憶。</w:t>
+      </w:r>
+    </w:p>
+    <w:p>
+      <w:pPr>
+        <w:rPr>
+          <w:rFonts w:ascii="標楷體" w:eastAsia="標楷體" w:hAnsi="標楷體"/>
+        </w:rPr>
+      </w:pPr>
     </w:p>
     <w:p>
       <w:pPr>
         <w:pStyle w:val="Web"/>
-      </w:pPr>
-      <w:r>
-        <w:t xml:space="preserve">進入研究所後，首先感謝張翔老師在統計課程，以及達昌老師在經濟課程上的扎實教學，讓我在後續的課程與研究中，鮮少因基礎能力不足而感到挫折。 </w:t>
+        <w:rPr>
+          <w:rFonts w:ascii="標楷體" w:eastAsia="標楷體" w:hAnsi="標楷體"/>
+        </w:rPr>
+      </w:pPr>
+      <w:r>
+        <w:rPr>
+          <w:rFonts w:ascii="標楷體" w:eastAsia="標楷體" w:hAnsi="標楷體"/>
+        </w:rPr>
+        <w:t>實習對我而言，也是一段意義重大的經歷。我曾面試過幾間公司，雖然並非每一次都獲得機會，但每一場面試都帶給我不同的反思。第一間公司提醒我，必須真正熟悉自己的專案，理解自己究竟做了什麼，而不是套用既有的方法後便宣稱完成；第二間公司則讓我明白，自己不能只具備單一、特定的能力，例如回測或</w:t>
+      </w:r>
+      <w:r>
+        <w:rPr>
+          <w:rFonts w:ascii="標楷體" w:eastAsia="標楷體" w:hAnsi="標楷體" w:hint="eastAsia"/>
+        </w:rPr>
+        <w:t>只有</w:t>
+      </w:r>
+      <w:r>
+        <w:rPr>
+          <w:rFonts w:ascii="標楷體" w:eastAsia="標楷體" w:hAnsi="標楷體"/>
+        </w:rPr>
+        <w:t>固定</w:t>
+      </w:r>
+      <w:r>
+        <w:rPr>
+          <w:rFonts w:ascii="標楷體" w:eastAsia="標楷體" w:hAnsi="標楷體" w:hint="eastAsia"/>
+        </w:rPr>
+        <w:t>、單一的</w:t>
+      </w:r>
+      <w:r>
+        <w:rPr>
+          <w:rFonts w:ascii="標楷體" w:eastAsia="標楷體" w:hAnsi="標楷體"/>
+        </w:rPr>
+        <w:t xml:space="preserve">資料來源，而應持續拓展資料來源與能力的多樣性。 </w:t>
       </w:r>
     </w:p>
     <w:p>
       <w:pPr>
         <w:pStyle w:val="Web"/>
-      </w:pPr>
-      <w:r>
-        <w:t>也感謝這兩年來一起走過的同學們。我知道自己不是一個容易相處的人，思考方式也常與大家不太一樣；我們之間或有爭執，但我始終珍惜每一次真誠的交</w:t>
-      </w:r>
-      <w:r>
-        <w:lastRenderedPageBreak/>
-        <w:t xml:space="preserve">流。未來未必還有機會再見，但仍真心地祝福各位，都能走向自己期待的人生。 </w:t>
+        <w:rPr>
+          <w:rFonts w:ascii="標楷體" w:eastAsia="標楷體" w:hAnsi="標楷體"/>
+        </w:rPr>
+      </w:pPr>
+      <w:r>
+        <w:rPr>
+          <w:rFonts w:ascii="標楷體" w:eastAsia="標楷體" w:hAnsi="標楷體"/>
+        </w:rPr>
+        <w:t>第三間</w:t>
+      </w:r>
+      <w:r>
+        <w:rPr>
+          <w:rFonts w:ascii="標楷體" w:eastAsia="標楷體" w:hAnsi="標楷體" w:hint="eastAsia"/>
+        </w:rPr>
+        <w:t>面試的公司</w:t>
+      </w:r>
+      <w:r>
+        <w:rPr>
+          <w:rFonts w:ascii="標楷體" w:eastAsia="標楷體" w:hAnsi="標楷體"/>
+        </w:rPr>
+        <w:t>，也就是</w:t>
+      </w:r>
+      <w:proofErr w:type="gramStart"/>
+      <w:r>
+        <w:rPr>
+          <w:rFonts w:ascii="標楷體" w:eastAsia="標楷體" w:hAnsi="標楷體"/>
+        </w:rPr>
+        <w:t>雋</w:t>
+      </w:r>
+      <w:proofErr w:type="gramEnd"/>
+      <w:r>
+        <w:rPr>
+          <w:rFonts w:ascii="標楷體" w:eastAsia="標楷體" w:hAnsi="標楷體"/>
+        </w:rPr>
+        <w:t xml:space="preserve">寬資本，則讓我開始反過來觀察自己的內心：我為什麼想做交易？寫出一個策略後，卻遲遲不願上線，真正擔心的又是什麼？這些面對內心的問題，恰恰是我最不擅長的部分，卻也是我必須學習面對的課題。 </w:t>
       </w:r>
     </w:p>
     <w:p>
       <w:pPr>
         <w:pStyle w:val="Web"/>
-      </w:pPr>
-      <w:r>
-        <w:t xml:space="preserve">謝謝系辦的助理們。或許因為我們的爭執與各種狀況，曾讓你們感到困擾，但你們始終保有耐心、願意協助，這份耐心與專業我一直記得。 </w:t>
+        <w:rPr>
+          <w:rFonts w:ascii="標楷體" w:eastAsia="標楷體" w:hAnsi="標楷體"/>
+        </w:rPr>
+      </w:pPr>
+      <w:r>
+        <w:rPr>
+          <w:rFonts w:ascii="標楷體" w:eastAsia="標楷體" w:hAnsi="標楷體"/>
+        </w:rPr>
+        <w:t>很幸運地，在猴子哥的大力推薦下，我得以進入</w:t>
+      </w:r>
+      <w:proofErr w:type="gramStart"/>
+      <w:r>
+        <w:rPr>
+          <w:rFonts w:ascii="標楷體" w:eastAsia="標楷體" w:hAnsi="標楷體"/>
+        </w:rPr>
+        <w:t>雋</w:t>
+      </w:r>
+      <w:proofErr w:type="gramEnd"/>
+      <w:r>
+        <w:rPr>
+          <w:rFonts w:ascii="標楷體" w:eastAsia="標楷體" w:hAnsi="標楷體"/>
+        </w:rPr>
+        <w:t>寬資本實習。過去的我，常是依循網路文章或課堂所學完成一個專案；直到進入實習後，我才真正認識業界實際的工作方式與思考模式。這段經驗大幅翻轉了我的思考，也讓我開始理解，完成一個專案與解決一個真實問題</w:t>
+      </w:r>
+      <w:proofErr w:type="gramStart"/>
+      <w:r>
+        <w:rPr>
+          <w:rFonts w:ascii="標楷體" w:eastAsia="標楷體" w:hAnsi="標楷體"/>
+        </w:rPr>
+        <w:t>之間，</w:t>
+      </w:r>
+      <w:proofErr w:type="gramEnd"/>
+      <w:r>
+        <w:rPr>
+          <w:rFonts w:ascii="標楷體" w:eastAsia="標楷體" w:hAnsi="標楷體"/>
+        </w:rPr>
+        <w:t xml:space="preserve">仍有很長的距離。 </w:t>
       </w:r>
     </w:p>
     <w:p>
       <w:pPr>
         <w:pStyle w:val="Web"/>
-      </w:pPr>
-      <w:r>
-        <w:t xml:space="preserve">我也是在進入研究所後，認識了現在的女友謝宜臻。妳是個怪人，但還好妳是個怪人，才有辦法和我相處。我很幸運能在這個階段遇見妳；妳對我的深度理解與包容，是我持續努力的重要動力。很多時候，我會不小心忽略妳的感受，謝謝妳仍願意包容我、陪著我。 </w:t>
-      </w:r>
-    </w:p>
-    <w:p>
-      <w:r>
-        <w:t>也謝謝幾位與我特別交好的朋友。為了</w:t>
-      </w:r>
-      <w:proofErr w:type="gramStart"/>
-      <w:r>
-        <w:t>避免漏寫誰</w:t>
-      </w:r>
-      <w:proofErr w:type="gramEnd"/>
-      <w:r>
-        <w:t>的名字後被找上門，這裡就不一</w:t>
-      </w:r>
-      <w:proofErr w:type="gramStart"/>
-      <w:r>
-        <w:t>一</w:t>
-      </w:r>
-      <w:proofErr w:type="gramEnd"/>
-      <w:r>
-        <w:t>點名。你們各自在不同的時刻，以</w:t>
-      </w:r>
-      <w:r>
-        <w:t>不同的方式陪伴和幫助我：有人在我邀請指導教授時給我鼓勵；有人</w:t>
-      </w:r>
-      <w:r>
-        <w:t>當個吉祥物，提供我所需的情緒價值；有人在我擔任學生會幹部期間替我分憂；有人願意和我討論各種不同的知識與想法；也有人一直關心我的近況，甚至在我撰寫這篇謝</w:t>
-      </w:r>
-      <w:proofErr w:type="gramStart"/>
-      <w:r>
-        <w:t>誌</w:t>
-      </w:r>
-      <w:proofErr w:type="gramEnd"/>
-      <w:r>
-        <w:t>的這幾天，仍幫我留意工作機會。還有那位與我最相像，卻又莫名其妙失去聯繫的朋友；不論是否仍有聯絡，你們都是我在東華大學裡十分重要的人。</w:t>
+        <w:rPr>
+          <w:rFonts w:ascii="標楷體" w:eastAsia="標楷體" w:hAnsi="標楷體"/>
+        </w:rPr>
+      </w:pPr>
+      <w:r>
+        <w:rPr>
+          <w:rFonts w:ascii="標楷體" w:eastAsia="標楷體" w:hAnsi="標楷體"/>
+        </w:rPr>
+        <w:t>這段實習也讓我認識了一群聰明、厲害而且可愛的人。</w:t>
+      </w:r>
+      <w:r>
+        <w:rPr>
+          <w:rFonts w:ascii="標楷體" w:eastAsia="標楷體" w:hAnsi="標楷體" w:hint="eastAsia"/>
+        </w:rPr>
+        <w:t>品</w:t>
+      </w:r>
+      <w:proofErr w:type="gramStart"/>
+      <w:r>
+        <w:rPr>
+          <w:rFonts w:ascii="標楷體" w:eastAsia="標楷體" w:hAnsi="標楷體" w:hint="eastAsia"/>
+        </w:rPr>
+        <w:t>妤</w:t>
+      </w:r>
+      <w:proofErr w:type="gramEnd"/>
+      <w:r>
+        <w:rPr>
+          <w:rFonts w:ascii="標楷體" w:eastAsia="標楷體" w:hAnsi="標楷體"/>
+        </w:rPr>
+        <w:t>很照顧我，給了我許多建議與資源；</w:t>
+      </w:r>
+      <w:r>
+        <w:rPr>
+          <w:rFonts w:ascii="標楷體" w:eastAsia="標楷體" w:hAnsi="標楷體" w:hint="eastAsia"/>
+        </w:rPr>
+        <w:t>Johnny</w:t>
+      </w:r>
+      <w:r>
+        <w:rPr>
+          <w:rFonts w:ascii="標楷體" w:eastAsia="標楷體" w:hAnsi="標楷體"/>
+        </w:rPr>
+        <w:t>在同期實習生中</w:t>
+      </w:r>
+      <w:r>
+        <w:rPr>
+          <w:rFonts w:ascii="標楷體" w:eastAsia="標楷體" w:hAnsi="標楷體" w:hint="eastAsia"/>
+        </w:rPr>
+        <w:t>碾壓所有人</w:t>
+      </w:r>
+      <w:r>
+        <w:rPr>
+          <w:rFonts w:ascii="標楷體" w:eastAsia="標楷體" w:hAnsi="標楷體"/>
+        </w:rPr>
+        <w:t>；</w:t>
+      </w:r>
+      <w:r>
+        <w:rPr>
+          <w:rFonts w:ascii="標楷體" w:eastAsia="標楷體" w:hAnsi="標楷體" w:hint="eastAsia"/>
+        </w:rPr>
+        <w:t>LSY</w:t>
+      </w:r>
+      <w:r>
+        <w:rPr>
+          <w:rFonts w:ascii="標楷體" w:eastAsia="標楷體" w:hAnsi="標楷體"/>
+        </w:rPr>
+        <w:t>能同時兼顧攝影與專案進度；</w:t>
+      </w:r>
+      <w:proofErr w:type="gramStart"/>
+      <w:r>
+        <w:rPr>
+          <w:rFonts w:ascii="標楷體" w:eastAsia="標楷體" w:hAnsi="標楷體" w:hint="eastAsia"/>
+        </w:rPr>
+        <w:t>娟</w:t>
+      </w:r>
+      <w:proofErr w:type="gramEnd"/>
+      <w:r>
+        <w:rPr>
+          <w:rFonts w:ascii="標楷體" w:eastAsia="標楷體" w:hAnsi="標楷體" w:hint="eastAsia"/>
+        </w:rPr>
+        <w:t>姐</w:t>
+      </w:r>
+      <w:r>
+        <w:rPr>
+          <w:rFonts w:ascii="標楷體" w:eastAsia="標楷體" w:hAnsi="標楷體"/>
+        </w:rPr>
+        <w:t>是令人佩服的基本面</w:t>
+      </w:r>
+      <w:r>
+        <w:rPr>
+          <w:rFonts w:ascii="標楷體" w:eastAsia="標楷體" w:hAnsi="標楷體" w:hint="eastAsia"/>
+        </w:rPr>
+        <w:t>鬼才</w:t>
+      </w:r>
+      <w:r>
+        <w:rPr>
+          <w:rFonts w:ascii="標楷體" w:eastAsia="標楷體" w:hAnsi="標楷體"/>
+        </w:rPr>
+        <w:t>。</w:t>
+      </w:r>
+      <w:r>
+        <w:rPr>
+          <w:rFonts w:ascii="標楷體" w:eastAsia="標楷體" w:hAnsi="標楷體" w:hint="eastAsia"/>
+        </w:rPr>
+        <w:t>沒提到的其他人不是不強，而是寫不完，</w:t>
+      </w:r>
+      <w:r>
+        <w:rPr>
+          <w:rFonts w:ascii="標楷體" w:eastAsia="標楷體" w:hAnsi="標楷體"/>
+        </w:rPr>
+        <w:t xml:space="preserve">這裡有太多值得我學習的人。 </w:t>
       </w:r>
     </w:p>
     <w:p>
       <w:pPr>
         <w:pStyle w:val="Web"/>
-      </w:pPr>
-      <w:proofErr w:type="gramStart"/>
-      <w:r>
-        <w:t>此外，</w:t>
-      </w:r>
-      <w:proofErr w:type="gramEnd"/>
-      <w:r>
-        <w:t>我本身是一名基督徒。在花蓮的日子裡，我曾參與學校</w:t>
-      </w:r>
-      <w:proofErr w:type="gramStart"/>
-      <w:r>
-        <w:t>的嗎哪團契</w:t>
-      </w:r>
-      <w:proofErr w:type="gramEnd"/>
-      <w:r>
-        <w:t>，也到吉安鄉的 316 新人教會聚會。</w:t>
-      </w:r>
-      <w:proofErr w:type="gramStart"/>
-      <w:r>
-        <w:t>在嗎哪團契</w:t>
-      </w:r>
-      <w:proofErr w:type="gramEnd"/>
-      <w:r>
-        <w:t>的時光中，我認識了許多有趣的人；每個人都有鮮明的個性，也讓我的研究所生活多了許多不同的交流與記憶。新人教會則帶著我認識另一種生活方式，讓我有機會體驗部落生活、</w:t>
-      </w:r>
-      <w:r>
-        <w:t>一起烤火，也</w:t>
-      </w:r>
-      <w:r>
-        <w:rPr>
-          <w:rFonts w:hint="eastAsia"/>
-        </w:rPr>
-        <w:t>原本有機會</w:t>
-      </w:r>
-      <w:r>
-        <w:t>打獵</w:t>
-      </w:r>
-      <w:r>
-        <w:rPr>
-          <w:rFonts w:hint="eastAsia"/>
-        </w:rPr>
-        <w:t>，卻因為颱風未能成行</w:t>
-      </w:r>
-      <w:r>
-        <w:t>。這些看似與論文無關的經歷，仍讓我在花蓮的日子裡，得到許多陪伴與溫暖。</w:t>
-      </w:r>
-    </w:p>
-    <w:p>
-      <w:pPr>
-        <w:pStyle w:val="Web"/>
-      </w:pPr>
-      <w:r>
-        <w:t>回到這段旅程本身，我與兩位教授相識的起點，仍要回到系上辦公室的那一天。當時，在他人的鼓勵下，我追出去邀請</w:t>
-      </w:r>
-      <w:proofErr w:type="gramStart"/>
-      <w:r>
-        <w:t>介</w:t>
-      </w:r>
-      <w:proofErr w:type="gramEnd"/>
-      <w:r>
-        <w:t xml:space="preserve">澤老師擔任我的指導教授。很慶幸老師很快便答應了，並與我一同邀請金龍老師加入指導。現在回想起來，那是影響我碩士生涯極為深遠的一次決定。 </w:t>
-      </w:r>
-    </w:p>
-    <w:p>
-      <w:pPr>
-        <w:pStyle w:val="Web"/>
-      </w:pPr>
-      <w:r>
-        <w:t>這個決定讓我接觸到不同於財金系傳統訓練的領域：文字探</w:t>
-      </w:r>
-      <w:proofErr w:type="gramStart"/>
-      <w:r>
-        <w:t>勘</w:t>
-      </w:r>
-      <w:proofErr w:type="gramEnd"/>
-      <w:r>
-        <w:t>、機器學習，以及 Transformer 等方法。它們不只帶來新的研究工具，也逐漸改變了我理解問題的方式。過去的我，習慣以</w:t>
-      </w:r>
-      <w:proofErr w:type="gramStart"/>
-      <w:r>
-        <w:t>較低維</w:t>
-      </w:r>
-      <w:proofErr w:type="gramEnd"/>
-      <w:r>
-        <w:t>、線性的方式思考；而在這段研究過程中，我開始學著從更多變數、更多關係與更多可能性中理解一件事情。這或許就是研究所帶給我最重要的收穫之</w:t>
-      </w:r>
-      <w:proofErr w:type="gramStart"/>
-      <w:r>
-        <w:t>一</w:t>
-      </w:r>
-      <w:proofErr w:type="gramEnd"/>
-      <w:r>
-        <w:t>。</w:t>
-      </w:r>
-    </w:p>
-    <w:p>
-      <w:r>
-        <w:t>當我向兩位老師談起對工作的煩惱時，兩位也總像大哥哥般，大手一</w:t>
-      </w:r>
-      <w:proofErr w:type="gramStart"/>
-      <w:r>
-        <w:t>揮地叫</w:t>
-      </w:r>
-      <w:proofErr w:type="gramEnd"/>
-      <w:r>
-        <w:t>我不要過度擔心。後來，老師們不僅給予我鼓勵，更實際協助我引薦業界前輩，讓我對未來有更多理解與方向。總體而言，兩位老師不只是帶領我完成論文的</w:t>
-      </w:r>
-      <w:r>
-        <w:lastRenderedPageBreak/>
-        <w:t>指導教授，也是我在研究所階段、乃至人生道路上非常重要的貴人。</w:t>
-      </w:r>
-    </w:p>
-    <w:p>
-      <w:r>
-        <w:t>在東華的日子裡，我也曾參與學生會，並認識了一群很有趣的人。學生會的工作量或許不算多</w:t>
-      </w:r>
-      <w:proofErr w:type="gramStart"/>
-      <w:r>
-        <w:t>——</w:t>
-      </w:r>
-      <w:proofErr w:type="gramEnd"/>
-      <w:r>
-        <w:t>當然，這點可能會有人不同意</w:t>
-      </w:r>
-      <w:proofErr w:type="gramStart"/>
-      <w:r>
-        <w:t>——</w:t>
-      </w:r>
-      <w:proofErr w:type="gramEnd"/>
-      <w:r>
-        <w:t>但這段經驗仍然相當不錯，也讓我的研究所生活多了不少不同的回憶。</w:t>
-      </w:r>
-    </w:p>
-    <w:p/>
-    <w:p>
-      <w:pPr>
-        <w:pStyle w:val="Web"/>
-      </w:pPr>
-      <w:r>
-        <w:t>實習對我而言，也是一段意義重大的經歷。我曾面試過幾間公司，雖然並非每一次都獲得機會，但每一場面試都帶給我不同的反思。第一間公司提醒我，必須真正熟悉自己的專案，理解自己究竟做了什麼，而不是套用既有的方法後便宣稱完成；第二間公司則讓我明白，自己不能只具備單一、特定的能力，例如回測或</w:t>
-      </w:r>
-      <w:r>
-        <w:rPr>
-          <w:rFonts w:hint="eastAsia"/>
-        </w:rPr>
-        <w:t>只有</w:t>
-      </w:r>
-      <w:r>
-        <w:t>固定</w:t>
-      </w:r>
-      <w:r>
-        <w:rPr>
-          <w:rFonts w:hint="eastAsia"/>
-        </w:rPr>
-        <w:t>、單一的</w:t>
-      </w:r>
-      <w:r>
-        <w:t xml:space="preserve">資料來源，而應持續拓展資料來源與能力的多樣性。 </w:t>
-      </w:r>
-    </w:p>
-    <w:p>
-      <w:pPr>
-        <w:pStyle w:val="Web"/>
-      </w:pPr>
-      <w:r>
-        <w:t>第三間，也就是</w:t>
-      </w:r>
-      <w:proofErr w:type="gramStart"/>
-      <w:r>
-        <w:t>雋</w:t>
-      </w:r>
-      <w:proofErr w:type="gramEnd"/>
-      <w:r>
-        <w:t xml:space="preserve">寬資本，則讓我開始反過來觀察自己的內心：我為什麼想做交易？寫出一個策略後，卻遲遲不願上線，真正擔心的又是什麼？這些面對內心的問題，恰恰是我最不擅長的部分，卻也是我必須學習面對的課題。 </w:t>
-      </w:r>
-    </w:p>
-    <w:p>
-      <w:pPr>
-        <w:pStyle w:val="Web"/>
-      </w:pPr>
-      <w:r>
-        <w:t>很幸運地，在猴子哥的大力推薦下，我得以進入</w:t>
-      </w:r>
-      <w:proofErr w:type="gramStart"/>
-      <w:r>
-        <w:t>雋</w:t>
-      </w:r>
-      <w:proofErr w:type="gramEnd"/>
-      <w:r>
-        <w:t>寬資本實習。過去的我，常是依循網路文章或課堂所學完成一個專案；直到進入實習後，我才真正認識業界實際的工作方式與思考模式。這段經驗大幅翻轉了我的思考，也讓我開始理解，完成一個專案與解決一個真實問題</w:t>
-      </w:r>
-      <w:proofErr w:type="gramStart"/>
-      <w:r>
-        <w:t>之間，</w:t>
-      </w:r>
-      <w:proofErr w:type="gramEnd"/>
-      <w:r>
-        <w:t xml:space="preserve">仍有很長的距離。 </w:t>
-      </w:r>
-    </w:p>
-    <w:p>
-      <w:pPr>
-        <w:pStyle w:val="Web"/>
-      </w:pPr>
-      <w:r>
-        <w:t>這段實習也讓我認識了一群聰明、厲害而且可愛的人。</w:t>
-      </w:r>
-      <w:r>
-        <w:rPr>
-          <w:rFonts w:hint="eastAsia"/>
-        </w:rPr>
-        <w:t>品</w:t>
-      </w:r>
-      <w:proofErr w:type="gramStart"/>
-      <w:r>
-        <w:rPr>
-          <w:rFonts w:hint="eastAsia"/>
-        </w:rPr>
-        <w:t>妤</w:t>
-      </w:r>
-      <w:proofErr w:type="gramEnd"/>
-      <w:r>
-        <w:t>很照顧我，給了我許多建議與資源；</w:t>
-      </w:r>
-      <w:r>
-        <w:rPr>
-          <w:rFonts w:hint="eastAsia"/>
-        </w:rPr>
-        <w:t>Johnny</w:t>
-      </w:r>
-      <w:r>
-        <w:t>在同期實習生中</w:t>
-      </w:r>
-      <w:r>
-        <w:rPr>
-          <w:rFonts w:hint="eastAsia"/>
-        </w:rPr>
-        <w:t>碾壓所有人</w:t>
-      </w:r>
-      <w:r>
-        <w:t>；</w:t>
-      </w:r>
-      <w:r>
-        <w:rPr>
-          <w:rFonts w:hint="eastAsia"/>
-        </w:rPr>
-        <w:t>LSY</w:t>
-      </w:r>
-      <w:r>
-        <w:t>能同時兼顧攝影與專案進度；</w:t>
-      </w:r>
-      <w:proofErr w:type="gramStart"/>
-      <w:r>
-        <w:rPr>
-          <w:rFonts w:hint="eastAsia"/>
-        </w:rPr>
-        <w:t>娟</w:t>
-      </w:r>
-      <w:proofErr w:type="gramEnd"/>
-      <w:r>
-        <w:rPr>
-          <w:rFonts w:hint="eastAsia"/>
-        </w:rPr>
-        <w:t>姐</w:t>
-      </w:r>
-      <w:r>
-        <w:t>是令人佩服的基本面</w:t>
-      </w:r>
-      <w:r>
-        <w:rPr>
-          <w:rFonts w:hint="eastAsia"/>
-        </w:rPr>
-        <w:t>鬼才</w:t>
-      </w:r>
-      <w:r>
-        <w:t>。</w:t>
-      </w:r>
-      <w:r>
-        <w:rPr>
-          <w:rFonts w:hint="eastAsia"/>
-        </w:rPr>
-        <w:t>沒提到的其他人不是不強，而是寫不完，</w:t>
-      </w:r>
-      <w:r>
-        <w:t xml:space="preserve">這裡有太多值得我學習的人。 </w:t>
-      </w:r>
-    </w:p>
-    <w:p>
-      <w:pPr>
-        <w:pStyle w:val="Web"/>
-        <w:rPr>
-          <w:rFonts w:hint="eastAsia"/>
-        </w:rPr>
-      </w:pPr>
-      <w:r>
+        <w:rPr>
+          <w:rFonts w:ascii="標楷體" w:eastAsia="標楷體" w:hAnsi="標楷體"/>
+        </w:rPr>
+      </w:pPr>
+      <w:r>
+        <w:rPr>
+          <w:rFonts w:ascii="標楷體" w:eastAsia="標楷體" w:hAnsi="標楷體"/>
+        </w:rPr>
         <w:t xml:space="preserve">特別感謝 Jim 老大與西老大，持續向我灌輸宏觀觀念與技術細節上的思考；以及我的 mentor </w:t>
       </w:r>
       <w:proofErr w:type="gramStart"/>
       <w:r>
+        <w:rPr>
+          <w:rFonts w:ascii="標楷體" w:eastAsia="標楷體" w:hAnsi="標楷體"/>
+        </w:rPr>
         <w:t>建崴，</w:t>
       </w:r>
       <w:proofErr w:type="gramEnd"/>
       <w:r>
+        <w:rPr>
+          <w:rFonts w:ascii="標楷體" w:eastAsia="標楷體" w:hAnsi="標楷體"/>
+        </w:rPr>
         <w:t>雖然是冷冷的 I 人，卻始終是一位可靠、願意協助我的好人。謝謝你們讓我在實習中獲得的不只是技術與經驗，也有對工作、交易與自己更深一層的理解。</w:t>
       </w:r>
     </w:p>
@@ -516,23 +939,24 @@
         <w:widowControl/>
         <w:spacing w:before="100" w:beforeAutospacing="1" w:after="100" w:afterAutospacing="1"/>
         <w:rPr>
-          <w:rFonts w:ascii="新細明體" w:eastAsia="新細明體" w:hAnsi="新細明體" w:cs="新細明體"/>
-          <w:kern w:val="0"/>
-          <w:szCs w:val="24"/>
-        </w:rPr>
-      </w:pPr>
-      <w:r>
-        <w:rPr>
-          <w:rFonts w:ascii="新細明體" w:eastAsia="新細明體" w:hAnsi="新細明體" w:cs="新細明體"/>
-          <w:kern w:val="0"/>
-          <w:szCs w:val="24"/>
-        </w:rPr>
+          <w:rFonts w:ascii="標楷體" w:eastAsia="標楷體" w:hAnsi="標楷體" w:cs="新細明體"/>
+          <w:kern w:val="0"/>
+          <w:szCs w:val="24"/>
+        </w:rPr>
+      </w:pPr>
+      <w:r>
+        <w:rPr>
+          <w:rFonts w:ascii="標楷體" w:eastAsia="標楷體" w:hAnsi="標楷體" w:cs="新細明體"/>
+          <w:kern w:val="0"/>
+          <w:szCs w:val="24"/>
+        </w:rPr>
+        <w:lastRenderedPageBreak/>
         <w:t>實習結束後，我也進入完成論文的最後階段。那段時間，我幾乎把研究室當成了家：中午過去，往往直到凌晨才離開。所幸，兩位教授都在研究方向與細節上給予我非常實際的協助，讓我能在一次</w:t>
       </w:r>
       <w:proofErr w:type="gramStart"/>
       <w:r>
         <w:rPr>
-          <w:rFonts w:ascii="新細明體" w:eastAsia="新細明體" w:hAnsi="新細明體" w:cs="新細明體"/>
+          <w:rFonts w:ascii="標楷體" w:eastAsia="標楷體" w:hAnsi="標楷體" w:cs="新細明體"/>
           <w:kern w:val="0"/>
           <w:szCs w:val="24"/>
         </w:rPr>
@@ -541,7 +965,7 @@
       <w:proofErr w:type="gramEnd"/>
       <w:r>
         <w:rPr>
-          <w:rFonts w:ascii="新細明體" w:eastAsia="新細明體" w:hAnsi="新細明體" w:cs="新細明體"/>
+          <w:rFonts w:ascii="標楷體" w:eastAsia="標楷體" w:hAnsi="標楷體" w:cs="新細明體"/>
           <w:kern w:val="0"/>
           <w:szCs w:val="24"/>
         </w:rPr>
@@ -553,40 +977,22 @@
         <w:widowControl/>
         <w:spacing w:before="100" w:beforeAutospacing="1" w:after="100" w:afterAutospacing="1"/>
         <w:rPr>
-          <w:rFonts w:ascii="新細明體" w:eastAsia="新細明體" w:hAnsi="新細明體" w:cs="新細明體"/>
-          <w:kern w:val="0"/>
-          <w:szCs w:val="24"/>
-        </w:rPr>
-      </w:pPr>
-      <w:r>
-        <w:rPr>
-          <w:rFonts w:ascii="新細明體" w:eastAsia="新細明體" w:hAnsi="新細明體" w:cs="新細明體"/>
-          <w:kern w:val="0"/>
-          <w:szCs w:val="24"/>
-        </w:rPr>
-        <w:t xml:space="preserve">這段日子不只是論文寫作的衝刺，更是一段磨礪心性的過程。我學著在壓力、疲憊與不確定之中持續前進，也開始學習如何與 </w:t>
-      </w:r>
-      <w:proofErr w:type="spellStart"/>
-      <w:r>
-        <w:rPr>
-          <w:rFonts w:ascii="新細明體" w:eastAsia="新細明體" w:hAnsi="新細明體" w:cs="新細明體"/>
-          <w:kern w:val="0"/>
-          <w:szCs w:val="24"/>
-        </w:rPr>
-        <w:t>ChatGPT</w:t>
-      </w:r>
-      <w:proofErr w:type="spellEnd"/>
-      <w:r>
-        <w:rPr>
-          <w:rFonts w:ascii="新細明體" w:eastAsia="新細明體" w:hAnsi="新細明體" w:cs="新細明體"/>
-          <w:kern w:val="0"/>
-          <w:szCs w:val="24"/>
-        </w:rPr>
-        <w:t xml:space="preserve"> </w:t>
-      </w:r>
-      <w:r>
-        <w:rPr>
-          <w:rFonts w:ascii="新細明體" w:eastAsia="新細明體" w:hAnsi="新細明體" w:cs="新細明體"/>
+          <w:rFonts w:ascii="標楷體" w:eastAsia="標楷體" w:hAnsi="標楷體" w:cs="新細明體"/>
+          <w:kern w:val="0"/>
+          <w:szCs w:val="24"/>
+        </w:rPr>
+      </w:pPr>
+      <w:r>
+        <w:rPr>
+          <w:rFonts w:ascii="標楷體" w:eastAsia="標楷體" w:hAnsi="標楷體" w:cs="新細明體"/>
+          <w:kern w:val="0"/>
+          <w:szCs w:val="24"/>
+        </w:rPr>
+        <w:t xml:space="preserve">這段日子不只是論文寫作的衝刺，更是一段磨礪心性的過程。我學著在壓力、疲憊與不確定之中持續前進，也開始學習如何與 ChatGPT </w:t>
+      </w:r>
+      <w:r>
+        <w:rPr>
+          <w:rFonts w:ascii="標楷體" w:eastAsia="標楷體" w:hAnsi="標楷體" w:cs="新細明體"/>
           <w:kern w:val="0"/>
           <w:szCs w:val="24"/>
         </w:rPr>
@@ -594,7 +1000,7 @@
       </w:r>
       <w:r>
         <w:rPr>
-          <w:rFonts w:ascii="新細明體" w:eastAsia="新細明體" w:hAnsi="新細明體" w:cs="新細明體" w:hint="eastAsia"/>
+          <w:rFonts w:ascii="標楷體" w:eastAsia="標楷體" w:hAnsi="標楷體" w:cs="新細明體" w:hint="eastAsia"/>
           <w:kern w:val="0"/>
           <w:szCs w:val="24"/>
         </w:rPr>
@@ -602,7 +1008,7 @@
       </w:r>
       <w:r>
         <w:rPr>
-          <w:rFonts w:ascii="新細明體" w:eastAsia="新細明體" w:hAnsi="新細明體" w:cs="新細明體"/>
+          <w:rFonts w:ascii="標楷體" w:eastAsia="標楷體" w:hAnsi="標楷體" w:cs="新細明體"/>
           <w:kern w:val="0"/>
           <w:szCs w:val="24"/>
         </w:rPr>
@@ -611,7 +1017,7 @@
       <w:proofErr w:type="gramStart"/>
       <w:r>
         <w:rPr>
-          <w:rFonts w:ascii="新細明體" w:eastAsia="新細明體" w:hAnsi="新細明體" w:cs="新細明體"/>
+          <w:rFonts w:ascii="標楷體" w:eastAsia="標楷體" w:hAnsi="標楷體" w:cs="新細明體"/>
           <w:kern w:val="0"/>
           <w:szCs w:val="24"/>
         </w:rPr>
@@ -620,20 +1026,11 @@
       <w:proofErr w:type="gramEnd"/>
       <w:r>
         <w:rPr>
-          <w:rFonts w:ascii="新細明體" w:eastAsia="新細明體" w:hAnsi="新細明體" w:cs="新細明體"/>
-          <w:kern w:val="0"/>
-          <w:szCs w:val="24"/>
-        </w:rPr>
-        <w:t>清問題的工具，而不是取代自己思考的答案。回頭看來，</w:t>
-      </w:r>
-      <w:r>
-        <w:rPr>
-          <w:rFonts w:ascii="新細明體" w:eastAsia="新細明體" w:hAnsi="新細明體" w:cs="新細明體"/>
-          <w:kern w:val="0"/>
-          <w:szCs w:val="24"/>
-        </w:rPr>
-        <w:lastRenderedPageBreak/>
-        <w:t>這段過程讓我更理解，完成論文靠的不只是能力，也是在看不到終點時，仍願意繼續坐在研究室裡、把下一段文字寫完的耐心。</w:t>
+          <w:rFonts w:ascii="標楷體" w:eastAsia="標楷體" w:hAnsi="標楷體" w:cs="新細明體"/>
+          <w:kern w:val="0"/>
+          <w:szCs w:val="24"/>
+        </w:rPr>
+        <w:t>清問題的工具，而不是取代自己思考的答案。回頭看來，這段過程讓我更理解，完成論文靠的不只是能力，也是在看不到終點時，仍願意繼續坐在研究室裡、把下一段文字寫完的耐心。</w:t>
       </w:r>
     </w:p>
     <w:p>
@@ -641,14 +1038,14 @@
         <w:widowControl/>
         <w:spacing w:before="100" w:beforeAutospacing="1" w:after="100" w:afterAutospacing="1"/>
         <w:rPr>
-          <w:rFonts w:ascii="新細明體" w:eastAsia="新細明體" w:hAnsi="新細明體" w:cs="新細明體"/>
-          <w:kern w:val="0"/>
-          <w:szCs w:val="24"/>
-        </w:rPr>
-      </w:pPr>
-      <w:r>
-        <w:rPr>
-          <w:rFonts w:ascii="新細明體" w:eastAsia="新細明體" w:hAnsi="新細明體" w:cs="新細明體"/>
+          <w:rFonts w:ascii="標楷體" w:eastAsia="標楷體" w:hAnsi="標楷體" w:cs="新細明體"/>
+          <w:kern w:val="0"/>
+          <w:szCs w:val="24"/>
+        </w:rPr>
+      </w:pPr>
+      <w:r>
+        <w:rPr>
+          <w:rFonts w:ascii="標楷體" w:eastAsia="標楷體" w:hAnsi="標楷體" w:cs="新細明體"/>
           <w:kern w:val="0"/>
           <w:szCs w:val="24"/>
         </w:rPr>
@@ -660,14 +1057,14 @@
         <w:widowControl/>
         <w:spacing w:before="100" w:beforeAutospacing="1" w:after="100" w:afterAutospacing="1"/>
         <w:rPr>
-          <w:rFonts w:ascii="新細明體" w:eastAsia="新細明體" w:hAnsi="新細明體" w:cs="新細明體"/>
-          <w:kern w:val="0"/>
-          <w:szCs w:val="24"/>
-        </w:rPr>
-      </w:pPr>
-      <w:r>
-        <w:rPr>
-          <w:rFonts w:ascii="新細明體" w:eastAsia="新細明體" w:hAnsi="新細明體" w:cs="新細明體"/>
+          <w:rFonts w:ascii="標楷體" w:eastAsia="標楷體" w:hAnsi="標楷體" w:cs="新細明體"/>
+          <w:kern w:val="0"/>
+          <w:szCs w:val="24"/>
+        </w:rPr>
+      </w:pPr>
+      <w:r>
+        <w:rPr>
+          <w:rFonts w:ascii="標楷體" w:eastAsia="標楷體" w:hAnsi="標楷體" w:cs="新細明體"/>
           <w:kern w:val="0"/>
           <w:szCs w:val="24"/>
         </w:rPr>
@@ -679,14 +1076,14 @@
         <w:widowControl/>
         <w:spacing w:before="100" w:beforeAutospacing="1" w:after="100" w:afterAutospacing="1"/>
         <w:rPr>
-          <w:rFonts w:ascii="新細明體" w:eastAsia="新細明體" w:hAnsi="新細明體" w:cs="新細明體"/>
-          <w:kern w:val="0"/>
-          <w:szCs w:val="24"/>
-        </w:rPr>
-      </w:pPr>
-      <w:r>
-        <w:rPr>
-          <w:rFonts w:ascii="新細明體" w:eastAsia="新細明體" w:hAnsi="新細明體" w:cs="新細明體"/>
+          <w:rFonts w:ascii="標楷體" w:eastAsia="標楷體" w:hAnsi="標楷體" w:cs="新細明體"/>
+          <w:kern w:val="0"/>
+          <w:szCs w:val="24"/>
+        </w:rPr>
+      </w:pPr>
+      <w:r>
+        <w:rPr>
+          <w:rFonts w:ascii="標楷體" w:eastAsia="標楷體" w:hAnsi="標楷體" w:cs="新細明體"/>
           <w:kern w:val="0"/>
           <w:szCs w:val="24"/>
         </w:rPr>
@@ -698,18 +1095,18 @@
         <w:widowControl/>
         <w:spacing w:before="100" w:beforeAutospacing="1" w:after="100" w:afterAutospacing="1"/>
         <w:rPr>
-          <w:rFonts w:ascii="新細明體" w:eastAsia="新細明體" w:hAnsi="新細明體" w:cs="新細明體"/>
-          <w:kern w:val="0"/>
-          <w:szCs w:val="24"/>
-        </w:rPr>
-      </w:pPr>
-      <w:r>
-        <w:rPr>
-          <w:rFonts w:ascii="新細明體" w:eastAsia="新細明體" w:hAnsi="新細明體" w:cs="新細明體"/>
-          <w:kern w:val="0"/>
-          <w:szCs w:val="24"/>
-        </w:rPr>
-        <w:t xml:space="preserve">我仍然不是一個天資特別出眾的人，未來也未必能達成所有想做的事；但這段旅程讓我明白，人不需要等到自己足夠聰明、足夠準備好，才有資格選擇想走的路。許多事情的起點，或許只是願意不再替自己設定上限，並在不確定中踏出第一步。 </w:t>
+          <w:rFonts w:ascii="標楷體" w:eastAsia="標楷體" w:hAnsi="標楷體" w:cs="新細明體" w:hint="eastAsia"/>
+          <w:kern w:val="0"/>
+          <w:szCs w:val="24"/>
+        </w:rPr>
+      </w:pPr>
+      <w:r>
+        <w:rPr>
+          <w:rFonts w:ascii="標楷體" w:eastAsia="標楷體" w:hAnsi="標楷體" w:cs="新細明體" w:hint="eastAsia"/>
+          <w:kern w:val="0"/>
+          <w:szCs w:val="24"/>
+        </w:rPr>
+        <w:t xml:space="preserve">我仍然不是一個天資特別出眾的人，未來也未必能達成所有想做的事；但這段旅程讓我明白，自由從來不只是隨心所欲，而是即使世界沒有替你安排答案，仍願意為自己的選擇負責。  </w:t>
       </w:r>
     </w:p>
     <w:p>
@@ -717,28 +1114,18 @@
         <w:widowControl/>
         <w:spacing w:before="100" w:beforeAutospacing="1" w:after="100" w:afterAutospacing="1"/>
         <w:rPr>
-          <w:rFonts w:ascii="新細明體" w:eastAsia="新細明體" w:hAnsi="新細明體" w:cs="新細明體"/>
-          <w:kern w:val="0"/>
-          <w:szCs w:val="24"/>
-        </w:rPr>
-      </w:pPr>
-      <w:r>
-        <w:rPr>
-          <w:rFonts w:ascii="新細明體" w:eastAsia="新細明體" w:hAnsi="新細明體" w:cs="新細明體"/>
-          <w:kern w:val="0"/>
-          <w:szCs w:val="24"/>
-        </w:rPr>
-        <w:t>從那個不知道自己為何要畢業、對未來</w:t>
-      </w:r>
-      <w:bookmarkStart w:id="0" w:name="_GoBack"/>
-      <w:bookmarkEnd w:id="0"/>
-      <w:r>
-        <w:rPr>
-          <w:rFonts w:ascii="新細明體" w:eastAsia="新細明體" w:hAnsi="新細明體" w:cs="新細明體"/>
-          <w:kern w:val="0"/>
-          <w:szCs w:val="24"/>
-        </w:rPr>
-        <w:t xml:space="preserve">得過且過的人，到今天能夠完成這篇論文，我還不敢說自己已經找到了答案；但至少，我開始知道自己想成為怎樣的人，也願意為那個方向繼續努力。若未來我真能為這個世界帶來一點微小而正向的改變，我想，這段旅程就是最重要的起點。 </w:t>
+          <w:rFonts w:ascii="標楷體" w:eastAsia="標楷體" w:hAnsi="標楷體" w:cs="新細明體"/>
+          <w:kern w:val="0"/>
+          <w:szCs w:val="24"/>
+        </w:rPr>
+      </w:pPr>
+      <w:r>
+        <w:rPr>
+          <w:rFonts w:ascii="標楷體" w:eastAsia="標楷體" w:hAnsi="標楷體" w:cs="新細明體" w:hint="eastAsia"/>
+          <w:kern w:val="0"/>
+          <w:szCs w:val="24"/>
+        </w:rPr>
+        <w:t>我還不敢說自己已經找到了人生的答案；但至少，我不再只等待答案出現。我願意在不確定之中持續選擇、持續行動，並為自己想成為的人承擔代價。若未來我真能為這個世界帶來一點微小而正向的改變，我想，這段旅程就是最重要的起點。</w:t>
       </w:r>
     </w:p>
     <w:p>
@@ -746,14 +1133,14 @@
         <w:widowControl/>
         <w:spacing w:before="100" w:beforeAutospacing="1" w:after="100" w:afterAutospacing="1"/>
         <w:rPr>
-          <w:rFonts w:ascii="新細明體" w:eastAsia="新細明體" w:hAnsi="新細明體" w:cs="新細明體" w:hint="eastAsia"/>
-          <w:kern w:val="0"/>
-          <w:szCs w:val="24"/>
-        </w:rPr>
-      </w:pPr>
-      <w:r>
-        <w:rPr>
-          <w:rFonts w:ascii="新細明體" w:eastAsia="新細明體" w:hAnsi="新細明體" w:cs="新細明體"/>
+          <w:rFonts w:ascii="標楷體" w:eastAsia="標楷體" w:hAnsi="標楷體" w:cs="新細明體"/>
+          <w:kern w:val="0"/>
+          <w:szCs w:val="24"/>
+        </w:rPr>
+      </w:pPr>
+      <w:r>
+        <w:rPr>
+          <w:rFonts w:ascii="標楷體" w:eastAsia="標楷體" w:hAnsi="標楷體" w:cs="新細明體"/>
           <w:kern w:val="0"/>
           <w:szCs w:val="24"/>
         </w:rPr>
@@ -761,7 +1148,7 @@
       </w:r>
       <w:r>
         <w:rPr>
-          <w:rFonts w:ascii="新細明體" w:eastAsia="新細明體" w:hAnsi="新細明體" w:cs="新細明體" w:hint="eastAsia"/>
+          <w:rFonts w:ascii="標楷體" w:eastAsia="標楷體" w:hAnsi="標楷體" w:cs="新細明體" w:hint="eastAsia"/>
           <w:kern w:val="0"/>
           <w:szCs w:val="24"/>
         </w:rPr>
@@ -769,7 +1156,7 @@
       </w:r>
       <w:r>
         <w:rPr>
-          <w:rFonts w:ascii="新細明體" w:eastAsia="新細明體" w:hAnsi="新細明體" w:cs="新細明體"/>
+          <w:rFonts w:ascii="標楷體" w:eastAsia="標楷體" w:hAnsi="標楷體" w:cs="新細明體"/>
           <w:kern w:val="0"/>
           <w:szCs w:val="24"/>
         </w:rPr>

--- a/textual data analysis/docs/謝誌.docx
+++ b/textual data analysis/docs/謝誌.docx
@@ -96,7 +96,7 @@
     <w:p>
       <w:pPr>
         <w:rPr>
-          <w:rFonts w:ascii="標楷體" w:eastAsia="標楷體" w:hAnsi="標楷體" w:hint="eastAsia"/>
+          <w:rFonts w:ascii="標楷體" w:eastAsia="標楷體" w:hAnsi="標楷體"/>
         </w:rPr>
       </w:pPr>
       <w:r>
@@ -156,7 +156,7 @@
           <w:rFonts w:ascii="標楷體" w:eastAsia="標楷體" w:hAnsi="標楷體"/>
         </w:rPr>
         <w:br/>
-        <w:t>考試結束後，我開始思考自己未來可以做什麼。對我而言，交易既是相對快速接近目標的途徑，也是我真正樂在其中的事情。因此，我開始拼命地、厚著臉皮地尋找各種資源與機會。例如，我或許是 TMBA 過去少數、甚至可能唯一</w:t>
+        <w:t>考試結束後，我開始思考自己未來可以做什麼。對我而言，交易既是相對快速接近目標的途徑，也是我真正樂在其中的事情。因此，我開始拼命地、厚著臉皮地尋找各種資源與機會。例如，我或許是TMBA過去少數、甚至可能唯一</w:t>
       </w:r>
       <w:proofErr w:type="gramStart"/>
       <w:r>
@@ -191,134 +191,6 @@
           <w:rFonts w:ascii="標楷體" w:eastAsia="標楷體" w:hAnsi="標楷體"/>
         </w:rPr>
         <w:br/>
-        <w:t>那段</w:t>
-      </w:r>
-      <w:proofErr w:type="gramStart"/>
-      <w:r>
-        <w:rPr>
-          <w:rFonts w:ascii="標楷體" w:eastAsia="標楷體" w:hAnsi="標楷體"/>
-        </w:rPr>
-        <w:t>期間，</w:t>
-      </w:r>
-      <w:proofErr w:type="gramEnd"/>
-      <w:r>
-        <w:rPr>
-          <w:rFonts w:ascii="標楷體" w:eastAsia="標楷體" w:hAnsi="標楷體"/>
-        </w:rPr>
-        <w:t>我最深的</w:t>
-      </w:r>
-      <w:proofErr w:type="gramStart"/>
-      <w:r>
-        <w:rPr>
-          <w:rFonts w:ascii="標楷體" w:eastAsia="標楷體" w:hAnsi="標楷體"/>
-        </w:rPr>
-        <w:t>體悟是</w:t>
-      </w:r>
-      <w:proofErr w:type="gramEnd"/>
-      <w:r>
-        <w:rPr>
-          <w:rFonts w:ascii="標楷體" w:eastAsia="標楷體" w:hAnsi="標楷體"/>
-        </w:rPr>
-        <w:t>：不要替自己設定上限。這也是我後來</w:t>
-      </w:r>
-      <w:r>
-        <w:rPr>
-          <w:rFonts w:ascii="標楷體" w:eastAsia="標楷體" w:hAnsi="標楷體"/>
-        </w:rPr>
-        <w:t>很常用來鼓勵別人的一句話。</w:t>
-      </w:r>
-      <w:r>
-        <w:rPr>
-          <w:rFonts w:ascii="標楷體" w:eastAsia="標楷體" w:hAnsi="標楷體"/>
-        </w:rPr>
-        <w:t>而當</w:t>
-      </w:r>
-      <w:proofErr w:type="gramStart"/>
-      <w:r>
-        <w:rPr>
-          <w:rFonts w:ascii="標楷體" w:eastAsia="標楷體" w:hAnsi="標楷體"/>
-        </w:rPr>
-        <w:t>一</w:t>
-      </w:r>
-      <w:proofErr w:type="gramEnd"/>
-      <w:r>
-        <w:rPr>
-          <w:rFonts w:ascii="標楷體" w:eastAsia="標楷體" w:hAnsi="標楷體"/>
-        </w:rPr>
-        <w:t>個人真正全心全意投入其中時，世界也常會在意想不到的地方，替你打開一扇門。</w:t>
-      </w:r>
-    </w:p>
-    <w:p>
-      <w:pPr>
-        <w:rPr>
-          <w:rFonts w:ascii="標楷體" w:eastAsia="標楷體" w:hAnsi="標楷體"/>
-        </w:rPr>
-      </w:pPr>
-      <w:r>
-        <w:rPr>
-          <w:rFonts w:ascii="標楷體" w:eastAsia="標楷體" w:hAnsi="標楷體" w:hint="eastAsia"/>
-        </w:rPr>
-        <w:t>泰戈爾曾寫</w:t>
-      </w:r>
-      <w:r>
-        <w:rPr>
-          <w:rFonts w:ascii="標楷體" w:eastAsia="標楷體" w:hAnsi="標楷體" w:hint="eastAsia"/>
-        </w:rPr>
-        <w:t>：「願我不祈求免於危險，而祈求能無懼地面對危險。」</w:t>
-      </w:r>
-      <w:r>
-        <w:rPr>
-          <w:rFonts w:ascii="標楷體" w:eastAsia="標楷體" w:hAnsi="標楷體" w:hint="eastAsia"/>
-        </w:rPr>
-        <w:t>人生不必總是選擇簡單的路走。並不是因為困難本身值得歌頌，而是有些事如果不去做，</w:t>
-      </w:r>
-      <w:r>
-        <w:rPr>
-          <w:rFonts w:ascii="標楷體" w:eastAsia="標楷體" w:hAnsi="標楷體" w:hint="eastAsia"/>
-        </w:rPr>
-        <w:lastRenderedPageBreak/>
-        <w:t>我大概永遠不會知道自己能走到哪裡。</w:t>
-      </w:r>
-    </w:p>
-    <w:p>
-      <w:pPr>
-        <w:rPr>
-          <w:rFonts w:ascii="標楷體" w:eastAsia="標楷體" w:hAnsi="標楷體"/>
-        </w:rPr>
-      </w:pPr>
-      <w:r>
-        <w:rPr>
-          <w:rFonts w:ascii="標楷體" w:eastAsia="標楷體" w:hAnsi="標楷體" w:hint="eastAsia"/>
-        </w:rPr>
-        <w:t>對當時的我而言，考研究所、踏進陌生領域、一次</w:t>
-      </w:r>
-      <w:proofErr w:type="gramStart"/>
-      <w:r>
-        <w:rPr>
-          <w:rFonts w:ascii="標楷體" w:eastAsia="標楷體" w:hAnsi="標楷體" w:hint="eastAsia"/>
-        </w:rPr>
-        <w:t>次</w:t>
-      </w:r>
-      <w:proofErr w:type="gramEnd"/>
-      <w:r>
-        <w:rPr>
-          <w:rFonts w:ascii="標楷體" w:eastAsia="標楷體" w:hAnsi="標楷體" w:hint="eastAsia"/>
-        </w:rPr>
-        <w:t>爭取不確定的機會，都是這樣的選擇。它們未必保證結果，卻讓我不再只是站在原地想像未來。</w:t>
-      </w:r>
-    </w:p>
-    <w:p>
-      <w:pPr>
-        <w:pStyle w:val="Web"/>
-        <w:rPr>
-          <w:rFonts w:ascii="標楷體" w:eastAsia="標楷體" w:hAnsi="標楷體"/>
-        </w:rPr>
-      </w:pPr>
-      <w:r>
-        <w:rPr>
-          <w:rFonts w:ascii="標楷體" w:eastAsia="標楷體" w:hAnsi="標楷體"/>
-        </w:rPr>
-        <w:t>進入研究所後，首先感謝張翔老師在統計課程，以及達昌老師在經濟課程上的扎實教學，讓我在後續的課程與研究中，鮮少因基</w:t>
       </w:r>
       <w:bookmarkStart w:id="0" w:name="_GoBack"/>
       <w:bookmarkEnd w:id="0"/>
@@ -326,7 +198,107 @@
         <w:rPr>
           <w:rFonts w:ascii="標楷體" w:eastAsia="標楷體" w:hAnsi="標楷體"/>
         </w:rPr>
-        <w:t xml:space="preserve">礎能力不足而感到挫折。 </w:t>
+        <w:t>那段</w:t>
+      </w:r>
+      <w:proofErr w:type="gramStart"/>
+      <w:r>
+        <w:rPr>
+          <w:rFonts w:ascii="標楷體" w:eastAsia="標楷體" w:hAnsi="標楷體"/>
+        </w:rPr>
+        <w:t>期間，</w:t>
+      </w:r>
+      <w:proofErr w:type="gramEnd"/>
+      <w:r>
+        <w:rPr>
+          <w:rFonts w:ascii="標楷體" w:eastAsia="標楷體" w:hAnsi="標楷體"/>
+        </w:rPr>
+        <w:t>我最深的</w:t>
+      </w:r>
+      <w:proofErr w:type="gramStart"/>
+      <w:r>
+        <w:rPr>
+          <w:rFonts w:ascii="標楷體" w:eastAsia="標楷體" w:hAnsi="標楷體"/>
+        </w:rPr>
+        <w:t>體悟是</w:t>
+      </w:r>
+      <w:proofErr w:type="gramEnd"/>
+      <w:r>
+        <w:rPr>
+          <w:rFonts w:ascii="標楷體" w:eastAsia="標楷體" w:hAnsi="標楷體"/>
+        </w:rPr>
+        <w:t>：不要替自己設定上限。這也是我後來</w:t>
+      </w:r>
+      <w:r>
+        <w:rPr>
+          <w:rFonts w:ascii="標楷體" w:eastAsia="標楷體" w:hAnsi="標楷體"/>
+        </w:rPr>
+        <w:t>很常用來鼓勵別人的一句話。</w:t>
+      </w:r>
+      <w:r>
+        <w:rPr>
+          <w:rFonts w:ascii="標楷體" w:eastAsia="標楷體" w:hAnsi="標楷體"/>
+        </w:rPr>
+        <w:t>而當</w:t>
+      </w:r>
+      <w:proofErr w:type="gramStart"/>
+      <w:r>
+        <w:rPr>
+          <w:rFonts w:ascii="標楷體" w:eastAsia="標楷體" w:hAnsi="標楷體"/>
+        </w:rPr>
+        <w:t>一</w:t>
+      </w:r>
+      <w:proofErr w:type="gramEnd"/>
+      <w:r>
+        <w:rPr>
+          <w:rFonts w:ascii="標楷體" w:eastAsia="標楷體" w:hAnsi="標楷體"/>
+        </w:rPr>
+        <w:t>個人真正全心全意投入其中時，世界也常會在意想不到的地方，替你打開一扇門。</w:t>
+      </w:r>
+      <w:r>
+        <w:rPr>
+          <w:rFonts w:ascii="標楷體" w:eastAsia="標楷體" w:hAnsi="標楷體" w:hint="eastAsia"/>
+        </w:rPr>
+        <w:t>泰戈爾曾寫</w:t>
+      </w:r>
+      <w:r>
+        <w:rPr>
+          <w:rFonts w:ascii="標楷體" w:eastAsia="標楷體" w:hAnsi="標楷體" w:hint="eastAsia"/>
+        </w:rPr>
+        <w:t>：「願我不祈求免於危險，而祈求能無懼地面對危險。」</w:t>
+      </w:r>
+      <w:r>
+        <w:rPr>
+          <w:rFonts w:ascii="標楷體" w:eastAsia="標楷體" w:hAnsi="標楷體" w:hint="eastAsia"/>
+        </w:rPr>
+        <w:t>人生不必總是選擇簡單的路走。並不是因為困難本身值得歌頌，而是有些事如果不去做，我大概永遠不會知道自己能走到哪裡。</w:t>
+      </w:r>
+    </w:p>
+    <w:p>
+      <w:pPr>
+        <w:rPr>
+          <w:rFonts w:ascii="標楷體" w:eastAsia="標楷體" w:hAnsi="標楷體"/>
+        </w:rPr>
+      </w:pPr>
+      <w:r>
+        <w:rPr>
+          <w:rFonts w:ascii="標楷體" w:eastAsia="標楷體" w:hAnsi="標楷體" w:hint="eastAsia"/>
+        </w:rPr>
+        <w:lastRenderedPageBreak/>
+        <w:t>對當時的我而言，考研究所、踏進陌生領域、一次</w:t>
+      </w:r>
+      <w:proofErr w:type="gramStart"/>
+      <w:r>
+        <w:rPr>
+          <w:rFonts w:ascii="標楷體" w:eastAsia="標楷體" w:hAnsi="標楷體" w:hint="eastAsia"/>
+        </w:rPr>
+        <w:t>次</w:t>
+      </w:r>
+      <w:proofErr w:type="gramEnd"/>
+      <w:r>
+        <w:rPr>
+          <w:rFonts w:ascii="標楷體" w:eastAsia="標楷體" w:hAnsi="標楷體" w:hint="eastAsia"/>
+        </w:rPr>
+        <w:t>爭取不確定的機會，都是這樣的選擇。它們未必保證結果，卻讓我不再只是站在原地想像未來。</w:t>
       </w:r>
     </w:p>
     <w:p>
@@ -340,7 +312,7 @@
         <w:rPr>
           <w:rFonts w:ascii="標楷體" w:eastAsia="標楷體" w:hAnsi="標楷體"/>
         </w:rPr>
-        <w:t xml:space="preserve">也感謝這兩年來一起走過的同學們。我知道自己不是一個容易相處的人，思考方式也常與大家不太一樣；我們之間或有爭執，但我始終珍惜每一次真誠的交流。未來未必還有機會再見，但仍真心地祝福各位，都能走向自己期待的人生。 </w:t>
+        <w:t>進入研究所後，首先感謝張翔老師在統計課程，以及達昌老師在經濟課程上的扎實教學，讓我在後續的課程與研究中，鮮少因基礎能力不足而感到挫折。感謝這兩年來一起走過的同學們。我知道自己不是一個容易相處的人，思考方式也常與大家不太一樣；我們之間或有爭執，但我始終珍惜每一次真誠的交流。未來未必還有機會再見，但仍真心地祝福各位，都能走向自己期待的人生。謝謝系辦的助理們。或許因為我們的爭執與各種狀況，曾讓你們感到困擾，但你們始終保有耐心、願意協助，這份耐心與專業我一直記得。</w:t>
       </w:r>
     </w:p>
     <w:p>
@@ -354,7 +326,74 @@
         <w:rPr>
           <w:rFonts w:ascii="標楷體" w:eastAsia="標楷體" w:hAnsi="標楷體"/>
         </w:rPr>
-        <w:t xml:space="preserve">謝謝系辦的助理們。或許因為我們的爭執與各種狀況，曾讓你們感到困擾，但你們始終保有耐心、願意協助，這份耐心與專業我一直記得。 </w:t>
+        <w:t>我也是在進入研究所後，認識了現在的女友謝宜臻。妳是個怪人，但還好妳是個怪人，才有辦法和我相處。我很幸運能在這個階段遇見妳；妳對我的深度理解與包容，是我持續努力的重要動力。很多時候，我會不小心忽略妳的感受，謝謝妳仍願意包容我、陪著我。</w:t>
+      </w:r>
+    </w:p>
+    <w:p>
+      <w:pPr>
+        <w:rPr>
+          <w:rFonts w:ascii="標楷體" w:eastAsia="標楷體" w:hAnsi="標楷體"/>
+        </w:rPr>
+      </w:pPr>
+      <w:r>
+        <w:rPr>
+          <w:rFonts w:ascii="標楷體" w:eastAsia="標楷體" w:hAnsi="標楷體"/>
+        </w:rPr>
+        <w:t>也謝謝幾位與我特別交好的朋友。為了</w:t>
+      </w:r>
+      <w:proofErr w:type="gramStart"/>
+      <w:r>
+        <w:rPr>
+          <w:rFonts w:ascii="標楷體" w:eastAsia="標楷體" w:hAnsi="標楷體"/>
+        </w:rPr>
+        <w:t>避免漏寫誰</w:t>
+      </w:r>
+      <w:proofErr w:type="gramEnd"/>
+      <w:r>
+        <w:rPr>
+          <w:rFonts w:ascii="標楷體" w:eastAsia="標楷體" w:hAnsi="標楷體"/>
+        </w:rPr>
+        <w:t>的名字後被找上門，這裡就不一</w:t>
+      </w:r>
+      <w:proofErr w:type="gramStart"/>
+      <w:r>
+        <w:rPr>
+          <w:rFonts w:ascii="標楷體" w:eastAsia="標楷體" w:hAnsi="標楷體"/>
+        </w:rPr>
+        <w:t>一</w:t>
+      </w:r>
+      <w:proofErr w:type="gramEnd"/>
+      <w:r>
+        <w:rPr>
+          <w:rFonts w:ascii="標楷體" w:eastAsia="標楷體" w:hAnsi="標楷體"/>
+        </w:rPr>
+        <w:t>點名。你們各自在不同的時刻，以</w:t>
+      </w:r>
+      <w:r>
+        <w:rPr>
+          <w:rFonts w:ascii="標楷體" w:eastAsia="標楷體" w:hAnsi="標楷體"/>
+        </w:rPr>
+        <w:t>不同的方式陪伴和幫助我：有人在我邀請指導教授時給我鼓勵；有人</w:t>
+      </w:r>
+      <w:r>
+        <w:rPr>
+          <w:rFonts w:ascii="標楷體" w:eastAsia="標楷體" w:hAnsi="標楷體"/>
+        </w:rPr>
+        <w:t>當個吉祥物，提供我所需的情緒價值；有人在我擔任學生會幹部期間替我分憂；有人願意和我討論各種不同的知識與想法；也有人一直關心我的近況，甚至在我撰寫這篇謝</w:t>
+      </w:r>
+      <w:proofErr w:type="gramStart"/>
+      <w:r>
+        <w:rPr>
+          <w:rFonts w:ascii="標楷體" w:eastAsia="標楷體" w:hAnsi="標楷體"/>
+        </w:rPr>
+        <w:t>誌</w:t>
+      </w:r>
+      <w:proofErr w:type="gramEnd"/>
+      <w:r>
+        <w:rPr>
+          <w:rFonts w:ascii="標楷體" w:eastAsia="標楷體" w:hAnsi="標楷體"/>
+        </w:rPr>
+        <w:t>的這幾天，仍幫我留意工作機會。還有那位與我最相像，卻又莫名其妙失去聯繫的朋友；不論是否仍有聯絡，你們都是我在東華大學裡十分重要的人。</w:t>
       </w:r>
     </w:p>
     <w:p>
@@ -364,38 +403,134 @@
           <w:rFonts w:ascii="標楷體" w:eastAsia="標楷體" w:hAnsi="標楷體"/>
         </w:rPr>
       </w:pPr>
-      <w:r>
-        <w:rPr>
-          <w:rFonts w:ascii="標楷體" w:eastAsia="標楷體" w:hAnsi="標楷體"/>
-        </w:rPr>
-        <w:t xml:space="preserve">我也是在進入研究所後，認識了現在的女友謝宜臻。妳是個怪人，但還好妳是個怪人，才有辦法和我相處。我很幸運能在這個階段遇見妳；妳對我的深度理解與包容，是我持續努力的重要動力。很多時候，我會不小心忽略妳的感受，謝謝妳仍願意包容我、陪著我。 </w:t>
-      </w:r>
-    </w:p>
-    <w:p>
-      <w:pPr>
-        <w:rPr>
-          <w:rFonts w:ascii="標楷體" w:eastAsia="標楷體" w:hAnsi="標楷體"/>
-        </w:rPr>
-      </w:pPr>
-      <w:r>
-        <w:rPr>
-          <w:rFonts w:ascii="標楷體" w:eastAsia="標楷體" w:hAnsi="標楷體"/>
-        </w:rPr>
-        <w:t>也謝謝幾位與我特別交好的朋友。為了</w:t>
-      </w:r>
-      <w:proofErr w:type="gramStart"/>
-      <w:r>
-        <w:rPr>
-          <w:rFonts w:ascii="標楷體" w:eastAsia="標楷體" w:hAnsi="標楷體"/>
-        </w:rPr>
-        <w:t>避免漏寫誰</w:t>
-      </w:r>
-      <w:proofErr w:type="gramEnd"/>
-      <w:r>
-        <w:rPr>
-          <w:rFonts w:ascii="標楷體" w:eastAsia="標楷體" w:hAnsi="標楷體"/>
-        </w:rPr>
-        <w:t>的名字後被找上門，這裡就不一</w:t>
+      <w:proofErr w:type="gramStart"/>
+      <w:r>
+        <w:rPr>
+          <w:rFonts w:ascii="標楷體" w:eastAsia="標楷體" w:hAnsi="標楷體"/>
+        </w:rPr>
+        <w:t>此外，</w:t>
+      </w:r>
+      <w:proofErr w:type="gramEnd"/>
+      <w:r>
+        <w:rPr>
+          <w:rFonts w:ascii="標楷體" w:eastAsia="標楷體" w:hAnsi="標楷體"/>
+        </w:rPr>
+        <w:t>我本身是一名基督徒。在花蓮的日子裡，我曾參與學校</w:t>
+      </w:r>
+      <w:proofErr w:type="gramStart"/>
+      <w:r>
+        <w:rPr>
+          <w:rFonts w:ascii="標楷體" w:eastAsia="標楷體" w:hAnsi="標楷體"/>
+        </w:rPr>
+        <w:t>的嗎哪團契</w:t>
+      </w:r>
+      <w:proofErr w:type="gramEnd"/>
+      <w:r>
+        <w:rPr>
+          <w:rFonts w:ascii="標楷體" w:eastAsia="標楷體" w:hAnsi="標楷體"/>
+        </w:rPr>
+        <w:t>，也到吉安鄉的316新人教會聚會。</w:t>
+      </w:r>
+      <w:proofErr w:type="gramStart"/>
+      <w:r>
+        <w:rPr>
+          <w:rFonts w:ascii="標楷體" w:eastAsia="標楷體" w:hAnsi="標楷體"/>
+        </w:rPr>
+        <w:t>在嗎哪團契</w:t>
+      </w:r>
+      <w:proofErr w:type="gramEnd"/>
+      <w:r>
+        <w:rPr>
+          <w:rFonts w:ascii="標楷體" w:eastAsia="標楷體" w:hAnsi="標楷體"/>
+        </w:rPr>
+        <w:t>的時光中，我認識了許多有趣的人；每個人都有鮮明的個性，也讓我的研究所生活多了許多不同的交流與記憶。新人教會則帶著我認識另一種生活方式，讓我有機會體驗部落生活、一起烤火，也</w:t>
+      </w:r>
+      <w:r>
+        <w:rPr>
+          <w:rFonts w:ascii="標楷體" w:eastAsia="標楷體" w:hAnsi="標楷體" w:hint="eastAsia"/>
+        </w:rPr>
+        <w:t>原本有機會</w:t>
+      </w:r>
+      <w:r>
+        <w:rPr>
+          <w:rFonts w:ascii="標楷體" w:eastAsia="標楷體" w:hAnsi="標楷體"/>
+        </w:rPr>
+        <w:t>打獵</w:t>
+      </w:r>
+      <w:r>
+        <w:rPr>
+          <w:rFonts w:ascii="標楷體" w:eastAsia="標楷體" w:hAnsi="標楷體" w:hint="eastAsia"/>
+        </w:rPr>
+        <w:t>，卻因為颱風未能成行</w:t>
+      </w:r>
+      <w:r>
+        <w:rPr>
+          <w:rFonts w:ascii="標楷體" w:eastAsia="標楷體" w:hAnsi="標楷體"/>
+        </w:rPr>
+        <w:t>。這些看似與論文無關的經歷，仍讓我在花蓮的日子裡，得到許多陪伴與溫暖。</w:t>
+      </w:r>
+    </w:p>
+    <w:p>
+      <w:pPr>
+        <w:pStyle w:val="Web"/>
+        <w:rPr>
+          <w:rFonts w:ascii="標楷體" w:eastAsia="標楷體" w:hAnsi="標楷體"/>
+        </w:rPr>
+      </w:pPr>
+      <w:r>
+        <w:rPr>
+          <w:rFonts w:ascii="標楷體" w:eastAsia="標楷體" w:hAnsi="標楷體"/>
+        </w:rPr>
+        <w:t>回到這段旅程本身，我與兩位教授相識的起點，仍要回到系上辦公室的那一天。當時，在他人的鼓勵下，我追出去邀請</w:t>
+      </w:r>
+      <w:proofErr w:type="gramStart"/>
+      <w:r>
+        <w:rPr>
+          <w:rFonts w:ascii="標楷體" w:eastAsia="標楷體" w:hAnsi="標楷體"/>
+        </w:rPr>
+        <w:t>介</w:t>
+      </w:r>
+      <w:proofErr w:type="gramEnd"/>
+      <w:r>
+        <w:rPr>
+          <w:rFonts w:ascii="標楷體" w:eastAsia="標楷體" w:hAnsi="標楷體"/>
+        </w:rPr>
+        <w:t>澤老師擔任我的指導教授。很慶幸老師很快便答應了，並與我一同邀請金龍老師加入指導。現在回想起來，那是影響我碩士生涯極為深遠的一次決定。這個決定讓我接觸到不同於財金系傳統訓練的領域：文字探</w:t>
+      </w:r>
+      <w:proofErr w:type="gramStart"/>
+      <w:r>
+        <w:rPr>
+          <w:rFonts w:ascii="標楷體" w:eastAsia="標楷體" w:hAnsi="標楷體"/>
+        </w:rPr>
+        <w:t>勘</w:t>
+      </w:r>
+      <w:proofErr w:type="gramEnd"/>
+      <w:r>
+        <w:rPr>
+          <w:rFonts w:ascii="標楷體" w:eastAsia="標楷體" w:hAnsi="標楷體"/>
+        </w:rPr>
+        <w:t>、機器學習，以及Transformer等方法。它們不只帶來新的研究工具，也逐漸改變了我理解問題的方式。過去的我，習慣以</w:t>
+      </w:r>
+      <w:proofErr w:type="gramStart"/>
+      <w:r>
+        <w:rPr>
+          <w:rFonts w:ascii="標楷體" w:eastAsia="標楷體" w:hAnsi="標楷體"/>
+        </w:rPr>
+        <w:t>較低維</w:t>
+      </w:r>
+      <w:proofErr w:type="gramEnd"/>
+      <w:r>
+        <w:rPr>
+          <w:rFonts w:ascii="標楷體" w:eastAsia="標楷體" w:hAnsi="標楷體"/>
+        </w:rPr>
+        <w:t>、線性的方式思考；而在這段研究過程中，我開始學著從更多變數、更多關</w:t>
+      </w:r>
+      <w:r>
+        <w:rPr>
+          <w:rFonts w:ascii="標楷體" w:eastAsia="標楷體" w:hAnsi="標楷體"/>
+        </w:rPr>
+        <w:lastRenderedPageBreak/>
+        <w:t>係與更多可能性中理解一件事情。這或許就是研究所帶給我最重要的收穫之</w:t>
       </w:r>
       <w:proofErr w:type="gramStart"/>
       <w:r>
@@ -409,34 +544,83 @@
         <w:rPr>
           <w:rFonts w:ascii="標楷體" w:eastAsia="標楷體" w:hAnsi="標楷體"/>
         </w:rPr>
-        <w:t>點名。你們各自在不同的時刻，以</w:t>
-      </w:r>
-      <w:r>
-        <w:rPr>
-          <w:rFonts w:ascii="標楷體" w:eastAsia="標楷體" w:hAnsi="標楷體"/>
-        </w:rPr>
-        <w:t>不同的方式陪伴和幫助我：有人在我邀請指導教授時給我鼓勵；有人</w:t>
-      </w:r>
-      <w:r>
-        <w:rPr>
-          <w:rFonts w:ascii="標楷體" w:eastAsia="標楷體" w:hAnsi="標楷體"/>
-        </w:rPr>
-        <w:t>當個吉祥物，提供我所需的情緒價值；有人在我擔任學生會幹部期間替我分憂；有人願意和我討論各種不同的知識與想法；也有人一直關心我的近況，甚至在我撰寫這篇謝</w:t>
-      </w:r>
-      <w:proofErr w:type="gramStart"/>
-      <w:r>
-        <w:rPr>
-          <w:rFonts w:ascii="標楷體" w:eastAsia="標楷體" w:hAnsi="標楷體"/>
-        </w:rPr>
-        <w:t>誌</w:t>
-      </w:r>
-      <w:proofErr w:type="gramEnd"/>
-      <w:r>
-        <w:rPr>
-          <w:rFonts w:ascii="標楷體" w:eastAsia="標楷體" w:hAnsi="標楷體"/>
-        </w:rPr>
-        <w:t>的這幾天，仍幫我留意工作機會。還有那位與我最相像，卻又莫名其妙失去聯繫的朋友；不論是否仍有聯絡，你們都是我在東華大學裡十分重要的人。</w:t>
-      </w:r>
+        <w:t>。</w:t>
+      </w:r>
+    </w:p>
+    <w:p>
+      <w:pPr>
+        <w:rPr>
+          <w:rFonts w:ascii="標楷體" w:eastAsia="標楷體" w:hAnsi="標楷體"/>
+        </w:rPr>
+      </w:pPr>
+      <w:r>
+        <w:rPr>
+          <w:rFonts w:ascii="標楷體" w:eastAsia="標楷體" w:hAnsi="標楷體"/>
+        </w:rPr>
+        <w:t>當我向兩位老師談起對工作的煩惱時，兩位也總像大哥哥般，大手一</w:t>
+      </w:r>
+      <w:proofErr w:type="gramStart"/>
+      <w:r>
+        <w:rPr>
+          <w:rFonts w:ascii="標楷體" w:eastAsia="標楷體" w:hAnsi="標楷體"/>
+        </w:rPr>
+        <w:t>揮地叫</w:t>
+      </w:r>
+      <w:proofErr w:type="gramEnd"/>
+      <w:r>
+        <w:rPr>
+          <w:rFonts w:ascii="標楷體" w:eastAsia="標楷體" w:hAnsi="標楷體"/>
+        </w:rPr>
+        <w:t>我不要過度擔心。後來，老師們不僅給予我鼓勵，更實際協助我引薦業界前輩，讓我對未來有更多理解與方向。總體而言，兩位老師不只是帶領我完成論文的指導教授，也是我在研究所階段、乃至人生道路上非常重要的貴人。</w:t>
+      </w:r>
+    </w:p>
+    <w:p>
+      <w:pPr>
+        <w:rPr>
+          <w:rFonts w:ascii="標楷體" w:eastAsia="標楷體" w:hAnsi="標楷體"/>
+        </w:rPr>
+      </w:pPr>
+      <w:r>
+        <w:rPr>
+          <w:rFonts w:ascii="標楷體" w:eastAsia="標楷體" w:hAnsi="標楷體"/>
+        </w:rPr>
+        <w:t>在東華的日子裡，我也曾參與學生會，並認識了一群很有趣的人。學生會的工作量或許不算多</w:t>
+      </w:r>
+      <w:proofErr w:type="gramStart"/>
+      <w:r>
+        <w:rPr>
+          <w:rFonts w:ascii="標楷體" w:eastAsia="標楷體" w:hAnsi="標楷體"/>
+        </w:rPr>
+        <w:t>——</w:t>
+      </w:r>
+      <w:proofErr w:type="gramEnd"/>
+      <w:r>
+        <w:rPr>
+          <w:rFonts w:ascii="標楷體" w:eastAsia="標楷體" w:hAnsi="標楷體"/>
+        </w:rPr>
+        <w:t>當然，這點可能會有人不同意</w:t>
+      </w:r>
+      <w:proofErr w:type="gramStart"/>
+      <w:r>
+        <w:rPr>
+          <w:rFonts w:ascii="標楷體" w:eastAsia="標楷體" w:hAnsi="標楷體"/>
+        </w:rPr>
+        <w:t>——</w:t>
+      </w:r>
+      <w:proofErr w:type="gramEnd"/>
+      <w:r>
+        <w:rPr>
+          <w:rFonts w:ascii="標楷體" w:eastAsia="標楷體" w:hAnsi="標楷體"/>
+        </w:rPr>
+        <w:t>但這段經驗仍然相當不錯，也讓我的研究所生活多了不少不同的回憶。</w:t>
+      </w:r>
+    </w:p>
+    <w:p>
+      <w:pPr>
+        <w:rPr>
+          <w:rFonts w:ascii="標楷體" w:eastAsia="標楷體" w:hAnsi="標楷體"/>
+        </w:rPr>
+      </w:pPr>
     </w:p>
     <w:p>
       <w:pPr>
@@ -445,71 +629,35 @@
           <w:rFonts w:ascii="標楷體" w:eastAsia="標楷體" w:hAnsi="標楷體"/>
         </w:rPr>
       </w:pPr>
-      <w:proofErr w:type="gramStart"/>
-      <w:r>
-        <w:rPr>
-          <w:rFonts w:ascii="標楷體" w:eastAsia="標楷體" w:hAnsi="標楷體"/>
-        </w:rPr>
-        <w:t>此外，</w:t>
-      </w:r>
-      <w:proofErr w:type="gramEnd"/>
-      <w:r>
-        <w:rPr>
-          <w:rFonts w:ascii="標楷體" w:eastAsia="標楷體" w:hAnsi="標楷體"/>
-        </w:rPr>
-        <w:t>我本身是一名基督徒。在花蓮的日子裡，我曾參與學校</w:t>
-      </w:r>
-      <w:proofErr w:type="gramStart"/>
-      <w:r>
-        <w:rPr>
-          <w:rFonts w:ascii="標楷體" w:eastAsia="標楷體" w:hAnsi="標楷體"/>
-        </w:rPr>
-        <w:t>的嗎哪團契</w:t>
-      </w:r>
-      <w:proofErr w:type="gramEnd"/>
-      <w:r>
-        <w:rPr>
-          <w:rFonts w:ascii="標楷體" w:eastAsia="標楷體" w:hAnsi="標楷體"/>
-        </w:rPr>
-        <w:t>，也到吉安鄉的 316 新人教會聚會。</w:t>
-      </w:r>
-      <w:proofErr w:type="gramStart"/>
-      <w:r>
-        <w:rPr>
-          <w:rFonts w:ascii="標楷體" w:eastAsia="標楷體" w:hAnsi="標楷體"/>
-        </w:rPr>
-        <w:t>在嗎哪團契</w:t>
-      </w:r>
-      <w:proofErr w:type="gramEnd"/>
-      <w:r>
-        <w:rPr>
-          <w:rFonts w:ascii="標楷體" w:eastAsia="標楷體" w:hAnsi="標楷體"/>
-        </w:rPr>
-        <w:t>的時光中，我認識了許多有趣的人；每個人都有鮮明的個性，也讓我的研究所生活多了許多不同的交流與記憶。新人教會則帶著我認識另一種生活方式，讓我有機會體驗部落生活、一起烤火，也</w:t>
-      </w:r>
-      <w:r>
-        <w:rPr>
-          <w:rFonts w:ascii="標楷體" w:eastAsia="標楷體" w:hAnsi="標楷體" w:hint="eastAsia"/>
-        </w:rPr>
-        <w:t>原本有機會</w:t>
-      </w:r>
-      <w:r>
-        <w:rPr>
-          <w:rFonts w:ascii="標楷體" w:eastAsia="標楷體" w:hAnsi="標楷體"/>
-        </w:rPr>
-        <w:t>打獵</w:t>
-      </w:r>
-      <w:r>
-        <w:rPr>
-          <w:rFonts w:ascii="標楷體" w:eastAsia="標楷體" w:hAnsi="標楷體" w:hint="eastAsia"/>
-        </w:rPr>
-        <w:t>，卻因為颱風未能成行</w:t>
-      </w:r>
-      <w:r>
-        <w:rPr>
-          <w:rFonts w:ascii="標楷體" w:eastAsia="標楷體" w:hAnsi="標楷體"/>
-        </w:rPr>
-        <w:t>。這些看似與論文無關的經歷，仍讓我在花蓮的日子裡，得到許多陪伴與溫暖。</w:t>
+      <w:r>
+        <w:rPr>
+          <w:rFonts w:ascii="標楷體" w:eastAsia="標楷體" w:hAnsi="標楷體"/>
+        </w:rPr>
+        <w:t>實習對我而言，也是一段意義重大的經歷。我曾面試過幾間公司，雖然並非每一次都獲得機會，但每一場面試都帶給我不同的反思。第一間公司提醒我，必須真正熟悉自己的專案，理解自己究竟做了什麼，而不是套用既有的方法後便宣稱完成；第二間公司則讓我明白，自己不能只具備單一、特定的能力，例如回測或</w:t>
+      </w:r>
+      <w:r>
+        <w:rPr>
+          <w:rFonts w:ascii="標楷體" w:eastAsia="標楷體" w:hAnsi="標楷體" w:hint="eastAsia"/>
+        </w:rPr>
+        <w:t>只有</w:t>
+      </w:r>
+      <w:r>
+        <w:rPr>
+          <w:rFonts w:ascii="標楷體" w:eastAsia="標楷體" w:hAnsi="標楷體"/>
+        </w:rPr>
+        <w:t>固定</w:t>
+      </w:r>
+      <w:r>
+        <w:rPr>
+          <w:rFonts w:ascii="標楷體" w:eastAsia="標楷體" w:hAnsi="標楷體" w:hint="eastAsia"/>
+        </w:rPr>
+        <w:t>、單一的</w:t>
+      </w:r>
+      <w:r>
+        <w:rPr>
+          <w:rFonts w:ascii="標楷體" w:eastAsia="標楷體" w:hAnsi="標楷體"/>
+        </w:rPr>
+        <w:t>資料來源，而應持續拓展資料來源與能力的多樣性。</w:t>
       </w:r>
     </w:p>
     <w:p>
@@ -523,21 +671,33 @@
         <w:rPr>
           <w:rFonts w:ascii="標楷體" w:eastAsia="標楷體" w:hAnsi="標楷體"/>
         </w:rPr>
-        <w:t>回到這段旅程本身，我與兩位教授相識的起點，仍要回到系上辦公室的那一天。當時，在他人的鼓勵下，我追出去邀請</w:t>
-      </w:r>
-      <w:proofErr w:type="gramStart"/>
-      <w:r>
-        <w:rPr>
-          <w:rFonts w:ascii="標楷體" w:eastAsia="標楷體" w:hAnsi="標楷體"/>
-        </w:rPr>
-        <w:t>介</w:t>
-      </w:r>
-      <w:proofErr w:type="gramEnd"/>
-      <w:r>
-        <w:rPr>
-          <w:rFonts w:ascii="標楷體" w:eastAsia="標楷體" w:hAnsi="標楷體"/>
-        </w:rPr>
-        <w:t xml:space="preserve">澤老師擔任我的指導教授。很慶幸老師很快便答應了，並與我一同邀請金龍老師加入指導。現在回想起來，那是影響我碩士生涯極為深遠的一次決定。 </w:t>
+        <w:t>第三間</w:t>
+      </w:r>
+      <w:r>
+        <w:rPr>
+          <w:rFonts w:ascii="標楷體" w:eastAsia="標楷體" w:hAnsi="標楷體" w:hint="eastAsia"/>
+        </w:rPr>
+        <w:t>面試的公司</w:t>
+      </w:r>
+      <w:r>
+        <w:rPr>
+          <w:rFonts w:ascii="標楷體" w:eastAsia="標楷體" w:hAnsi="標楷體"/>
+        </w:rPr>
+        <w:t>，也就是</w:t>
+      </w:r>
+      <w:proofErr w:type="gramStart"/>
+      <w:r>
+        <w:rPr>
+          <w:rFonts w:ascii="標楷體" w:eastAsia="標楷體" w:hAnsi="標楷體"/>
+        </w:rPr>
+        <w:t>雋</w:t>
+      </w:r>
+      <w:proofErr w:type="gramEnd"/>
+      <w:r>
+        <w:rPr>
+          <w:rFonts w:ascii="標楷體" w:eastAsia="標楷體" w:hAnsi="標楷體"/>
+        </w:rPr>
+        <w:t>寬資本，則讓我開始反過來觀察自己的內心：我為什麼想做交易？寫出一個策略後，卻遲遲不願上線，真正擔心的又是什麼？這些面對內心的問題，恰恰是我最不擅長的部分，卻也是我必須學習面對的課題。</w:t>
       </w:r>
     </w:p>
     <w:p>
@@ -551,126 +711,136 @@
         <w:rPr>
           <w:rFonts w:ascii="標楷體" w:eastAsia="標楷體" w:hAnsi="標楷體"/>
         </w:rPr>
-        <w:lastRenderedPageBreak/>
-        <w:t>這個決定讓我接觸到不同於財金系傳統訓練的領域：文字探</w:t>
-      </w:r>
-      <w:proofErr w:type="gramStart"/>
-      <w:r>
-        <w:rPr>
-          <w:rFonts w:ascii="標楷體" w:eastAsia="標楷體" w:hAnsi="標楷體"/>
-        </w:rPr>
-        <w:t>勘</w:t>
-      </w:r>
-      <w:proofErr w:type="gramEnd"/>
-      <w:r>
-        <w:rPr>
-          <w:rFonts w:ascii="標楷體" w:eastAsia="標楷體" w:hAnsi="標楷體"/>
-        </w:rPr>
-        <w:t>、機器學習，以及 Transformer 等方法。它們不只帶來新的研究工具，也逐漸改變了我理解問題的方式。過去的我，習慣以</w:t>
-      </w:r>
-      <w:proofErr w:type="gramStart"/>
-      <w:r>
-        <w:rPr>
-          <w:rFonts w:ascii="標楷體" w:eastAsia="標楷體" w:hAnsi="標楷體"/>
-        </w:rPr>
-        <w:t>較低維</w:t>
-      </w:r>
-      <w:proofErr w:type="gramEnd"/>
-      <w:r>
-        <w:rPr>
-          <w:rFonts w:ascii="標楷體" w:eastAsia="標楷體" w:hAnsi="標楷體"/>
-        </w:rPr>
-        <w:t>、線性的方式思考；而在這段研究過程中，我開始學著從更多變數、更多關係與更多可能性中理解一件事情。這或許就是研究所帶給我最重要的收穫之</w:t>
-      </w:r>
-      <w:proofErr w:type="gramStart"/>
-      <w:r>
-        <w:rPr>
-          <w:rFonts w:ascii="標楷體" w:eastAsia="標楷體" w:hAnsi="標楷體"/>
-        </w:rPr>
-        <w:t>一</w:t>
-      </w:r>
-      <w:proofErr w:type="gramEnd"/>
+        <w:t>很幸運地，在猴子哥的大力推薦下，我得以進入</w:t>
+      </w:r>
+      <w:proofErr w:type="gramStart"/>
+      <w:r>
+        <w:rPr>
+          <w:rFonts w:ascii="標楷體" w:eastAsia="標楷體" w:hAnsi="標楷體"/>
+        </w:rPr>
+        <w:t>雋</w:t>
+      </w:r>
+      <w:proofErr w:type="gramEnd"/>
+      <w:r>
+        <w:rPr>
+          <w:rFonts w:ascii="標楷體" w:eastAsia="標楷體" w:hAnsi="標楷體"/>
+        </w:rPr>
+        <w:t>寬資本實習。過去的我，常是依循網路文章或課堂所學完成一個專案；直到進入實習後，我才真正認識業界實際的工作方式與思考模式。這段經驗大幅翻轉了我的思考，也讓我開始理解，完成一個專案與解決一個真實問題</w:t>
+      </w:r>
+      <w:proofErr w:type="gramStart"/>
+      <w:r>
+        <w:rPr>
+          <w:rFonts w:ascii="標楷體" w:eastAsia="標楷體" w:hAnsi="標楷體"/>
+        </w:rPr>
+        <w:t>之間，</w:t>
+      </w:r>
+      <w:proofErr w:type="gramEnd"/>
+      <w:r>
+        <w:rPr>
+          <w:rFonts w:ascii="標楷體" w:eastAsia="標楷體" w:hAnsi="標楷體"/>
+        </w:rPr>
+        <w:t>仍有很長的距離。這段實習也讓我認識了一群聰明、厲害而且可愛的人。</w:t>
+      </w:r>
+      <w:r>
+        <w:rPr>
+          <w:rFonts w:ascii="標楷體" w:eastAsia="標楷體" w:hAnsi="標楷體" w:hint="eastAsia"/>
+        </w:rPr>
+        <w:t>品</w:t>
+      </w:r>
+      <w:proofErr w:type="gramStart"/>
+      <w:r>
+        <w:rPr>
+          <w:rFonts w:ascii="標楷體" w:eastAsia="標楷體" w:hAnsi="標楷體" w:hint="eastAsia"/>
+        </w:rPr>
+        <w:t>妤</w:t>
+      </w:r>
+      <w:proofErr w:type="gramEnd"/>
+      <w:r>
+        <w:rPr>
+          <w:rFonts w:ascii="標楷體" w:eastAsia="標楷體" w:hAnsi="標楷體"/>
+        </w:rPr>
+        <w:t>很照顧我，給了我許多建議與資源；</w:t>
+      </w:r>
+      <w:r>
+        <w:rPr>
+          <w:rFonts w:ascii="標楷體" w:eastAsia="標楷體" w:hAnsi="標楷體" w:hint="eastAsia"/>
+        </w:rPr>
+        <w:t>Johnny</w:t>
+      </w:r>
+      <w:r>
+        <w:rPr>
+          <w:rFonts w:ascii="標楷體" w:eastAsia="標楷體" w:hAnsi="標楷體"/>
+        </w:rPr>
+        <w:t>在同期實習生中</w:t>
+      </w:r>
+      <w:r>
+        <w:rPr>
+          <w:rFonts w:ascii="標楷體" w:eastAsia="標楷體" w:hAnsi="標楷體" w:hint="eastAsia"/>
+        </w:rPr>
+        <w:t>碾壓所有人</w:t>
+      </w:r>
+      <w:r>
+        <w:rPr>
+          <w:rFonts w:ascii="標楷體" w:eastAsia="標楷體" w:hAnsi="標楷體"/>
+        </w:rPr>
+        <w:t>；</w:t>
+      </w:r>
+      <w:r>
+        <w:rPr>
+          <w:rFonts w:ascii="標楷體" w:eastAsia="標楷體" w:hAnsi="標楷體" w:hint="eastAsia"/>
+        </w:rPr>
+        <w:t>LSY</w:t>
+      </w:r>
+      <w:r>
+        <w:rPr>
+          <w:rFonts w:ascii="標楷體" w:eastAsia="標楷體" w:hAnsi="標楷體"/>
+        </w:rPr>
+        <w:t>能同時兼顧攝影與專案進度；</w:t>
+      </w:r>
+      <w:proofErr w:type="gramStart"/>
+      <w:r>
+        <w:rPr>
+          <w:rFonts w:ascii="標楷體" w:eastAsia="標楷體" w:hAnsi="標楷體" w:hint="eastAsia"/>
+        </w:rPr>
+        <w:t>娟</w:t>
+      </w:r>
+      <w:proofErr w:type="gramEnd"/>
+      <w:r>
+        <w:rPr>
+          <w:rFonts w:ascii="標楷體" w:eastAsia="標楷體" w:hAnsi="標楷體" w:hint="eastAsia"/>
+        </w:rPr>
+        <w:t>姐</w:t>
+      </w:r>
+      <w:r>
+        <w:rPr>
+          <w:rFonts w:ascii="標楷體" w:eastAsia="標楷體" w:hAnsi="標楷體"/>
+        </w:rPr>
+        <w:t>是令人佩服的基本面</w:t>
+      </w:r>
+      <w:r>
+        <w:rPr>
+          <w:rFonts w:ascii="標楷體" w:eastAsia="標楷體" w:hAnsi="標楷體" w:hint="eastAsia"/>
+        </w:rPr>
+        <w:t>鬼才</w:t>
+      </w:r>
       <w:r>
         <w:rPr>
           <w:rFonts w:ascii="標楷體" w:eastAsia="標楷體" w:hAnsi="標楷體"/>
         </w:rPr>
         <w:t>。</w:t>
       </w:r>
-    </w:p>
-    <w:p>
-      <w:pPr>
-        <w:rPr>
-          <w:rFonts w:ascii="標楷體" w:eastAsia="標楷體" w:hAnsi="標楷體"/>
-        </w:rPr>
-      </w:pPr>
-      <w:r>
-        <w:rPr>
-          <w:rFonts w:ascii="標楷體" w:eastAsia="標楷體" w:hAnsi="標楷體"/>
-        </w:rPr>
-        <w:t>當我向兩位老師談起對工作的煩惱時，兩位也總像大哥哥般，大手一</w:t>
-      </w:r>
-      <w:proofErr w:type="gramStart"/>
-      <w:r>
-        <w:rPr>
-          <w:rFonts w:ascii="標楷體" w:eastAsia="標楷體" w:hAnsi="標楷體"/>
-        </w:rPr>
-        <w:t>揮地叫</w:t>
-      </w:r>
-      <w:proofErr w:type="gramEnd"/>
-      <w:r>
-        <w:rPr>
-          <w:rFonts w:ascii="標楷體" w:eastAsia="標楷體" w:hAnsi="標楷體"/>
-        </w:rPr>
-        <w:t>我不要過度擔心。後來，老師們不僅給予我鼓勵，更實際協助我引薦業界前輩，讓我對未來有更多理解與方向。總體而言，兩位老師不只是帶領我完成論文的指導教授，也是我在研究所階段、乃至人生道路上非常重要的貴人。</w:t>
-      </w:r>
-    </w:p>
-    <w:p>
-      <w:pPr>
-        <w:rPr>
-          <w:rFonts w:ascii="標楷體" w:eastAsia="標楷體" w:hAnsi="標楷體"/>
-        </w:rPr>
-      </w:pPr>
-      <w:r>
-        <w:rPr>
-          <w:rFonts w:ascii="標楷體" w:eastAsia="標楷體" w:hAnsi="標楷體"/>
-        </w:rPr>
-        <w:t>在東華的日子裡，我也曾參與學生會，並認識了一群很有趣的人。學生會的工作量或許不算多</w:t>
-      </w:r>
-      <w:proofErr w:type="gramStart"/>
-      <w:r>
-        <w:rPr>
-          <w:rFonts w:ascii="標楷體" w:eastAsia="標楷體" w:hAnsi="標楷體"/>
-        </w:rPr>
-        <w:t>——</w:t>
-      </w:r>
-      <w:proofErr w:type="gramEnd"/>
-      <w:r>
-        <w:rPr>
-          <w:rFonts w:ascii="標楷體" w:eastAsia="標楷體" w:hAnsi="標楷體"/>
-        </w:rPr>
-        <w:t>當然，這點可能會有人不同意</w:t>
-      </w:r>
-      <w:proofErr w:type="gramStart"/>
-      <w:r>
-        <w:rPr>
-          <w:rFonts w:ascii="標楷體" w:eastAsia="標楷體" w:hAnsi="標楷體"/>
-        </w:rPr>
-        <w:t>——</w:t>
-      </w:r>
-      <w:proofErr w:type="gramEnd"/>
-      <w:r>
-        <w:rPr>
-          <w:rFonts w:ascii="標楷體" w:eastAsia="標楷體" w:hAnsi="標楷體"/>
-        </w:rPr>
-        <w:t>但這段經驗仍然相當不錯，也讓我的研究所生活多了不少不同的回憶。</w:t>
-      </w:r>
-    </w:p>
-    <w:p>
-      <w:pPr>
-        <w:rPr>
-          <w:rFonts w:ascii="標楷體" w:eastAsia="標楷體" w:hAnsi="標楷體"/>
-        </w:rPr>
-      </w:pPr>
+      <w:r>
+        <w:rPr>
+          <w:rFonts w:ascii="標楷體" w:eastAsia="標楷體" w:hAnsi="標楷體" w:hint="eastAsia"/>
+        </w:rPr>
+        <w:t>沒提到的其他人不是不強，而是寫不完，</w:t>
+      </w:r>
+      <w:r>
+        <w:rPr>
+          <w:rFonts w:ascii="標楷體" w:eastAsia="標楷體" w:hAnsi="標楷體"/>
+        </w:rPr>
+        <w:t>這裡有太多值得我學習的人。</w:t>
+      </w:r>
     </w:p>
     <w:p>
       <w:pPr>
@@ -683,241 +853,7 @@
         <w:rPr>
           <w:rFonts w:ascii="標楷體" w:eastAsia="標楷體" w:hAnsi="標楷體"/>
         </w:rPr>
-        <w:t>實習對我而言，也是一段意義重大的經歷。我曾面試過幾間公司，雖然並非每一次都獲得機會，但每一場面試都帶給我不同的反思。第一間公司提醒我，必須真正熟悉自己的專案，理解自己究竟做了什麼，而不是套用既有的方法後便宣稱完成；第二間公司則讓我明白，自己不能只具備單一、特定的能力，例如回測或</w:t>
-      </w:r>
-      <w:r>
-        <w:rPr>
-          <w:rFonts w:ascii="標楷體" w:eastAsia="標楷體" w:hAnsi="標楷體" w:hint="eastAsia"/>
-        </w:rPr>
-        <w:t>只有</w:t>
-      </w:r>
-      <w:r>
-        <w:rPr>
-          <w:rFonts w:ascii="標楷體" w:eastAsia="標楷體" w:hAnsi="標楷體"/>
-        </w:rPr>
-        <w:t>固定</w:t>
-      </w:r>
-      <w:r>
-        <w:rPr>
-          <w:rFonts w:ascii="標楷體" w:eastAsia="標楷體" w:hAnsi="標楷體" w:hint="eastAsia"/>
-        </w:rPr>
-        <w:t>、單一的</w:t>
-      </w:r>
-      <w:r>
-        <w:rPr>
-          <w:rFonts w:ascii="標楷體" w:eastAsia="標楷體" w:hAnsi="標楷體"/>
-        </w:rPr>
-        <w:t xml:space="preserve">資料來源，而應持續拓展資料來源與能力的多樣性。 </w:t>
-      </w:r>
-    </w:p>
-    <w:p>
-      <w:pPr>
-        <w:pStyle w:val="Web"/>
-        <w:rPr>
-          <w:rFonts w:ascii="標楷體" w:eastAsia="標楷體" w:hAnsi="標楷體"/>
-        </w:rPr>
-      </w:pPr>
-      <w:r>
-        <w:rPr>
-          <w:rFonts w:ascii="標楷體" w:eastAsia="標楷體" w:hAnsi="標楷體"/>
-        </w:rPr>
-        <w:t>第三間</w:t>
-      </w:r>
-      <w:r>
-        <w:rPr>
-          <w:rFonts w:ascii="標楷體" w:eastAsia="標楷體" w:hAnsi="標楷體" w:hint="eastAsia"/>
-        </w:rPr>
-        <w:t>面試的公司</w:t>
-      </w:r>
-      <w:r>
-        <w:rPr>
-          <w:rFonts w:ascii="標楷體" w:eastAsia="標楷體" w:hAnsi="標楷體"/>
-        </w:rPr>
-        <w:t>，也就是</w:t>
-      </w:r>
-      <w:proofErr w:type="gramStart"/>
-      <w:r>
-        <w:rPr>
-          <w:rFonts w:ascii="標楷體" w:eastAsia="標楷體" w:hAnsi="標楷體"/>
-        </w:rPr>
-        <w:t>雋</w:t>
-      </w:r>
-      <w:proofErr w:type="gramEnd"/>
-      <w:r>
-        <w:rPr>
-          <w:rFonts w:ascii="標楷體" w:eastAsia="標楷體" w:hAnsi="標楷體"/>
-        </w:rPr>
-        <w:t xml:space="preserve">寬資本，則讓我開始反過來觀察自己的內心：我為什麼想做交易？寫出一個策略後，卻遲遲不願上線，真正擔心的又是什麼？這些面對內心的問題，恰恰是我最不擅長的部分，卻也是我必須學習面對的課題。 </w:t>
-      </w:r>
-    </w:p>
-    <w:p>
-      <w:pPr>
-        <w:pStyle w:val="Web"/>
-        <w:rPr>
-          <w:rFonts w:ascii="標楷體" w:eastAsia="標楷體" w:hAnsi="標楷體"/>
-        </w:rPr>
-      </w:pPr>
-      <w:r>
-        <w:rPr>
-          <w:rFonts w:ascii="標楷體" w:eastAsia="標楷體" w:hAnsi="標楷體"/>
-        </w:rPr>
-        <w:t>很幸運地，在猴子哥的大力推薦下，我得以進入</w:t>
-      </w:r>
-      <w:proofErr w:type="gramStart"/>
-      <w:r>
-        <w:rPr>
-          <w:rFonts w:ascii="標楷體" w:eastAsia="標楷體" w:hAnsi="標楷體"/>
-        </w:rPr>
-        <w:t>雋</w:t>
-      </w:r>
-      <w:proofErr w:type="gramEnd"/>
-      <w:r>
-        <w:rPr>
-          <w:rFonts w:ascii="標楷體" w:eastAsia="標楷體" w:hAnsi="標楷體"/>
-        </w:rPr>
-        <w:t>寬資本實習。過去的我，常是依循網路文章或課堂所學完成一個專案；直到進入實習後，我才真正認識業界實際的工作方式與思考模式。這段經驗大幅翻轉了我的思考，也讓我開始理解，完成一個專案與解決一個真實問題</w:t>
-      </w:r>
-      <w:proofErr w:type="gramStart"/>
-      <w:r>
-        <w:rPr>
-          <w:rFonts w:ascii="標楷體" w:eastAsia="標楷體" w:hAnsi="標楷體"/>
-        </w:rPr>
-        <w:t>之間，</w:t>
-      </w:r>
-      <w:proofErr w:type="gramEnd"/>
-      <w:r>
-        <w:rPr>
-          <w:rFonts w:ascii="標楷體" w:eastAsia="標楷體" w:hAnsi="標楷體"/>
-        </w:rPr>
-        <w:t xml:space="preserve">仍有很長的距離。 </w:t>
-      </w:r>
-    </w:p>
-    <w:p>
-      <w:pPr>
-        <w:pStyle w:val="Web"/>
-        <w:rPr>
-          <w:rFonts w:ascii="標楷體" w:eastAsia="標楷體" w:hAnsi="標楷體"/>
-        </w:rPr>
-      </w:pPr>
-      <w:r>
-        <w:rPr>
-          <w:rFonts w:ascii="標楷體" w:eastAsia="標楷體" w:hAnsi="標楷體"/>
-        </w:rPr>
-        <w:t>這段實習也讓我認識了一群聰明、厲害而且可愛的人。</w:t>
-      </w:r>
-      <w:r>
-        <w:rPr>
-          <w:rFonts w:ascii="標楷體" w:eastAsia="標楷體" w:hAnsi="標楷體" w:hint="eastAsia"/>
-        </w:rPr>
-        <w:t>品</w:t>
-      </w:r>
-      <w:proofErr w:type="gramStart"/>
-      <w:r>
-        <w:rPr>
-          <w:rFonts w:ascii="標楷體" w:eastAsia="標楷體" w:hAnsi="標楷體" w:hint="eastAsia"/>
-        </w:rPr>
-        <w:t>妤</w:t>
-      </w:r>
-      <w:proofErr w:type="gramEnd"/>
-      <w:r>
-        <w:rPr>
-          <w:rFonts w:ascii="標楷體" w:eastAsia="標楷體" w:hAnsi="標楷體"/>
-        </w:rPr>
-        <w:t>很照顧我，給了我許多建議與資源；</w:t>
-      </w:r>
-      <w:r>
-        <w:rPr>
-          <w:rFonts w:ascii="標楷體" w:eastAsia="標楷體" w:hAnsi="標楷體" w:hint="eastAsia"/>
-        </w:rPr>
-        <w:t>Johnny</w:t>
-      </w:r>
-      <w:r>
-        <w:rPr>
-          <w:rFonts w:ascii="標楷體" w:eastAsia="標楷體" w:hAnsi="標楷體"/>
-        </w:rPr>
-        <w:t>在同期實習生中</w:t>
-      </w:r>
-      <w:r>
-        <w:rPr>
-          <w:rFonts w:ascii="標楷體" w:eastAsia="標楷體" w:hAnsi="標楷體" w:hint="eastAsia"/>
-        </w:rPr>
-        <w:t>碾壓所有人</w:t>
-      </w:r>
-      <w:r>
-        <w:rPr>
-          <w:rFonts w:ascii="標楷體" w:eastAsia="標楷體" w:hAnsi="標楷體"/>
-        </w:rPr>
-        <w:t>；</w:t>
-      </w:r>
-      <w:r>
-        <w:rPr>
-          <w:rFonts w:ascii="標楷體" w:eastAsia="標楷體" w:hAnsi="標楷體" w:hint="eastAsia"/>
-        </w:rPr>
-        <w:t>LSY</w:t>
-      </w:r>
-      <w:r>
-        <w:rPr>
-          <w:rFonts w:ascii="標楷體" w:eastAsia="標楷體" w:hAnsi="標楷體"/>
-        </w:rPr>
-        <w:t>能同時兼顧攝影與專案進度；</w:t>
-      </w:r>
-      <w:proofErr w:type="gramStart"/>
-      <w:r>
-        <w:rPr>
-          <w:rFonts w:ascii="標楷體" w:eastAsia="標楷體" w:hAnsi="標楷體" w:hint="eastAsia"/>
-        </w:rPr>
-        <w:t>娟</w:t>
-      </w:r>
-      <w:proofErr w:type="gramEnd"/>
-      <w:r>
-        <w:rPr>
-          <w:rFonts w:ascii="標楷體" w:eastAsia="標楷體" w:hAnsi="標楷體" w:hint="eastAsia"/>
-        </w:rPr>
-        <w:t>姐</w:t>
-      </w:r>
-      <w:r>
-        <w:rPr>
-          <w:rFonts w:ascii="標楷體" w:eastAsia="標楷體" w:hAnsi="標楷體"/>
-        </w:rPr>
-        <w:t>是令人佩服的基本面</w:t>
-      </w:r>
-      <w:r>
-        <w:rPr>
-          <w:rFonts w:ascii="標楷體" w:eastAsia="標楷體" w:hAnsi="標楷體" w:hint="eastAsia"/>
-        </w:rPr>
-        <w:t>鬼才</w:t>
-      </w:r>
-      <w:r>
-        <w:rPr>
-          <w:rFonts w:ascii="標楷體" w:eastAsia="標楷體" w:hAnsi="標楷體"/>
-        </w:rPr>
-        <w:t>。</w:t>
-      </w:r>
-      <w:r>
-        <w:rPr>
-          <w:rFonts w:ascii="標楷體" w:eastAsia="標楷體" w:hAnsi="標楷體" w:hint="eastAsia"/>
-        </w:rPr>
-        <w:t>沒提到的其他人不是不強，而是寫不完，</w:t>
-      </w:r>
-      <w:r>
-        <w:rPr>
-          <w:rFonts w:ascii="標楷體" w:eastAsia="標楷體" w:hAnsi="標楷體"/>
-        </w:rPr>
-        <w:t xml:space="preserve">這裡有太多值得我學習的人。 </w:t>
-      </w:r>
-    </w:p>
-    <w:p>
-      <w:pPr>
-        <w:pStyle w:val="Web"/>
-        <w:rPr>
-          <w:rFonts w:ascii="標楷體" w:eastAsia="標楷體" w:hAnsi="標楷體"/>
-        </w:rPr>
-      </w:pPr>
-      <w:r>
-        <w:rPr>
-          <w:rFonts w:ascii="標楷體" w:eastAsia="標楷體" w:hAnsi="標楷體"/>
-        </w:rPr>
-        <w:t xml:space="preserve">特別感謝 Jim 老大與西老大，持續向我灌輸宏觀觀念與技術細節上的思考；以及我的 mentor </w:t>
+        <w:t>特別感謝Jim老大與西老大，持續向我灌輸宏觀觀念與技術細節上的思考；以及我的mentor</w:t>
       </w:r>
       <w:proofErr w:type="gramStart"/>
       <w:r>
@@ -931,7 +867,7 @@
         <w:rPr>
           <w:rFonts w:ascii="標楷體" w:eastAsia="標楷體" w:hAnsi="標楷體"/>
         </w:rPr>
-        <w:t>雖然是冷冷的 I 人，卻始終是一位可靠、願意協助我的好人。謝謝你們讓我在實習中獲得的不只是技術與經驗，也有對工作、交易與自己更深一層的理解。</w:t>
+        <w:t>雖然是冷冷的I人，卻始終是一位可靠、願意協助我的好人。謝謝你們讓我在實習中獲得的不只是技術與經驗，也有對工作、交易與自己更深一層的理解。</w:t>
       </w:r>
     </w:p>
     <w:p>
@@ -950,8 +886,16 @@
           <w:kern w:val="0"/>
           <w:szCs w:val="24"/>
         </w:rPr>
+        <w:t>實習結束後，我也進入完成論文的最後階段。那段時間，我幾乎把研究室當成了家：中午過去，往往直到凌晨才離開。所幸，兩位教授都在研究方向與細節</w:t>
+      </w:r>
+      <w:r>
+        <w:rPr>
+          <w:rFonts w:ascii="標楷體" w:eastAsia="標楷體" w:hAnsi="標楷體" w:cs="新細明體"/>
+          <w:kern w:val="0"/>
+          <w:szCs w:val="24"/>
+        </w:rPr>
         <w:lastRenderedPageBreak/>
-        <w:t>實習結束後，我也進入完成論文的最後階段。那段時間，我幾乎把研究室當成了家：中午過去，往往直到凌晨才離開。所幸，兩位教授都在研究方向與細節上給予我非常實際的協助，讓我能在一次</w:t>
+        <w:t>上給予我非常實際的協助，讓我能在一次</w:t>
       </w:r>
       <w:proofErr w:type="gramStart"/>
       <w:r>
@@ -988,8 +932,18 @@
           <w:kern w:val="0"/>
           <w:szCs w:val="24"/>
         </w:rPr>
-        <w:t xml:space="preserve">這段日子不只是論文寫作的衝刺，更是一段磨礪心性的過程。我學著在壓力、疲憊與不確定之中持續前進，也開始學習如何與 ChatGPT </w:t>
-      </w:r>
+        <w:t>這段日子不只是論文寫作的衝刺，更是一段磨礪心性的過程。我學著在壓力、疲憊與不確定之中持續前進，也開始學習如何與</w:t>
+      </w:r>
+      <w:proofErr w:type="spellStart"/>
+      <w:r>
+        <w:rPr>
+          <w:rFonts w:ascii="標楷體" w:eastAsia="標楷體" w:hAnsi="標楷體" w:cs="新細明體"/>
+          <w:kern w:val="0"/>
+          <w:szCs w:val="24"/>
+        </w:rPr>
+        <w:t>ChatGPT</w:t>
+      </w:r>
+      <w:proofErr w:type="spellEnd"/>
       <w:r>
         <w:rPr>
           <w:rFonts w:ascii="標楷體" w:eastAsia="標楷體" w:hAnsi="標楷體" w:cs="新細明體"/>
@@ -1030,7 +984,7 @@
           <w:kern w:val="0"/>
           <w:szCs w:val="24"/>
         </w:rPr>
-        <w:t>清問題的工具，而不是取代自己思考的答案。回頭看來，這段過程讓我更理解，完成論文靠的不只是能力，也是在看不到終點時，仍願意繼續坐在研究室裡、把下一段文字寫完的耐心。</w:t>
+        <w:t>清問題的工具，而不是取代自己思考的答案。回頭看來，這段過程讓我更理解，完成論文靠的不只是能力，也是在看不到終點時，仍願意繼續坐在研究室裡、把下一段文字寫完的耐心。在口試前，由於資料繁雜、時間緊湊，我也麻煩學弟妹協助製作簡報。這份簡報承載了他們許多心力與汗水，我由衷感謝；畢竟，以我自己的簡報能力來說，若全由我處理，成果大概很難稱得上好看。</w:t>
       </w:r>
     </w:p>
     <w:p>
@@ -1049,7 +1003,7 @@
           <w:kern w:val="0"/>
           <w:szCs w:val="24"/>
         </w:rPr>
-        <w:t xml:space="preserve">在口試前，由於資料繁雜、時間緊湊，我也麻煩學弟妹協助製作簡報。這份簡報承載了他們許多心力與汗水，我由衷感謝；畢竟，以我自己的簡報能力來說，若全由我處理，成果大概很難稱得上好看。 </w:t>
+        <w:t>後來，老師也引薦吳中書董事長擔任我的口試委員。能有機會接受董事長的指導，讓我大開眼界；口試結束後，董事長還親切地邀請我們吃飯，令我十分感動。那天不只收穫了寶貴的建議，也看見老師們互動時可愛而真誠的一面，為這段緊張的口試經驗留下很溫暖的記憶。</w:t>
       </w:r>
     </w:p>
     <w:p>
@@ -1068,64 +1022,15 @@
           <w:kern w:val="0"/>
           <w:szCs w:val="24"/>
         </w:rPr>
-        <w:t>後來，老師也引薦吳中書董事長擔任我的口試委員。能有機會接受董事長的指導，讓我大開眼界；口試結束後，董事長還親切地邀請我們吃飯，令我十分感動。那天不只收穫了寶貴的建議，也看見老師們互動時可愛而真誠的一面，為這段緊張的口試經驗留下很溫暖的記憶。</w:t>
-      </w:r>
-    </w:p>
-    <w:p>
-      <w:pPr>
-        <w:widowControl/>
-        <w:spacing w:before="100" w:beforeAutospacing="1" w:after="100" w:afterAutospacing="1"/>
-        <w:rPr>
-          <w:rFonts w:ascii="標楷體" w:eastAsia="標楷體" w:hAnsi="標楷體" w:cs="新細明體"/>
-          <w:kern w:val="0"/>
-          <w:szCs w:val="24"/>
-        </w:rPr>
-      </w:pPr>
-      <w:r>
-        <w:rPr>
-          <w:rFonts w:ascii="標楷體" w:eastAsia="標楷體" w:hAnsi="標楷體" w:cs="新細明體"/>
-          <w:kern w:val="0"/>
-          <w:szCs w:val="24"/>
-        </w:rPr>
-        <w:t xml:space="preserve">這段研究所的旅程，對我而言真的十分寶貴。最重要的或許不在於我在學校裡讀了多少書，而是讓我再次看見：在我原有的眼界之外，世界原來如此廣闊。 </w:t>
-      </w:r>
-    </w:p>
-    <w:p>
-      <w:pPr>
-        <w:widowControl/>
-        <w:spacing w:before="100" w:beforeAutospacing="1" w:after="100" w:afterAutospacing="1"/>
+        <w:t>這段研究所的旅程，對我而言真的十分寶貴。最重要的或許不在於我在學校裡讀了多少書，而是讓我再次看見：在我原有的眼界之外，世界原來如此廣闊。</w:t>
+      </w:r>
+      <w:r>
         <w:rPr>
           <w:rFonts w:ascii="標楷體" w:eastAsia="標楷體" w:hAnsi="標楷體" w:cs="新細明體" w:hint="eastAsia"/>
           <w:kern w:val="0"/>
           <w:szCs w:val="24"/>
         </w:rPr>
-      </w:pPr>
-      <w:r>
-        <w:rPr>
-          <w:rFonts w:ascii="標楷體" w:eastAsia="標楷體" w:hAnsi="標楷體" w:cs="新細明體" w:hint="eastAsia"/>
-          <w:kern w:val="0"/>
-          <w:szCs w:val="24"/>
-        </w:rPr>
-        <w:t xml:space="preserve">我仍然不是一個天資特別出眾的人，未來也未必能達成所有想做的事；但這段旅程讓我明白，自由從來不只是隨心所欲，而是即使世界沒有替你安排答案，仍願意為自己的選擇負責。  </w:t>
-      </w:r>
-    </w:p>
-    <w:p>
-      <w:pPr>
-        <w:widowControl/>
-        <w:spacing w:before="100" w:beforeAutospacing="1" w:after="100" w:afterAutospacing="1"/>
-        <w:rPr>
-          <w:rFonts w:ascii="標楷體" w:eastAsia="標楷體" w:hAnsi="標楷體" w:cs="新細明體"/>
-          <w:kern w:val="0"/>
-          <w:szCs w:val="24"/>
-        </w:rPr>
-      </w:pPr>
-      <w:r>
-        <w:rPr>
-          <w:rFonts w:ascii="標楷體" w:eastAsia="標楷體" w:hAnsi="標楷體" w:cs="新細明體" w:hint="eastAsia"/>
-          <w:kern w:val="0"/>
-          <w:szCs w:val="24"/>
-        </w:rPr>
-        <w:t>我還不敢說自己已經找到了人生的答案；但至少，我不再只等待答案出現。我願意在不確定之中持續選擇、持續行動，並為自己想成為的人承擔代價。若未來我真能為這個世界帶來一點微小而正向的改變，我想，這段旅程就是最重要的起點。</w:t>
+        <w:t>我仍然不是一個天資特別出眾的人，未來也未必能達成所有想做的事；但這段旅程讓我明白，自由從來不只是隨心所欲，而是即使世界沒有替你安排答案，仍願意為自己的選擇負責。還不敢說自己已經找到了人生的答案；但至少，我不再只等待答案出現。我願意在不確定之中持續選擇、持續行動，並為自己想成為的人承擔代價。若未來我真能為這個世界帶來一點微小而正向的改變，我想，這段旅程就是最重要的起點。</w:t>
       </w:r>
     </w:p>
     <w:p>

--- a/textual data analysis/docs/謝誌.docx
+++ b/textual data analysis/docs/謝誌.docx
@@ -4,15 +4,31 @@
   <w:body>
     <w:p>
       <w:pPr>
-        <w:rPr>
-          <w:rFonts w:ascii="標楷體" w:eastAsia="標楷體" w:hAnsi="標楷體"/>
-        </w:rPr>
+        <w:spacing w:line="276" w:lineRule="auto" w:before="0" w:after="240"/>
+        <w:jc w:val="center"/>
       </w:pPr>
       <w:r>
         <w:rPr>
-          <w:rFonts w:ascii="標楷體" w:eastAsia="標楷體" w:hAnsi="標楷體"/>
-        </w:rPr>
-        <w:t>歲月如梭，遙想起初埋首苦讀、奮力</w:t>
+          <w:rFonts w:ascii="Times New Roman" w:hAnsi="Times New Roman" w:eastAsia="標楷體"/>
+          <w:b/>
+          <w:sz w:val="36"/>
+        </w:rPr>
+        <w:t>謝誌</w:t>
+      </w:r>
+    </w:p>
+    <w:p>
+      <w:pPr/>
+      <w:r>
+        <w:rPr>
+          <w:rFonts w:ascii="標楷體" w:eastAsia="標楷體" w:hAnsi="標楷體" w:hint="eastAsia"/>
+        </w:rPr>
+        <w:t>光陰倏忽</w:t>
+      </w:r>
+      <w:r>
+        <w:rPr>
+          <w:rFonts w:ascii="標楷體" w:eastAsia="標楷體" w:hAnsi="標楷體"/>
+        </w:rPr>
+        <w:t>，遙想起初埋首苦讀、奮力</w:t>
       </w:r>
       <w:proofErr w:type="gramStart"/>
       <w:r>
@@ -94,16 +110,20 @@
       </w:r>
     </w:p>
     <w:p>
-      <w:pPr>
-        <w:rPr>
-          <w:rFonts w:ascii="標楷體" w:eastAsia="標楷體" w:hAnsi="標楷體"/>
-        </w:rPr>
-      </w:pPr>
-      <w:r>
-        <w:rPr>
-          <w:rFonts w:ascii="標楷體" w:eastAsia="標楷體" w:hAnsi="標楷體"/>
-        </w:rPr>
-        <w:t>我曾在工地搬過鋼筋、在平價汽車旅館當過櫃檯，也曾在合法德州撲克協會</w:t>
+      <w:pPr/>
+      <w:r>
+        <w:rPr>
+          <w:rFonts w:ascii="標楷體" w:eastAsia="標楷體" w:hAnsi="標楷體"/>
+        </w:rPr>
+        <w:t>我曾在</w:t>
+      </w:r>
+      <w:bookmarkStart w:id="0" w:name="_GoBack"/>
+      <w:bookmarkEnd w:id="0"/>
+      <w:r>
+        <w:rPr>
+          <w:rFonts w:ascii="標楷體" w:eastAsia="標楷體" w:hAnsi="標楷體"/>
+        </w:rPr>
+        <w:t>工地搬過鋼筋、在平價汽車旅館當過櫃檯，也曾在合法德州撲克協會</w:t>
       </w:r>
       <w:proofErr w:type="gramStart"/>
       <w:r>
@@ -191,13 +211,6 @@
           <w:rFonts w:ascii="標楷體" w:eastAsia="標楷體" w:hAnsi="標楷體"/>
         </w:rPr>
         <w:br/>
-      </w:r>
-      <w:bookmarkStart w:id="0" w:name="_GoBack"/>
-      <w:bookmarkEnd w:id="0"/>
-      <w:r>
-        <w:rPr>
-          <w:rFonts w:ascii="標楷體" w:eastAsia="標楷體" w:hAnsi="標楷體"/>
-        </w:rPr>
         <w:t>那段</w:t>
       </w:r>
       <w:proofErr w:type="gramStart"/>
@@ -274,11 +287,7 @@
       </w:r>
     </w:p>
     <w:p>
-      <w:pPr>
-        <w:rPr>
-          <w:rFonts w:ascii="標楷體" w:eastAsia="標楷體" w:hAnsi="標楷體"/>
-        </w:rPr>
-      </w:pPr>
+      <w:pPr/>
       <w:r>
         <w:rPr>
           <w:rFonts w:ascii="標楷體" w:eastAsia="標楷體" w:hAnsi="標楷體" w:hint="eastAsia"/>
@@ -302,12 +311,7 @@
       </w:r>
     </w:p>
     <w:p>
-      <w:pPr>
-        <w:pStyle w:val="Web"/>
-        <w:rPr>
-          <w:rFonts w:ascii="標楷體" w:eastAsia="標楷體" w:hAnsi="標楷體"/>
-        </w:rPr>
-      </w:pPr>
+      <w:pPr/>
       <w:r>
         <w:rPr>
           <w:rFonts w:ascii="標楷體" w:eastAsia="標楷體" w:hAnsi="標楷體"/>
@@ -316,12 +320,7 @@
       </w:r>
     </w:p>
     <w:p>
-      <w:pPr>
-        <w:pStyle w:val="Web"/>
-        <w:rPr>
-          <w:rFonts w:ascii="標楷體" w:eastAsia="標楷體" w:hAnsi="標楷體"/>
-        </w:rPr>
-      </w:pPr>
+      <w:pPr/>
       <w:r>
         <w:rPr>
           <w:rFonts w:ascii="標楷體" w:eastAsia="標楷體" w:hAnsi="標楷體"/>
@@ -330,11 +329,7 @@
       </w:r>
     </w:p>
     <w:p>
-      <w:pPr>
-        <w:rPr>
-          <w:rFonts w:ascii="標楷體" w:eastAsia="標楷體" w:hAnsi="標楷體"/>
-        </w:rPr>
-      </w:pPr>
+      <w:pPr/>
       <w:r>
         <w:rPr>
           <w:rFonts w:ascii="標楷體" w:eastAsia="標楷體" w:hAnsi="標楷體"/>
@@ -397,12 +392,7 @@
       </w:r>
     </w:p>
     <w:p>
-      <w:pPr>
-        <w:pStyle w:val="Web"/>
-        <w:rPr>
-          <w:rFonts w:ascii="標楷體" w:eastAsia="標楷體" w:hAnsi="標楷體"/>
-        </w:rPr>
-      </w:pPr>
+      <w:pPr/>
       <w:proofErr w:type="gramStart"/>
       <w:r>
         <w:rPr>
@@ -471,12 +461,7 @@
       </w:r>
     </w:p>
     <w:p>
-      <w:pPr>
-        <w:pStyle w:val="Web"/>
-        <w:rPr>
-          <w:rFonts w:ascii="標楷體" w:eastAsia="標楷體" w:hAnsi="標楷體"/>
-        </w:rPr>
-      </w:pPr>
+      <w:pPr/>
       <w:r>
         <w:rPr>
           <w:rFonts w:ascii="標楷體" w:eastAsia="標楷體" w:hAnsi="標楷體"/>
@@ -548,11 +533,7 @@
       </w:r>
     </w:p>
     <w:p>
-      <w:pPr>
-        <w:rPr>
-          <w:rFonts w:ascii="標楷體" w:eastAsia="標楷體" w:hAnsi="標楷體"/>
-        </w:rPr>
-      </w:pPr>
+      <w:pPr/>
       <w:r>
         <w:rPr>
           <w:rFonts w:ascii="標楷體" w:eastAsia="標楷體" w:hAnsi="標楷體"/>
@@ -575,11 +556,7 @@
       </w:r>
     </w:p>
     <w:p>
-      <w:pPr>
-        <w:rPr>
-          <w:rFonts w:ascii="標楷體" w:eastAsia="標楷體" w:hAnsi="標楷體"/>
-        </w:rPr>
-      </w:pPr>
+      <w:pPr/>
       <w:r>
         <w:rPr>
           <w:rFonts w:ascii="標楷體" w:eastAsia="標楷體" w:hAnsi="標楷體"/>
@@ -616,19 +593,10 @@
       </w:r>
     </w:p>
     <w:p>
-      <w:pPr>
-        <w:rPr>
-          <w:rFonts w:ascii="標楷體" w:eastAsia="標楷體" w:hAnsi="標楷體"/>
-        </w:rPr>
-      </w:pPr>
-    </w:p>
-    <w:p>
-      <w:pPr>
-        <w:pStyle w:val="Web"/>
-        <w:rPr>
-          <w:rFonts w:ascii="標楷體" w:eastAsia="標楷體" w:hAnsi="標楷體"/>
-        </w:rPr>
-      </w:pPr>
+      <w:pPr/>
+    </w:p>
+    <w:p>
+      <w:pPr/>
       <w:r>
         <w:rPr>
           <w:rFonts w:ascii="標楷體" w:eastAsia="標楷體" w:hAnsi="標楷體"/>
@@ -661,12 +629,7 @@
       </w:r>
     </w:p>
     <w:p>
-      <w:pPr>
-        <w:pStyle w:val="Web"/>
-        <w:rPr>
-          <w:rFonts w:ascii="標楷體" w:eastAsia="標楷體" w:hAnsi="標楷體"/>
-        </w:rPr>
-      </w:pPr>
+      <w:pPr/>
       <w:r>
         <w:rPr>
           <w:rFonts w:ascii="標楷體" w:eastAsia="標楷體" w:hAnsi="標楷體"/>
@@ -701,12 +664,7 @@
       </w:r>
     </w:p>
     <w:p>
-      <w:pPr>
-        <w:pStyle w:val="Web"/>
-        <w:rPr>
-          <w:rFonts w:ascii="標楷體" w:eastAsia="標楷體" w:hAnsi="標楷體"/>
-        </w:rPr>
-      </w:pPr>
+      <w:pPr/>
       <w:r>
         <w:rPr>
           <w:rFonts w:ascii="標楷體" w:eastAsia="標楷體" w:hAnsi="標楷體"/>
@@ -843,12 +801,7 @@
       </w:r>
     </w:p>
     <w:p>
-      <w:pPr>
-        <w:pStyle w:val="Web"/>
-        <w:rPr>
-          <w:rFonts w:ascii="標楷體" w:eastAsia="標楷體" w:hAnsi="標楷體"/>
-        </w:rPr>
-      </w:pPr>
+      <w:pPr/>
       <w:r>
         <w:rPr>
           <w:rFonts w:ascii="標楷體" w:eastAsia="標楷體" w:hAnsi="標楷體"/>
@@ -871,86 +824,126 @@
       </w:r>
     </w:p>
     <w:p>
-      <w:pPr>
-        <w:widowControl/>
-        <w:spacing w:before="100" w:beforeAutospacing="1" w:after="100" w:afterAutospacing="1"/>
+      <w:pPr/>
+      <w:r>
         <w:rPr>
           <w:rFonts w:ascii="標楷體" w:eastAsia="標楷體" w:hAnsi="標楷體" w:cs="新細明體"/>
           <w:kern w:val="0"/>
           <w:szCs w:val="24"/>
         </w:rPr>
-      </w:pPr>
+        <w:t>實習結束後，我也進入完成論文的最後階段。那段時間，我幾乎把研究室當成了家：中午過去，往往直到凌晨才離開。所幸，兩位教授都在研究方向與細節</w:t>
+      </w:r>
       <w:r>
         <w:rPr>
           <w:rFonts w:ascii="標楷體" w:eastAsia="標楷體" w:hAnsi="標楷體" w:cs="新細明體"/>
           <w:kern w:val="0"/>
           <w:szCs w:val="24"/>
         </w:rPr>
-        <w:t>實習結束後，我也進入完成論文的最後階段。那段時間，我幾乎把研究室當成了家：中午過去，往往直到凌晨才離開。所幸，兩位教授都在研究方向與細節</w:t>
-      </w:r>
+        <w:lastRenderedPageBreak/>
+        <w:t>上給予我非常實際的協助，讓我能在一次</w:t>
+      </w:r>
+      <w:proofErr w:type="gramStart"/>
       <w:r>
         <w:rPr>
           <w:rFonts w:ascii="標楷體" w:eastAsia="標楷體" w:hAnsi="標楷體" w:cs="新細明體"/>
           <w:kern w:val="0"/>
           <w:szCs w:val="24"/>
         </w:rPr>
-        <w:lastRenderedPageBreak/>
-        <w:t>上給予我非常實際的協助，讓我能在一次</w:t>
-      </w:r>
-      <w:proofErr w:type="gramStart"/>
+        <w:t>次</w:t>
+      </w:r>
+      <w:proofErr w:type="gramEnd"/>
       <w:r>
         <w:rPr>
           <w:rFonts w:ascii="標楷體" w:eastAsia="標楷體" w:hAnsi="標楷體" w:cs="新細明體"/>
           <w:kern w:val="0"/>
           <w:szCs w:val="24"/>
         </w:rPr>
-        <w:t>次</w:t>
-      </w:r>
-      <w:proofErr w:type="gramEnd"/>
+        <w:t>修改與推進中，慢慢完成這份論文。</w:t>
+      </w:r>
+    </w:p>
+    <w:p>
+      <w:pPr/>
       <w:r>
         <w:rPr>
           <w:rFonts w:ascii="標楷體" w:eastAsia="標楷體" w:hAnsi="標楷體" w:cs="新細明體"/>
           <w:kern w:val="0"/>
           <w:szCs w:val="24"/>
         </w:rPr>
-        <w:t>修改與推進中，慢慢完成這份論文。</w:t>
-      </w:r>
-    </w:p>
-    <w:p>
-      <w:pPr>
-        <w:widowControl/>
-        <w:spacing w:before="100" w:beforeAutospacing="1" w:after="100" w:afterAutospacing="1"/>
+        <w:t>這段日子不只是論文寫作的衝刺，更是一段磨礪心性的過程。我學著在壓力、疲憊與不確定之中持續前進，也開始學習如何與</w:t>
+      </w:r>
+      <w:proofErr w:type="spellStart"/>
+      <w:r>
         <w:rPr>
           <w:rFonts w:ascii="標楷體" w:eastAsia="標楷體" w:hAnsi="標楷體" w:cs="新細明體"/>
           <w:kern w:val="0"/>
           <w:szCs w:val="24"/>
         </w:rPr>
-      </w:pPr>
+        <w:t>ChatGPT</w:t>
+      </w:r>
+      <w:proofErr w:type="spellEnd"/>
       <w:r>
         <w:rPr>
           <w:rFonts w:ascii="標楷體" w:eastAsia="標楷體" w:hAnsi="標楷體" w:cs="新細明體"/>
           <w:kern w:val="0"/>
           <w:szCs w:val="24"/>
         </w:rPr>
-        <w:t>這段日子不只是論文寫作的衝刺，更是一段磨礪心性的過程。我學著在壓力、疲憊與不確定之中持續前進，也開始學習如何與</w:t>
-      </w:r>
-      <w:proofErr w:type="spellStart"/>
+        <w:t>協作：將它作為整理思路、</w:t>
+      </w:r>
+      <w:r>
+        <w:rPr>
+          <w:rFonts w:ascii="標楷體" w:eastAsia="標楷體" w:hAnsi="標楷體" w:cs="新細明體" w:hint="eastAsia"/>
+          <w:kern w:val="0"/>
+          <w:szCs w:val="24"/>
+        </w:rPr>
+        <w:t>潤飾</w:t>
+      </w:r>
       <w:r>
         <w:rPr>
           <w:rFonts w:ascii="標楷體" w:eastAsia="標楷體" w:hAnsi="標楷體" w:cs="新細明體"/>
           <w:kern w:val="0"/>
           <w:szCs w:val="24"/>
         </w:rPr>
-        <w:t>ChatGPT</w:t>
-      </w:r>
-      <w:proofErr w:type="spellEnd"/>
+        <w:t>文字與</w:t>
+      </w:r>
+      <w:proofErr w:type="gramStart"/>
       <w:r>
         <w:rPr>
           <w:rFonts w:ascii="標楷體" w:eastAsia="標楷體" w:hAnsi="標楷體" w:cs="新細明體"/>
           <w:kern w:val="0"/>
           <w:szCs w:val="24"/>
         </w:rPr>
-        <w:t>協作：將它作為整理思路、</w:t>
+        <w:t>釐</w:t>
+      </w:r>
+      <w:proofErr w:type="gramEnd"/>
+      <w:r>
+        <w:rPr>
+          <w:rFonts w:ascii="標楷體" w:eastAsia="標楷體" w:hAnsi="標楷體" w:cs="新細明體"/>
+          <w:kern w:val="0"/>
+          <w:szCs w:val="24"/>
+        </w:rPr>
+        <w:t>清問題的工具，而不是取代自己思考的答案。回頭看來，這段過程讓我更理解，完成論文靠的不只是能力，也是在看不到終點時，仍願意繼續坐在研究室裡、把下一段文字寫完的耐心。在口試前，由於資料繁雜、時間緊湊，我也麻煩學弟妹協助製作簡報。這份簡報承載了他們許多心力與汗水，我由衷感謝；畢竟，以我自己的簡報能力來說，若全由我處理，成果大概很難稱得上好看。</w:t>
+      </w:r>
+    </w:p>
+    <w:p>
+      <w:pPr/>
+      <w:r>
+        <w:rPr>
+          <w:rFonts w:ascii="標楷體" w:eastAsia="標楷體" w:hAnsi="標楷體" w:cs="新細明體"/>
+          <w:kern w:val="0"/>
+          <w:szCs w:val="24"/>
+        </w:rPr>
+        <w:t>後來，老師也引薦吳中書董事長擔任我的口試委員。能有機會接受董事長的指導，讓我大開眼界；口試結束後，董事長還親切地邀請我們吃飯，令我十分感動。那天不只收穫了寶貴的建議，也看見老師們互動時可愛而真誠的一面，為這段緊張的口試經驗留下很溫暖的記憶。</w:t>
+      </w:r>
+    </w:p>
+    <w:p>
+      <w:pPr/>
+      <w:r>
+        <w:rPr>
+          <w:rFonts w:ascii="標楷體" w:eastAsia="標楷體" w:hAnsi="標楷體" w:cs="新細明體"/>
+          <w:kern w:val="0"/>
+          <w:szCs w:val="24"/>
+        </w:rPr>
+        <w:t>這段研究所的旅程，對我而言真的十分寶貴。最重要的或許不在於我在學校裡讀了多少書，而是讓我再次看見：在我原有的眼界之外，世界原來如此廣闊。</w:t>
       </w:r>
       <w:r>
         <w:rPr>
@@ -958,119 +951,39 @@
           <w:kern w:val="0"/>
           <w:szCs w:val="24"/>
         </w:rPr>
-        <w:t>潤飾</w:t>
-      </w:r>
+        <w:t>我仍然不是一個天資特別出眾的人，未來也未必能達成所有想做的事；但這段旅程讓我明白，自由從來不只是隨心所欲，而是即使世界沒有替你安排答案，仍願意為自己的選擇負責。還不敢說自己已經找到了人生的答案；但至少，我不再只等待答案出現。我願意在不確定之中持續選擇、持續行動，並為自己想成為的人承擔代價。若未來我真能為這個世界帶來一點微小而正向的改變，我想，這段旅程就是最重要的起點。</w:t>
+      </w:r>
+    </w:p>
+    <w:p>
+      <w:pPr/>
       <w:r>
         <w:rPr>
           <w:rFonts w:ascii="標楷體" w:eastAsia="標楷體" w:hAnsi="標楷體" w:cs="新細明體"/>
           <w:kern w:val="0"/>
           <w:szCs w:val="24"/>
         </w:rPr>
-        <w:t>文字與</w:t>
-      </w:r>
-      <w:proofErr w:type="gramStart"/>
+        <w:t>謝謝這一路上所有曾經</w:t>
+      </w:r>
+      <w:r>
+        <w:rPr>
+          <w:rFonts w:ascii="標楷體" w:eastAsia="標楷體" w:hAnsi="標楷體" w:cs="新細明體" w:hint="eastAsia"/>
+          <w:kern w:val="0"/>
+          <w:szCs w:val="24"/>
+        </w:rPr>
+        <w:t>出現、</w:t>
+      </w:r>
       <w:r>
         <w:rPr>
           <w:rFonts w:ascii="標楷體" w:eastAsia="標楷體" w:hAnsi="標楷體" w:cs="新細明體"/>
           <w:kern w:val="0"/>
           <w:szCs w:val="24"/>
         </w:rPr>
-        <w:t>釐</w:t>
-      </w:r>
-      <w:proofErr w:type="gramEnd"/>
-      <w:r>
-        <w:rPr>
-          <w:rFonts w:ascii="標楷體" w:eastAsia="標楷體" w:hAnsi="標楷體" w:cs="新細明體"/>
-          <w:kern w:val="0"/>
-          <w:szCs w:val="24"/>
-        </w:rPr>
-        <w:t>清問題的工具，而不是取代自己思考的答案。回頭看來，這段過程讓我更理解，完成論文靠的不只是能力，也是在看不到終點時，仍願意繼續坐在研究室裡、把下一段文字寫完的耐心。在口試前，由於資料繁雜、時間緊湊，我也麻煩學弟妹協助製作簡報。這份簡報承載了他們許多心力與汗水，我由衷感謝；畢竟，以我自己的簡報能力來說，若全由我處理，成果大概很難稱得上好看。</w:t>
-      </w:r>
-    </w:p>
-    <w:p>
-      <w:pPr>
-        <w:widowControl/>
-        <w:spacing w:before="100" w:beforeAutospacing="1" w:after="100" w:afterAutospacing="1"/>
-        <w:rPr>
-          <w:rFonts w:ascii="標楷體" w:eastAsia="標楷體" w:hAnsi="標楷體" w:cs="新細明體"/>
-          <w:kern w:val="0"/>
-          <w:szCs w:val="24"/>
-        </w:rPr>
-      </w:pPr>
-      <w:r>
-        <w:rPr>
-          <w:rFonts w:ascii="標楷體" w:eastAsia="標楷體" w:hAnsi="標楷體" w:cs="新細明體"/>
-          <w:kern w:val="0"/>
-          <w:szCs w:val="24"/>
-        </w:rPr>
-        <w:t>後來，老師也引薦吳中書董事長擔任我的口試委員。能有機會接受董事長的指導，讓我大開眼界；口試結束後，董事長還親切地邀請我們吃飯，令我十分感動。那天不只收穫了寶貴的建議，也看見老師們互動時可愛而真誠的一面，為這段緊張的口試經驗留下很溫暖的記憶。</w:t>
-      </w:r>
-    </w:p>
-    <w:p>
-      <w:pPr>
-        <w:widowControl/>
-        <w:spacing w:before="100" w:beforeAutospacing="1" w:after="100" w:afterAutospacing="1"/>
-        <w:rPr>
-          <w:rFonts w:ascii="標楷體" w:eastAsia="標楷體" w:hAnsi="標楷體" w:cs="新細明體"/>
-          <w:kern w:val="0"/>
-          <w:szCs w:val="24"/>
-        </w:rPr>
-      </w:pPr>
-      <w:r>
-        <w:rPr>
-          <w:rFonts w:ascii="標楷體" w:eastAsia="標楷體" w:hAnsi="標楷體" w:cs="新細明體"/>
-          <w:kern w:val="0"/>
-          <w:szCs w:val="24"/>
-        </w:rPr>
-        <w:t>這段研究所的旅程，對我而言真的十分寶貴。最重要的或許不在於我在學校裡讀了多少書，而是讓我再次看見：在我原有的眼界之外，世界原來如此廣闊。</w:t>
-      </w:r>
-      <w:r>
-        <w:rPr>
-          <w:rFonts w:ascii="標楷體" w:eastAsia="標楷體" w:hAnsi="標楷體" w:cs="新細明體" w:hint="eastAsia"/>
-          <w:kern w:val="0"/>
-          <w:szCs w:val="24"/>
-        </w:rPr>
-        <w:t>我仍然不是一個天資特別出眾的人，未來也未必能達成所有想做的事；但這段旅程讓我明白，自由從來不只是隨心所欲，而是即使世界沒有替你安排答案，仍願意為自己的選擇負責。還不敢說自己已經找到了人生的答案；但至少，我不再只等待答案出現。我願意在不確定之中持續選擇、持續行動，並為自己想成為的人承擔代價。若未來我真能為這個世界帶來一點微小而正向的改變，我想，這段旅程就是最重要的起點。</w:t>
-      </w:r>
-    </w:p>
-    <w:p>
-      <w:pPr>
-        <w:widowControl/>
-        <w:spacing w:before="100" w:beforeAutospacing="1" w:after="100" w:afterAutospacing="1"/>
-        <w:rPr>
-          <w:rFonts w:ascii="標楷體" w:eastAsia="標楷體" w:hAnsi="標楷體" w:cs="新細明體"/>
-          <w:kern w:val="0"/>
-          <w:szCs w:val="24"/>
-        </w:rPr>
-      </w:pPr>
-      <w:r>
-        <w:rPr>
-          <w:rFonts w:ascii="標楷體" w:eastAsia="標楷體" w:hAnsi="標楷體" w:cs="新細明體"/>
-          <w:kern w:val="0"/>
-          <w:szCs w:val="24"/>
-        </w:rPr>
-        <w:t>謝謝這一路上所有曾經</w:t>
-      </w:r>
-      <w:r>
-        <w:rPr>
-          <w:rFonts w:ascii="標楷體" w:eastAsia="標楷體" w:hAnsi="標楷體" w:cs="新細明體" w:hint="eastAsia"/>
-          <w:kern w:val="0"/>
-          <w:szCs w:val="24"/>
-        </w:rPr>
-        <w:t>出現、</w:t>
-      </w:r>
-      <w:r>
-        <w:rPr>
-          <w:rFonts w:ascii="標楷體" w:eastAsia="標楷體" w:hAnsi="標楷體" w:cs="新細明體"/>
-          <w:kern w:val="0"/>
-          <w:szCs w:val="24"/>
-        </w:rPr>
         <w:t>幫助、陪伴與相信我的人。你們讓我成為今天的自己，也讓我有勇氣繼續走向還沒有看見的未來。</w:t>
       </w:r>
     </w:p>
     <w:sectPr>
       <w:pgSz w:w="11906" w:h="16838"/>
-      <w:pgMar w:top="1440" w:right="1800" w:bottom="1440" w:left="1800" w:header="851" w:footer="992" w:gutter="0"/>
+      <w:pgMar w:top="1440" w:right="1134" w:bottom="1440" w:left="1134" w:header="851" w:footer="992" w:gutter="0"/>
       <w:cols w:space="425"/>
       <w:docGrid w:type="lines" w:linePitch="360"/>
     </w:sectPr>
@@ -1470,7 +1383,13 @@
     <w:qFormat/>
     <w:pPr>
       <w:widowControl w:val="0"/>
+      <w:spacing w:after="120" w:line="360" w:lineRule="auto"/>
+      <w:ind w:firstLine="482"/>
+      <w:jc w:val="both"/>
     </w:pPr>
+    <w:rPr>
+      <w:rFonts w:ascii="Times New Roman" w:eastAsia="標楷體" w:hAnsi="Times New Roman"/>
+    </w:rPr>
   </w:style>
   <w:style w:type="character" w:default="1" w:styleId="a0">
     <w:name w:val="Default Paragraph Font"/>

--- a/textual data analysis/docs/謝誌.docx
+++ b/textual data analysis/docs/謝誌.docx
@@ -4,6 +4,9 @@
   <w:body>
     <w:p>
       <w:pPr>
+        <w:keepNext/>
+        <w:keepLines/>
+        <w:widowControl/>
         <w:spacing w:line="276" w:lineRule="auto" w:before="0" w:after="240"/>
         <w:jc w:val="center"/>
       </w:pPr>
@@ -17,277 +20,28 @@
       </w:r>
     </w:p>
     <w:p>
-      <w:pPr/>
-      <w:r>
-        <w:rPr>
-          <w:rFonts w:ascii="標楷體" w:eastAsia="標楷體" w:hAnsi="標楷體" w:hint="eastAsia"/>
-        </w:rPr>
-        <w:t>光陰倏忽</w:t>
-      </w:r>
-      <w:r>
-        <w:rPr>
-          <w:rFonts w:ascii="標楷體" w:eastAsia="標楷體" w:hAnsi="標楷體"/>
-        </w:rPr>
-        <w:t>，遙想起初埋首苦讀、奮力</w:t>
-      </w:r>
-      <w:proofErr w:type="gramStart"/>
-      <w:r>
-        <w:rPr>
-          <w:rFonts w:ascii="標楷體" w:eastAsia="標楷體" w:hAnsi="標楷體"/>
-        </w:rPr>
-        <w:t>拚</w:t>
-      </w:r>
-      <w:proofErr w:type="gramEnd"/>
-      <w:r>
-        <w:rPr>
-          <w:rFonts w:ascii="標楷體" w:eastAsia="標楷體" w:hAnsi="標楷體"/>
-        </w:rPr>
-        <w:t>搏的日子，至今</w:t>
-      </w:r>
-      <w:proofErr w:type="gramStart"/>
-      <w:r>
-        <w:rPr>
-          <w:rFonts w:ascii="標楷體" w:eastAsia="標楷體" w:hAnsi="標楷體"/>
-        </w:rPr>
-        <w:t>仍能憶起</w:t>
-      </w:r>
-      <w:proofErr w:type="gramEnd"/>
-      <w:r>
-        <w:rPr>
-          <w:rFonts w:ascii="標楷體" w:eastAsia="標楷體" w:hAnsi="標楷體"/>
-        </w:rPr>
-        <w:t>那種近乎孤注一擲的感受。雖然我並未達成每一個曾經設定的目標，但這一路對我而言，始終是一段不斷改變、成長，以及重新認識自己的旅程。</w:t>
-      </w:r>
-      <w:r>
-        <w:rPr>
-          <w:rFonts w:ascii="標楷體" w:eastAsia="標楷體" w:hAnsi="標楷體"/>
-        </w:rPr>
-        <w:br/>
-      </w:r>
-      <w:r>
-        <w:rPr>
-          <w:rFonts w:ascii="標楷體" w:eastAsia="標楷體" w:hAnsi="標楷體"/>
-        </w:rPr>
-        <w:t>我從來不認為自己是</w:t>
-      </w:r>
-      <w:r>
-        <w:rPr>
-          <w:rFonts w:ascii="標楷體" w:eastAsia="標楷體" w:hAnsi="標楷體"/>
-        </w:rPr>
-        <w:t>個特別會讀書，或天資特別出眾的人。過去的我，對人生也多少抱持著得過且過的態度。就讀私立科技大學時，我的成績落在後段，甚至因為找不到畢業的理由與動力，直到第七年才正式離開校園。</w:t>
-      </w:r>
-      <w:r>
-        <w:rPr>
-          <w:rFonts w:ascii="標楷體" w:eastAsia="標楷體" w:hAnsi="標楷體" w:hint="eastAsia"/>
-        </w:rPr>
-        <w:t>當然，並不是因為成績太差而無法畢業，而</w:t>
-      </w:r>
-      <w:r>
-        <w:rPr>
-          <w:rFonts w:ascii="標楷體" w:eastAsia="標楷體" w:hAnsi="標楷體" w:hint="eastAsia"/>
-        </w:rPr>
-        <w:t>是在那段日子裡，我始終沒有想清楚自己究竟要往哪裡去。後來我才漸漸了解</w:t>
-      </w:r>
-      <w:r>
-        <w:rPr>
-          <w:rFonts w:ascii="標楷體" w:eastAsia="標楷體" w:hAnsi="標楷體" w:hint="eastAsia"/>
-        </w:rPr>
-        <w:t>，人生未必存在一個等著被發現的標準答案；更多時候，是人在一次</w:t>
-      </w:r>
-      <w:proofErr w:type="gramStart"/>
-      <w:r>
-        <w:rPr>
-          <w:rFonts w:ascii="標楷體" w:eastAsia="標楷體" w:hAnsi="標楷體" w:hint="eastAsia"/>
-        </w:rPr>
-        <w:t>次</w:t>
-      </w:r>
-      <w:proofErr w:type="gramEnd"/>
-      <w:r>
-        <w:rPr>
-          <w:rFonts w:ascii="標楷體" w:eastAsia="標楷體" w:hAnsi="標楷體" w:hint="eastAsia"/>
-        </w:rPr>
-        <w:t>選擇之後，才為自己走過的路賦予意義。</w:t>
-      </w:r>
-    </w:p>
-    <w:p>
-      <w:pPr/>
-      <w:r>
-        <w:rPr>
-          <w:rFonts w:ascii="標楷體" w:eastAsia="標楷體" w:hAnsi="標楷體"/>
-        </w:rPr>
-        <w:t>我曾在</w:t>
-      </w:r>
-      <w:bookmarkStart w:id="0" w:name="_GoBack"/>
-      <w:bookmarkEnd w:id="0"/>
-      <w:r>
-        <w:rPr>
-          <w:rFonts w:ascii="標楷體" w:eastAsia="標楷體" w:hAnsi="標楷體"/>
-        </w:rPr>
-        <w:t>工地搬過鋼筋、在平價汽車旅館當過櫃檯，也曾在合法德州撲克協會</w:t>
-      </w:r>
-      <w:proofErr w:type="gramStart"/>
-      <w:r>
-        <w:rPr>
-          <w:rFonts w:ascii="標楷體" w:eastAsia="標楷體" w:hAnsi="標楷體"/>
-        </w:rPr>
-        <w:t>擔任荷官</w:t>
-      </w:r>
-      <w:proofErr w:type="gramEnd"/>
-      <w:r>
-        <w:rPr>
-          <w:rFonts w:ascii="標楷體" w:eastAsia="標楷體" w:hAnsi="標楷體"/>
-        </w:rPr>
-        <w:t>。我並不是說這些工作有任何不好；每一份工作都值得尊重。只是對當時的我而言，它們帶來的更多是消磨。我看得到那樣的未來，卻不覺得那會是一個令我期待的人生。</w:t>
-      </w:r>
-      <w:r>
-        <w:rPr>
-          <w:rFonts w:ascii="標楷體" w:eastAsia="標楷體" w:hAnsi="標楷體"/>
-        </w:rPr>
-        <w:br/>
-      </w:r>
-      <w:r>
-        <w:rPr>
-          <w:rFonts w:ascii="標楷體" w:eastAsia="標楷體" w:hAnsi="標楷體" w:hint="eastAsia"/>
-        </w:rPr>
-        <w:t>「令人期待的人生」是一個很抽象的詞。踏遍世界各地的土地、看遍不同時區的晨光，算是精彩嗎？穿越山川、融入不同文化，算是精彩嗎？對我而言，人生並沒有一套預先寫好的精彩標準；意義不是被找到的，而是在選擇之後，透過行動與承擔慢慢被創造出來。能夠在這個世界上帶來一點微小而正向的改變，就是我想賦予自己人生的意義。</w:t>
-      </w:r>
-      <w:r>
-        <w:rPr>
-          <w:rFonts w:ascii="標楷體" w:eastAsia="標楷體" w:hAnsi="標楷體"/>
-        </w:rPr>
-        <w:t>至於何謂正向，或許終究仍要由自己決定。</w:t>
-      </w:r>
-      <w:r>
-        <w:rPr>
-          <w:rFonts w:ascii="標楷體" w:eastAsia="標楷體" w:hAnsi="標楷體"/>
-        </w:rPr>
-        <w:br/>
-        <w:t>在決定考研究所之後，我便如同芸芸考生一般，重新投入讀書與準備之中。我知道有很多人比我更聰明，也比我更努力；但讓我始終沒有放棄的，是一個不斷浮現的問題：我想成為怎麼樣的人？若連讀書與考試都做不到，又如何談得上對這個世界做出改變？</w:t>
-      </w:r>
-      <w:r>
-        <w:rPr>
-          <w:rFonts w:ascii="標楷體" w:eastAsia="標楷體" w:hAnsi="標楷體"/>
-        </w:rPr>
-        <w:br/>
-        <w:t>首先，我想謝謝那段時期的自己。謝謝你在未來仍不明朗時，願意扛著壓力、貸款補習，開始準備研究所考試。讀書對當時的你而言並不是一件容易的事；謝謝你願意調整生活、與書為伍，也謝謝你沒有在最辛苦的時候放棄。</w:t>
-      </w:r>
-      <w:r>
-        <w:rPr>
-          <w:rFonts w:ascii="標楷體" w:eastAsia="標楷體" w:hAnsi="標楷體"/>
-        </w:rPr>
-        <w:br/>
-        <w:t>考試結束後，我開始思考自己未來可以做什麼。對我而言，交易既是相對快速接近目標的途徑，也是我真正樂在其中的事情。因此，我開始拼命地、厚著臉皮地尋找各種資源與機會。例如，我或許是TMBA過去少數、甚至可能唯一</w:t>
-      </w:r>
-      <w:proofErr w:type="gramStart"/>
-      <w:r>
-        <w:rPr>
-          <w:rFonts w:ascii="標楷體" w:eastAsia="標楷體" w:hAnsi="標楷體"/>
-        </w:rPr>
-        <w:t>一</w:t>
-      </w:r>
-      <w:proofErr w:type="gramEnd"/>
-      <w:r>
-        <w:rPr>
-          <w:rFonts w:ascii="標楷體" w:eastAsia="標楷體" w:hAnsi="標楷體"/>
-        </w:rPr>
-        <w:t>位非四大、四中背景的學員；這點我沒有特別查證，但當時確實感到自己與多數人不同。後來，我也獲得實習的機會。學長曾說，我是他見過唯一</w:t>
-      </w:r>
-      <w:proofErr w:type="gramStart"/>
-      <w:r>
-        <w:rPr>
-          <w:rFonts w:ascii="標楷體" w:eastAsia="標楷體" w:hAnsi="標楷體"/>
-        </w:rPr>
-        <w:t>一</w:t>
-      </w:r>
-      <w:proofErr w:type="gramEnd"/>
-      <w:r>
-        <w:rPr>
-          <w:rFonts w:ascii="標楷體" w:eastAsia="標楷體" w:hAnsi="標楷體"/>
-        </w:rPr>
-        <w:t>位非四大背景的實習生。直到現在，我仍很感謝當時願意給我機會、讓我加入團隊的兩位面試官。</w:t>
-      </w:r>
-      <w:r>
-        <w:rPr>
-          <w:rFonts w:ascii="標楷體" w:eastAsia="標楷體" w:hAnsi="標楷體"/>
-        </w:rPr>
-        <w:br/>
-        <w:t>那段</w:t>
-      </w:r>
-      <w:proofErr w:type="gramStart"/>
-      <w:r>
-        <w:rPr>
-          <w:rFonts w:ascii="標楷體" w:eastAsia="標楷體" w:hAnsi="標楷體"/>
-        </w:rPr>
-        <w:t>期間，</w:t>
-      </w:r>
-      <w:proofErr w:type="gramEnd"/>
-      <w:r>
-        <w:rPr>
-          <w:rFonts w:ascii="標楷體" w:eastAsia="標楷體" w:hAnsi="標楷體"/>
-        </w:rPr>
-        <w:t>我最深的</w:t>
-      </w:r>
-      <w:proofErr w:type="gramStart"/>
-      <w:r>
-        <w:rPr>
-          <w:rFonts w:ascii="標楷體" w:eastAsia="標楷體" w:hAnsi="標楷體"/>
-        </w:rPr>
-        <w:t>體悟是</w:t>
-      </w:r>
-      <w:proofErr w:type="gramEnd"/>
-      <w:r>
-        <w:rPr>
-          <w:rFonts w:ascii="標楷體" w:eastAsia="標楷體" w:hAnsi="標楷體"/>
-        </w:rPr>
-        <w:t>：不要替自己設定上限。這也是我後來</w:t>
-      </w:r>
-      <w:r>
-        <w:rPr>
-          <w:rFonts w:ascii="標楷體" w:eastAsia="標楷體" w:hAnsi="標楷體"/>
-        </w:rPr>
-        <w:t>很常用來鼓勵別人的一句話。</w:t>
-      </w:r>
-      <w:r>
-        <w:rPr>
-          <w:rFonts w:ascii="標楷體" w:eastAsia="標楷體" w:hAnsi="標楷體"/>
-        </w:rPr>
-        <w:t>而當</w:t>
-      </w:r>
-      <w:proofErr w:type="gramStart"/>
-      <w:r>
-        <w:rPr>
-          <w:rFonts w:ascii="標楷體" w:eastAsia="標楷體" w:hAnsi="標楷體"/>
-        </w:rPr>
-        <w:t>一</w:t>
-      </w:r>
-      <w:proofErr w:type="gramEnd"/>
-      <w:r>
-        <w:rPr>
-          <w:rFonts w:ascii="標楷體" w:eastAsia="標楷體" w:hAnsi="標楷體"/>
-        </w:rPr>
-        <w:t>個人真正全心全意投入其中時，世界也常會在意想不到的地方，替你打開一扇門。</w:t>
-      </w:r>
-      <w:r>
-        <w:rPr>
-          <w:rFonts w:ascii="標楷體" w:eastAsia="標楷體" w:hAnsi="標楷體" w:hint="eastAsia"/>
-        </w:rPr>
-        <w:t>泰戈爾曾寫</w:t>
-      </w:r>
-      <w:r>
-        <w:rPr>
-          <w:rFonts w:ascii="標楷體" w:eastAsia="標楷體" w:hAnsi="標楷體" w:hint="eastAsia"/>
-        </w:rPr>
-        <w:t>：「願我不祈求免於危險，而祈求能無懼地面對危險。」</w:t>
-      </w:r>
-      <w:r>
-        <w:rPr>
-          <w:rFonts w:ascii="標楷體" w:eastAsia="標楷體" w:hAnsi="標楷體" w:hint="eastAsia"/>
-        </w:rPr>
-        <w:t>人生不必總是選擇簡單的路走。並不是因為困難本身值得歌頌，而是有些事如果不去做，我大概永遠不會知道自己能走到哪裡。</w:t>
-      </w:r>
-    </w:p>
-    <w:p>
-      <w:pPr/>
+      <w:pPr>
+        <w:keepLines w:val="0"/>
+        <w:widowControl/>
+      </w:pPr>
+      <w:r>
+        <w:t>光陰倏忽，遙想起初埋首苦讀、奮力拚搏的日子，至今仍能憶起那種近乎孤注一擲的感受。雖然我並未達成每一個曾經設定的目標，但這一路對我而言，始終是一段不斷改變、成長，以及重新認識自己的旅程。 我從來不認為自己是個特別會讀書，或天資特別出眾的人。過去的我，對人生也多少抱持著得過且過的態度。就讀私立科技大學時，我的成績落在後段，甚至因為找不到畢業的理由與動力，直到第七年才正式離開校園。當然，並不是因為成績太差而無法畢業，而是在那段日子裡，我始終沒有想清楚自己究竟要往哪裡去。後來我才漸漸了解，人生未必存在一個等著被發現的標準答案；更多時候，是人在一次次選擇之後，才為自己走過的路賦予意義。</w:t>
+      </w:r>
+    </w:p>
+    <w:p>
+      <w:pPr>
+        <w:keepLines w:val="0"/>
+        <w:widowControl/>
+      </w:pPr>
+      <w:r>
+        <w:t>我曾在工地搬過鋼筋、在平價汽車旅館當過櫃檯，也曾在合法德州撲克協會擔任荷官。我並不是說這些工作有任何不好；每一份工作都值得尊重。只是對當時的我而言，它們帶來的更多是消磨。我看得到那樣的未來，卻不覺得那會是一個令我期待的人生。 「令人期待的人生」是一個很抽象的詞。踏遍世界各地的土地、看遍不同時區的晨光，算是精彩嗎？穿越山川、融入不同文化，算是精彩嗎？對我而言，人生並沒有一套預先寫好的精彩標準；意義不是被找到的，而是在選擇之後，透過行動與承擔慢慢被創造出來。能夠在這個世界上帶來一點微小而正向的改變，就是我想賦予自己人生的意義。至於何謂正向，或許終究仍要由自己決定。 在決定考研究所之後，我便如同芸芸考生一般，重新投入讀書與準備之中。我知道有很多人比我更聰明，也比我更努力；但讓我始終沒有放棄的，是一個不斷浮現的問題：我想成為怎麼樣的人？若連讀書與考試都做不到，又如何談得上對這個世界做出改變？ 首先，我想謝謝那段時期的自己。謝謝你在未來仍不明朗時，願意扛著壓力、貸款補習，開始準備研究所考試。讀書對當時的你而言並不是一件容易的事；謝謝你願意調整生活、與書為伍，也謝謝你沒有在最辛苦的時候放棄。 考試結束後，我開始思考自己未來可以做什麼。對我而言，交易既是相對快速接近目標的途徑，也是我真正樂在其中的事情。因此，我開始拼命地、厚著臉皮地尋找各種資源與機會。例如，我或許是TMBA過去少數、甚至可能唯一一位非四大、四中背景的學員；這點我沒有特別查證，但當時確實感到自己與多數人不同。後來，我也獲得實習的機會。學長曾說，我是他見過唯一一位非四大背景的實習生。直到現在，我仍很感謝當時願意給我機會、讓我加入團隊的兩位面試官。 那段期間，我最深的體悟是：不要替自己設定上限。這也是我後來很常用來鼓勵別人的一句話。而當一個人真正全心全意投入其中時，世界也常會在意想不到的地方，替你打開一扇門。泰戈爾曾寫：「願我不祈求免於危險，而祈求能無懼地面對危險。」人生不必總是選擇簡單的路走。並不是因為困難本身值得歌頌，而是有些事如果不去做，我大概永遠不會知道自己能走到哪裡。</w:t>
+      </w:r>
+    </w:p>
+    <w:p>
+      <w:pPr>
+        <w:keepLines w:val="0"/>
+        <w:widowControl/>
+      </w:pPr>
       <w:r>
         <w:rPr>
           <w:rFonts w:ascii="標楷體" w:eastAsia="標楷體" w:hAnsi="標楷體" w:hint="eastAsia"/>
@@ -311,7 +65,10 @@
       </w:r>
     </w:p>
     <w:p>
-      <w:pPr/>
+      <w:pPr>
+        <w:keepLines w:val="0"/>
+        <w:widowControl/>
+      </w:pPr>
       <w:r>
         <w:rPr>
           <w:rFonts w:ascii="標楷體" w:eastAsia="標楷體" w:hAnsi="標楷體"/>
@@ -320,7 +77,10 @@
       </w:r>
     </w:p>
     <w:p>
-      <w:pPr/>
+      <w:pPr>
+        <w:keepLines w:val="0"/>
+        <w:widowControl/>
+      </w:pPr>
       <w:r>
         <w:rPr>
           <w:rFonts w:ascii="標楷體" w:eastAsia="標楷體" w:hAnsi="標楷體"/>
@@ -329,7 +89,10 @@
       </w:r>
     </w:p>
     <w:p>
-      <w:pPr/>
+      <w:pPr>
+        <w:keepLines w:val="0"/>
+        <w:widowControl/>
+      </w:pPr>
       <w:r>
         <w:rPr>
           <w:rFonts w:ascii="標楷體" w:eastAsia="標楷體" w:hAnsi="標楷體"/>
@@ -392,7 +155,10 @@
       </w:r>
     </w:p>
     <w:p>
-      <w:pPr/>
+      <w:pPr>
+        <w:keepLines w:val="0"/>
+        <w:widowControl/>
+      </w:pPr>
       <w:proofErr w:type="gramStart"/>
       <w:r>
         <w:rPr>
@@ -461,7 +227,10 @@
       </w:r>
     </w:p>
     <w:p>
-      <w:pPr/>
+      <w:pPr>
+        <w:keepLines w:val="0"/>
+        <w:widowControl/>
+      </w:pPr>
       <w:r>
         <w:rPr>
           <w:rFonts w:ascii="標楷體" w:eastAsia="標楷體" w:hAnsi="標楷體"/>
@@ -533,7 +302,10 @@
       </w:r>
     </w:p>
     <w:p>
-      <w:pPr/>
+      <w:pPr>
+        <w:keepLines w:val="0"/>
+        <w:widowControl/>
+      </w:pPr>
       <w:r>
         <w:rPr>
           <w:rFonts w:ascii="標楷體" w:eastAsia="標楷體" w:hAnsi="標楷體"/>
@@ -556,7 +328,10 @@
       </w:r>
     </w:p>
     <w:p>
-      <w:pPr/>
+      <w:pPr>
+        <w:keepLines w:val="0"/>
+        <w:widowControl/>
+      </w:pPr>
       <w:r>
         <w:rPr>
           <w:rFonts w:ascii="標楷體" w:eastAsia="標楷體" w:hAnsi="標楷體"/>
@@ -593,10 +368,16 @@
       </w:r>
     </w:p>
     <w:p>
-      <w:pPr/>
-    </w:p>
-    <w:p>
-      <w:pPr/>
+      <w:pPr>
+        <w:keepLines w:val="0"/>
+        <w:widowControl/>
+      </w:pPr>
+    </w:p>
+    <w:p>
+      <w:pPr>
+        <w:keepLines w:val="0"/>
+        <w:widowControl/>
+      </w:pPr>
       <w:r>
         <w:rPr>
           <w:rFonts w:ascii="標楷體" w:eastAsia="標楷體" w:hAnsi="標楷體"/>
@@ -629,7 +410,10 @@
       </w:r>
     </w:p>
     <w:p>
-      <w:pPr/>
+      <w:pPr>
+        <w:keepLines w:val="0"/>
+        <w:widowControl/>
+      </w:pPr>
       <w:r>
         <w:rPr>
           <w:rFonts w:ascii="標楷體" w:eastAsia="標楷體" w:hAnsi="標楷體"/>
@@ -664,7 +448,10 @@
       </w:r>
     </w:p>
     <w:p>
-      <w:pPr/>
+      <w:pPr>
+        <w:keepLines w:val="0"/>
+        <w:widowControl/>
+      </w:pPr>
       <w:r>
         <w:rPr>
           <w:rFonts w:ascii="標楷體" w:eastAsia="標楷體" w:hAnsi="標楷體"/>
@@ -801,7 +588,10 @@
       </w:r>
     </w:p>
     <w:p>
-      <w:pPr/>
+      <w:pPr>
+        <w:keepLines w:val="0"/>
+        <w:widowControl/>
+      </w:pPr>
       <w:r>
         <w:rPr>
           <w:rFonts w:ascii="標楷體" w:eastAsia="標楷體" w:hAnsi="標楷體"/>
@@ -824,7 +614,10 @@
       </w:r>
     </w:p>
     <w:p>
-      <w:pPr/>
+      <w:pPr>
+        <w:keepLines w:val="0"/>
+        <w:widowControl/>
+      </w:pPr>
       <w:r>
         <w:rPr>
           <w:rFonts w:ascii="標楷體" w:eastAsia="標楷體" w:hAnsi="標楷體" w:cs="新細明體"/>
@@ -862,7 +655,10 @@
       </w:r>
     </w:p>
     <w:p>
-      <w:pPr/>
+      <w:pPr>
+        <w:keepLines w:val="0"/>
+        <w:widowControl/>
+      </w:pPr>
       <w:r>
         <w:rPr>
           <w:rFonts w:ascii="標楷體" w:eastAsia="標楷體" w:hAnsi="標楷體" w:cs="新細明體"/>
@@ -925,7 +721,10 @@
       </w:r>
     </w:p>
     <w:p>
-      <w:pPr/>
+      <w:pPr>
+        <w:keepLines w:val="0"/>
+        <w:widowControl/>
+      </w:pPr>
       <w:r>
         <w:rPr>
           <w:rFonts w:ascii="標楷體" w:eastAsia="標楷體" w:hAnsi="標楷體" w:cs="新細明體"/>
@@ -936,7 +735,10 @@
       </w:r>
     </w:p>
     <w:p>
-      <w:pPr/>
+      <w:pPr>
+        <w:keepLines w:val="0"/>
+        <w:widowControl/>
+      </w:pPr>
       <w:r>
         <w:rPr>
           <w:rFonts w:ascii="標楷體" w:eastAsia="標楷體" w:hAnsi="標楷體" w:cs="新細明體"/>
@@ -955,7 +757,10 @@
       </w:r>
     </w:p>
     <w:p>
-      <w:pPr/>
+      <w:pPr>
+        <w:keepLines w:val="0"/>
+        <w:widowControl/>
+      </w:pPr>
       <w:r>
         <w:rPr>
           <w:rFonts w:ascii="標楷體" w:eastAsia="標楷體" w:hAnsi="標楷體" w:cs="新細明體"/>
